--- a/115208.docx
+++ b/115208.docx
@@ -1,6 +1,6 @@
 
 <file path=word/document.xml><?xml version="1.0" encoding="utf-8"?>
-<w:document xmlns:wpc="http://schemas.microsoft.com/office/word/2010/wordprocessingCanvas" xmlns:cx="http://schemas.microsoft.com/office/drawing/2014/chartex" xmlns:cx1="http://schemas.microsoft.com/office/drawing/2015/9/8/chartex" xmlns:cx2="http://schemas.microsoft.com/office/drawing/2015/10/21/chartex" xmlns:cx3="http://schemas.microsoft.com/office/drawing/2016/5/9/chartex" xmlns:cx4="http://schemas.microsoft.com/office/drawing/2016/5/10/chartex" xmlns:cx5="http://schemas.microsoft.com/office/drawing/2016/5/11/chartex" xmlns:cx6="http://schemas.microsoft.com/office/drawing/2016/5/12/chartex" xmlns:cx7="http://schemas.microsoft.com/office/drawing/2016/5/13/chartex" xmlns:cx8="http://schemas.microsoft.com/office/drawing/2016/5/14/chartex" xmlns:mc="http://schemas.openxmlformats.org/markup-compatibility/2006" xmlns:aink="http://schemas.microsoft.com/office/drawing/2016/ink" xmlns:am3d="http://schemas.microsoft.com/office/drawing/2017/model3d" xmlns:o="urn:schemas-microsoft-com:office:office" xmlns:r="http://schemas.openxmlformats.org/officeDocument/2006/relationships" xmlns:m="http://schemas.openxmlformats.org/officeDocument/2006/math" xmlns:v="urn:schemas-microsoft-com:vml" xmlns:wp14="http://schemas.microsoft.com/office/word/2010/wordprocessingDrawing" xmlns:wp="http://schemas.openxmlformats.org/drawingml/2006/wordprocessingDrawing" xmlns:w10="urn:schemas-microsoft-com:office:word" xmlns:w="http://schemas.openxmlformats.org/wordprocessingml/2006/main" xmlns:w14="http://schemas.microsoft.com/office/word/2010/wordml" xmlns:w15="http://schemas.microsoft.com/office/word/2012/wordml" xmlns:w16cid="http://schemas.microsoft.com/office/word/2016/wordml/cid" xmlns:w16se="http://schemas.microsoft.com/office/word/2015/wordml/symex" xmlns:wpg="http://schemas.microsoft.com/office/word/2010/wordprocessingGroup" xmlns:wpi="http://schemas.microsoft.com/office/word/2010/wordprocessingInk" xmlns:wne="http://schemas.microsoft.com/office/word/2006/wordml" xmlns:wps="http://schemas.microsoft.com/office/word/2010/wordprocessingShape" mc:Ignorable="w14 w15 w16se w16cid wp14">
+<w:document xmlns:wpc="http://schemas.microsoft.com/office/word/2010/wordprocessingCanvas" xmlns:cx="http://schemas.microsoft.com/office/drawing/2014/chartex" xmlns:cx1="http://schemas.microsoft.com/office/drawing/2015/9/8/chartex" xmlns:cx2="http://schemas.microsoft.com/office/drawing/2015/10/21/chartex" xmlns:cx3="http://schemas.microsoft.com/office/drawing/2016/5/9/chartex" xmlns:cx4="http://schemas.microsoft.com/office/drawing/2016/5/10/chartex" xmlns:cx5="http://schemas.microsoft.com/office/drawing/2016/5/11/chartex" xmlns:cx6="http://schemas.microsoft.com/office/drawing/2016/5/12/chartex" xmlns:cx7="http://schemas.microsoft.com/office/drawing/2016/5/13/chartex" xmlns:cx8="http://schemas.microsoft.com/office/drawing/2016/5/14/chartex" xmlns:mc="http://schemas.openxmlformats.org/markup-compatibility/2006" xmlns:aink="http://schemas.microsoft.com/office/drawing/2016/ink" xmlns:am3d="http://schemas.microsoft.com/office/drawing/2017/model3d" xmlns:o="urn:schemas-microsoft-com:office:office" xmlns:oel="http://schemas.microsoft.com/office/2019/extlst" xmlns:r="http://schemas.openxmlformats.org/officeDocument/2006/relationships" xmlns:m="http://schemas.openxmlformats.org/officeDocument/2006/math" xmlns:v="urn:schemas-microsoft-com:vml" xmlns:wp14="http://schemas.microsoft.com/office/word/2010/wordprocessingDrawing" xmlns:wp="http://schemas.openxmlformats.org/drawingml/2006/wordprocessingDrawing" xmlns:w10="urn:schemas-microsoft-com:office:word" xmlns:w="http://schemas.openxmlformats.org/wordprocessingml/2006/main" xmlns:w14="http://schemas.microsoft.com/office/word/2010/wordml" xmlns:w15="http://schemas.microsoft.com/office/word/2012/wordml" xmlns:w16cex="http://schemas.microsoft.com/office/word/2018/wordml/cex" xmlns:w16cid="http://schemas.microsoft.com/office/word/2016/wordml/cid" xmlns:w16="http://schemas.microsoft.com/office/word/2018/wordml" xmlns:w16du="http://schemas.microsoft.com/office/word/2023/wordml/word16du" xmlns:w16sdtdh="http://schemas.microsoft.com/office/word/2020/wordml/sdtdatahash" xmlns:w16sdtfl="http://schemas.microsoft.com/office/word/2024/wordml/sdtformatlock" xmlns:w16se="http://schemas.microsoft.com/office/word/2015/wordml/symex" xmlns:wpg="http://schemas.microsoft.com/office/word/2010/wordprocessingGroup" xmlns:wpi="http://schemas.microsoft.com/office/word/2010/wordprocessingInk" xmlns:wne="http://schemas.microsoft.com/office/word/2006/wordml" xmlns:wps="http://schemas.microsoft.com/office/word/2010/wordprocessingShape" mc:Ignorable="w14 w15 w16se w16cid w16 w16cex w16sdtdh w16sdtfl w16du wp14">
   <w:body>
     <w:p>
       <w:pPr>
@@ -570,8 +570,19 @@
           <w:bCs/>
           <w:sz w:val="40"/>
         </w:rPr>
-        <w:t>謝子祈</w:t>
+        <w:t>謝子</w:t>
       </w:r>
+      <w:proofErr w:type="gramStart"/>
+      <w:r>
+        <w:rPr>
+          <w:rFonts w:eastAsia="標楷體" w:hint="eastAsia"/>
+          <w:b/>
+          <w:bCs/>
+          <w:sz w:val="40"/>
+        </w:rPr>
+        <w:t>祈</w:t>
+      </w:r>
+      <w:proofErr w:type="gramEnd"/>
     </w:p>
     <w:p>
       <w:pPr>
@@ -2944,32 +2955,8 @@
       </w:r>
       <w:bookmarkEnd w:id="5"/>
     </w:p>
-    <w:p>
-      <w:pPr>
-        <w:pStyle w:val="a5"/>
-        <w:ind w:leftChars="0" w:left="435"/>
-        <w:outlineLvl w:val="1"/>
-        <w:rPr>
-          <w:rFonts w:eastAsia="標楷體"/>
-          <w:bCs/>
-          <w:sz w:val="32"/>
-          <w:szCs w:val="36"/>
-        </w:rPr>
-      </w:pPr>
-    </w:p>
-    <w:p>
-      <w:pPr>
-        <w:pStyle w:val="a5"/>
-        <w:ind w:leftChars="0" w:left="435"/>
-        <w:outlineLvl w:val="1"/>
-        <w:rPr>
-          <w:rFonts w:eastAsia="標楷體"/>
-          <w:bCs/>
-          <w:sz w:val="32"/>
-          <w:szCs w:val="36"/>
-        </w:rPr>
-      </w:pPr>
-    </w:p>
+    <w:p/>
+    <w:p/>
     <w:p>
       <w:pPr>
         <w:pStyle w:val="a5"/>
@@ -3665,34 +3652,59 @@
     </w:p>
     <w:p>
       <w:pPr>
-        <w:outlineLvl w:val="1"/>
-        <w:rPr>
-          <w:rFonts w:eastAsia="標楷體"/>
-          <w:bCs/>
-          <w:sz w:val="32"/>
-          <w:szCs w:val="36"/>
+        <w:rPr>
+          <w:sz w:val="28"/>
+          <w:szCs w:val="28"/>
         </w:rPr>
       </w:pPr>
     </w:p>
     <w:p>
       <w:pPr>
-        <w:outlineLvl w:val="1"/>
-        <w:rPr>
-          <w:rFonts w:eastAsia="標楷體"/>
-          <w:bCs/>
-          <w:sz w:val="32"/>
-          <w:szCs w:val="36"/>
+        <w:rPr>
+          <w:sz w:val="28"/>
+          <w:szCs w:val="28"/>
         </w:rPr>
       </w:pPr>
     </w:p>
     <w:p>
       <w:pPr>
-        <w:outlineLvl w:val="1"/>
-        <w:rPr>
-          <w:rFonts w:eastAsia="標楷體"/>
-          <w:bCs/>
-          <w:sz w:val="32"/>
-          <w:szCs w:val="36"/>
+        <w:rPr>
+          <w:sz w:val="28"/>
+          <w:szCs w:val="28"/>
+        </w:rPr>
+      </w:pPr>
+    </w:p>
+    <w:p>
+      <w:pPr>
+        <w:rPr>
+          <w:rFonts w:hint="eastAsia"/>
+          <w:sz w:val="28"/>
+          <w:szCs w:val="28"/>
+        </w:rPr>
+      </w:pPr>
+    </w:p>
+    <w:p>
+      <w:pPr>
+        <w:rPr>
+          <w:sz w:val="28"/>
+          <w:szCs w:val="28"/>
+        </w:rPr>
+      </w:pPr>
+    </w:p>
+    <w:p>
+      <w:pPr>
+        <w:rPr>
+          <w:sz w:val="28"/>
+          <w:szCs w:val="28"/>
+        </w:rPr>
+      </w:pPr>
+    </w:p>
+    <w:p>
+      <w:pPr>
+        <w:rPr>
+          <w:rFonts w:hint="eastAsia"/>
+          <w:sz w:val="28"/>
+          <w:szCs w:val="28"/>
         </w:rPr>
       </w:pPr>
     </w:p>
@@ -4441,7 +4453,7 @@
                 <w:sz w:val="28"/>
                 <w:szCs w:val="28"/>
               </w:rPr>
-              <w:t>資料庫管理工具</w:t>
+              <w:t>資料庫</w:t>
             </w:r>
           </w:p>
         </w:tc>
@@ -4652,69 +4664,363 @@
     </w:p>
     <w:p>
       <w:pPr>
-        <w:outlineLvl w:val="1"/>
-        <w:rPr>
-          <w:rFonts w:eastAsia="標楷體"/>
-          <w:bCs/>
-          <w:sz w:val="32"/>
-          <w:szCs w:val="36"/>
+        <w:pStyle w:val="ab"/>
+        <w:rPr>
+          <w:sz w:val="28"/>
+          <w:szCs w:val="28"/>
         </w:rPr>
       </w:pPr>
+      <w:bookmarkStart w:id="14" w:name="_Toc210656383"/>
+      <w:r>
+        <w:rPr>
+          <w:rFonts w:hint="eastAsia"/>
+          <w:sz w:val="28"/>
+          <w:szCs w:val="28"/>
+        </w:rPr>
+        <w:lastRenderedPageBreak/>
+        <w:t>表</w:t>
+      </w:r>
+      <w:r>
+        <w:rPr>
+          <w:sz w:val="28"/>
+          <w:szCs w:val="28"/>
+        </w:rPr>
+        <w:t>3-</w:t>
+      </w:r>
+      <w:r>
+        <w:rPr>
+          <w:rFonts w:hint="eastAsia"/>
+          <w:sz w:val="28"/>
+          <w:szCs w:val="28"/>
+        </w:rPr>
+        <w:t>3</w:t>
+      </w:r>
+      <w:r>
+        <w:rPr>
+          <w:sz w:val="28"/>
+          <w:szCs w:val="28"/>
+        </w:rPr>
+        <w:t>-</w:t>
+      </w:r>
+      <w:r>
+        <w:rPr>
+          <w:rFonts w:hint="eastAsia"/>
+          <w:sz w:val="28"/>
+          <w:szCs w:val="28"/>
+        </w:rPr>
+        <w:t xml:space="preserve">3 </w:t>
+      </w:r>
+      <w:r>
+        <w:rPr>
+          <w:rFonts w:hint="eastAsia"/>
+          <w:sz w:val="28"/>
+          <w:szCs w:val="28"/>
+        </w:rPr>
+        <w:t>其他應用程式</w:t>
+      </w:r>
+      <w:bookmarkEnd w:id="14"/>
     </w:p>
-    <w:p>
-      <w:pPr>
-        <w:outlineLvl w:val="1"/>
-        <w:rPr>
-          <w:rFonts w:eastAsia="標楷體"/>
-          <w:bCs/>
-          <w:sz w:val="32"/>
-          <w:szCs w:val="36"/>
-        </w:rPr>
-      </w:pPr>
-    </w:p>
-    <w:p>
-      <w:pPr>
-        <w:outlineLvl w:val="1"/>
-        <w:rPr>
-          <w:rFonts w:eastAsia="標楷體"/>
-          <w:bCs/>
-          <w:sz w:val="32"/>
-          <w:szCs w:val="36"/>
-        </w:rPr>
-      </w:pPr>
-    </w:p>
-    <w:p>
-      <w:pPr>
-        <w:rPr>
-          <w:sz w:val="32"/>
-          <w:szCs w:val="32"/>
-        </w:rPr>
-      </w:pPr>
-    </w:p>
-    <w:p>
-      <w:pPr>
-        <w:rPr>
-          <w:sz w:val="32"/>
-          <w:szCs w:val="32"/>
-        </w:rPr>
-      </w:pPr>
-    </w:p>
-    <w:p>
-      <w:pPr>
-        <w:rPr>
-          <w:sz w:val="32"/>
-          <w:szCs w:val="32"/>
-        </w:rPr>
-      </w:pPr>
-    </w:p>
-    <w:p>
-      <w:pPr>
-        <w:rPr>
-          <w:sz w:val="32"/>
-          <w:szCs w:val="32"/>
-        </w:rPr>
-      </w:pPr>
-    </w:p>
+    <w:tbl>
+      <w:tblPr>
+        <w:tblStyle w:val="a8"/>
+        <w:tblW w:w="0" w:type="auto"/>
+        <w:tblLook w:val="04A0" w:firstRow="1" w:lastRow="0" w:firstColumn="1" w:lastColumn="0" w:noHBand="0" w:noVBand="1"/>
+      </w:tblPr>
+      <w:tblGrid>
+        <w:gridCol w:w="3539"/>
+        <w:gridCol w:w="6655"/>
+      </w:tblGrid>
+      <w:tr>
+        <w:tc>
+          <w:tcPr>
+            <w:tcW w:w="10194" w:type="dxa"/>
+            <w:gridSpan w:val="2"/>
+            <w:shd w:val="clear" w:color="auto" w:fill="F2F2F2" w:themeFill="background1" w:themeFillShade="F2"/>
+          </w:tcPr>
+          <w:p>
+            <w:pPr>
+              <w:jc w:val="center"/>
+              <w:rPr>
+                <w:rFonts w:eastAsia="標楷體" w:cs="Arial"/>
+                <w:color w:val="000000" w:themeColor="text1"/>
+                <w:kern w:val="0"/>
+                <w:sz w:val="28"/>
+                <w:szCs w:val="20"/>
+              </w:rPr>
+            </w:pPr>
+            <w:r>
+              <w:rPr>
+                <w:rFonts w:eastAsia="標楷體" w:hint="eastAsia"/>
+                <w:color w:val="000000" w:themeColor="text1"/>
+                <w:sz w:val="28"/>
+              </w:rPr>
+              <w:t>其他應用程式</w:t>
+            </w:r>
+          </w:p>
+        </w:tc>
+      </w:tr>
+      <w:tr>
+        <w:tc>
+          <w:tcPr>
+            <w:tcW w:w="3539" w:type="dxa"/>
+            <w:vAlign w:val="center"/>
+          </w:tcPr>
+          <w:p>
+            <w:pPr>
+              <w:jc w:val="both"/>
+              <w:rPr>
+                <w:rFonts w:eastAsia="標楷體"/>
+                <w:color w:val="000000" w:themeColor="text1"/>
+                <w:sz w:val="28"/>
+                <w:szCs w:val="28"/>
+              </w:rPr>
+            </w:pPr>
+            <w:r>
+              <w:rPr>
+                <w:rFonts w:eastAsia="標楷體" w:hint="eastAsia"/>
+                <w:color w:val="000000" w:themeColor="text1"/>
+                <w:sz w:val="28"/>
+                <w:szCs w:val="28"/>
+              </w:rPr>
+              <w:t>進度追蹤</w:t>
+            </w:r>
+          </w:p>
+        </w:tc>
+        <w:tc>
+          <w:tcPr>
+            <w:tcW w:w="6655" w:type="dxa"/>
+            <w:vAlign w:val="center"/>
+          </w:tcPr>
+          <w:p>
+            <w:pPr>
+              <w:jc w:val="both"/>
+              <w:rPr>
+                <w:rFonts w:eastAsia="標楷體"/>
+                <w:color w:val="000000" w:themeColor="text1"/>
+                <w:sz w:val="28"/>
+                <w:szCs w:val="28"/>
+              </w:rPr>
+            </w:pPr>
+          </w:p>
+        </w:tc>
+      </w:tr>
+      <w:tr>
+        <w:tc>
+          <w:tcPr>
+            <w:tcW w:w="3539" w:type="dxa"/>
+            <w:vAlign w:val="center"/>
+          </w:tcPr>
+          <w:p>
+            <w:pPr>
+              <w:jc w:val="both"/>
+              <w:rPr>
+                <w:rFonts w:eastAsia="標楷體"/>
+                <w:color w:val="000000" w:themeColor="text1"/>
+                <w:sz w:val="28"/>
+                <w:szCs w:val="28"/>
+              </w:rPr>
+            </w:pPr>
+            <w:r>
+              <w:rPr>
+                <w:rFonts w:eastAsia="標楷體" w:hint="eastAsia"/>
+                <w:color w:val="000000" w:themeColor="text1"/>
+                <w:sz w:val="28"/>
+                <w:szCs w:val="28"/>
+              </w:rPr>
+              <w:t>會議記錄</w:t>
+            </w:r>
+          </w:p>
+        </w:tc>
+        <w:tc>
+          <w:tcPr>
+            <w:tcW w:w="6655" w:type="dxa"/>
+            <w:vAlign w:val="center"/>
+          </w:tcPr>
+          <w:p>
+            <w:pPr>
+              <w:jc w:val="both"/>
+              <w:rPr>
+                <w:rFonts w:eastAsia="標楷體"/>
+                <w:color w:val="000000" w:themeColor="text1"/>
+                <w:sz w:val="28"/>
+                <w:szCs w:val="28"/>
+              </w:rPr>
+            </w:pPr>
+            <w:r>
+              <w:rPr>
+                <w:rFonts w:eastAsia="標楷體" w:hint="eastAsia"/>
+                <w:color w:val="000000" w:themeColor="text1"/>
+                <w:sz w:val="28"/>
+                <w:szCs w:val="28"/>
+              </w:rPr>
+              <w:t>Notion</w:t>
+            </w:r>
+          </w:p>
+        </w:tc>
+      </w:tr>
+      <w:tr>
+        <w:tc>
+          <w:tcPr>
+            <w:tcW w:w="3539" w:type="dxa"/>
+            <w:vAlign w:val="center"/>
+          </w:tcPr>
+          <w:p>
+            <w:pPr>
+              <w:jc w:val="both"/>
+              <w:rPr>
+                <w:rFonts w:eastAsia="標楷體"/>
+                <w:color w:val="000000" w:themeColor="text1"/>
+                <w:sz w:val="28"/>
+                <w:szCs w:val="28"/>
+              </w:rPr>
+            </w:pPr>
+            <w:r>
+              <w:rPr>
+                <w:rFonts w:eastAsia="標楷體" w:hint="eastAsia"/>
+                <w:color w:val="000000" w:themeColor="text1"/>
+                <w:sz w:val="28"/>
+                <w:szCs w:val="28"/>
+              </w:rPr>
+              <w:t>介面設計</w:t>
+            </w:r>
+          </w:p>
+        </w:tc>
+        <w:tc>
+          <w:tcPr>
+            <w:tcW w:w="6655" w:type="dxa"/>
+            <w:vAlign w:val="center"/>
+          </w:tcPr>
+          <w:p>
+            <w:pPr>
+              <w:jc w:val="both"/>
+              <w:rPr>
+                <w:rFonts w:eastAsia="標楷體"/>
+                <w:color w:val="000000" w:themeColor="text1"/>
+                <w:sz w:val="28"/>
+                <w:szCs w:val="28"/>
+              </w:rPr>
+            </w:pPr>
+            <w:r>
+              <w:rPr>
+                <w:rFonts w:eastAsia="標楷體" w:hint="eastAsia"/>
+                <w:color w:val="000000" w:themeColor="text1"/>
+                <w:sz w:val="28"/>
+                <w:szCs w:val="28"/>
+              </w:rPr>
+              <w:t>Stitch</w:t>
+            </w:r>
+          </w:p>
+        </w:tc>
+      </w:tr>
+      <w:tr>
+        <w:tc>
+          <w:tcPr>
+            <w:tcW w:w="3539" w:type="dxa"/>
+            <w:vAlign w:val="center"/>
+          </w:tcPr>
+          <w:p>
+            <w:pPr>
+              <w:jc w:val="both"/>
+              <w:rPr>
+                <w:rFonts w:eastAsia="標楷體"/>
+                <w:color w:val="000000" w:themeColor="text1"/>
+                <w:sz w:val="28"/>
+                <w:szCs w:val="28"/>
+              </w:rPr>
+            </w:pPr>
+            <w:r>
+              <w:rPr>
+                <w:rFonts w:eastAsia="標楷體" w:hint="eastAsia"/>
+                <w:color w:val="000000" w:themeColor="text1"/>
+                <w:sz w:val="28"/>
+                <w:szCs w:val="28"/>
+              </w:rPr>
+              <w:t>文件製作</w:t>
+            </w:r>
+          </w:p>
+        </w:tc>
+        <w:tc>
+          <w:tcPr>
+            <w:tcW w:w="6655" w:type="dxa"/>
+            <w:vAlign w:val="center"/>
+          </w:tcPr>
+          <w:p>
+            <w:pPr>
+              <w:jc w:val="both"/>
+              <w:rPr>
+                <w:rFonts w:eastAsia="標楷體"/>
+                <w:color w:val="000000" w:themeColor="text1"/>
+                <w:sz w:val="28"/>
+                <w:szCs w:val="28"/>
+              </w:rPr>
+            </w:pPr>
+            <w:r>
+              <w:rPr>
+                <w:rFonts w:eastAsia="標楷體" w:hint="eastAsia"/>
+                <w:color w:val="000000" w:themeColor="text1"/>
+                <w:sz w:val="28"/>
+                <w:szCs w:val="28"/>
+              </w:rPr>
+              <w:t>Microsoft Word</w:t>
+            </w:r>
+          </w:p>
+        </w:tc>
+      </w:tr>
+      <w:tr>
+        <w:tc>
+          <w:tcPr>
+            <w:tcW w:w="3539" w:type="dxa"/>
+            <w:vAlign w:val="center"/>
+          </w:tcPr>
+          <w:p>
+            <w:pPr>
+              <w:jc w:val="both"/>
+              <w:rPr>
+                <w:rFonts w:eastAsia="標楷體" w:hint="eastAsia"/>
+                <w:color w:val="000000" w:themeColor="text1"/>
+                <w:sz w:val="28"/>
+                <w:szCs w:val="28"/>
+              </w:rPr>
+            </w:pPr>
+            <w:r>
+              <w:rPr>
+                <w:rFonts w:eastAsia="標楷體" w:hint="eastAsia"/>
+                <w:color w:val="000000" w:themeColor="text1"/>
+                <w:sz w:val="28"/>
+                <w:szCs w:val="28"/>
+              </w:rPr>
+              <w:t>簡報製作</w:t>
+            </w:r>
+          </w:p>
+        </w:tc>
+        <w:tc>
+          <w:tcPr>
+            <w:tcW w:w="6655" w:type="dxa"/>
+            <w:vAlign w:val="center"/>
+          </w:tcPr>
+          <w:p>
+            <w:pPr>
+              <w:jc w:val="both"/>
+              <w:rPr>
+                <w:rFonts w:eastAsia="標楷體" w:hint="eastAsia"/>
+                <w:color w:val="000000" w:themeColor="text1"/>
+                <w:sz w:val="28"/>
+                <w:szCs w:val="28"/>
+              </w:rPr>
+            </w:pPr>
+            <w:r>
+              <w:rPr>
+                <w:rFonts w:eastAsia="標楷體" w:hint="eastAsia"/>
+                <w:color w:val="000000" w:themeColor="text1"/>
+                <w:sz w:val="28"/>
+                <w:szCs w:val="28"/>
+              </w:rPr>
+              <w:t>Canva</w:t>
+            </w:r>
+          </w:p>
+        </w:tc>
+      </w:tr>
+    </w:tbl>
     <w:p>
       <w:pPr>
         <w:rPr>
@@ -4740,7 +5046,7 @@
           <w:szCs w:val="36"/>
         </w:rPr>
       </w:pPr>
-      <w:bookmarkStart w:id="14" w:name="_Toc227357993"/>
+      <w:bookmarkStart w:id="15" w:name="_Toc227357993"/>
       <w:r>
         <w:rPr>
           <w:rFonts w:eastAsia="標楷體" w:hint="eastAsia"/>
@@ -4787,7 +5093,7 @@
         </w:rPr>
         <w:t>專程與組織分工</w:t>
       </w:r>
-      <w:bookmarkEnd w:id="14"/>
+      <w:bookmarkEnd w:id="15"/>
     </w:p>
     <w:p>
       <w:pPr>
@@ -4805,7 +5111,7 @@
           <w:szCs w:val="36"/>
         </w:rPr>
       </w:pPr>
-      <w:bookmarkStart w:id="15" w:name="_Toc227357994"/>
+      <w:bookmarkStart w:id="16" w:name="_Toc227357994"/>
       <w:r>
         <w:rPr>
           <w:rFonts w:eastAsia="標楷體" w:hint="eastAsia"/>
@@ -4815,7 +5121,7 @@
         </w:rPr>
         <w:t>系統架構</w:t>
       </w:r>
-      <w:bookmarkEnd w:id="15"/>
+      <w:bookmarkEnd w:id="16"/>
     </w:p>
     <w:p>
       <w:pPr>
@@ -4925,7 +5231,7 @@
                 <w:szCs w:val="28"/>
               </w:rPr>
             </w:pPr>
-            <w:bookmarkStart w:id="16" w:name="_Hlk198593632"/>
+            <w:bookmarkStart w:id="17" w:name="_Hlk198593632"/>
             <w:r>
               <w:rPr>
                 <w:rFonts w:eastAsia="標楷體" w:hint="eastAsia"/>
@@ -15252,8 +15558,8 @@
           <w:szCs w:val="26"/>
         </w:rPr>
       </w:pPr>
-      <w:bookmarkStart w:id="17" w:name="_Toc227357995"/>
-      <w:bookmarkEnd w:id="16"/>
+      <w:bookmarkStart w:id="18" w:name="_Toc227357995"/>
+      <w:bookmarkEnd w:id="17"/>
       <w:r>
         <w:rPr>
           <w:rFonts w:eastAsia="標楷體" w:hint="eastAsia"/>
@@ -15319,7 +15625,7 @@
         </w:rPr>
         <w:t>圖</w:t>
       </w:r>
-      <w:bookmarkEnd w:id="17"/>
+      <w:bookmarkEnd w:id="18"/>
     </w:p>
     <w:p>
       <w:pPr>
@@ -15354,7 +15660,7 @@
           <w:szCs w:val="36"/>
         </w:rPr>
       </w:pPr>
-      <w:bookmarkStart w:id="18" w:name="_Toc227357996"/>
+      <w:bookmarkStart w:id="19" w:name="_Toc227357996"/>
       <w:r>
         <w:rPr>
           <w:rFonts w:eastAsia="標楷體" w:hint="eastAsia"/>
@@ -15365,7 +15671,7 @@
         <w:lastRenderedPageBreak/>
         <w:t>專案組織與分工</w:t>
       </w:r>
-      <w:bookmarkEnd w:id="18"/>
+      <w:bookmarkEnd w:id="19"/>
     </w:p>
     <w:p>
       <w:pPr>
@@ -19522,7 +19828,7 @@
           <w:szCs w:val="36"/>
         </w:rPr>
       </w:pPr>
-      <w:bookmarkStart w:id="19" w:name="_Toc227357997"/>
+      <w:bookmarkStart w:id="20" w:name="_Toc227357997"/>
       <w:r>
         <w:rPr>
           <w:rFonts w:eastAsia="標楷體" w:hint="eastAsia"/>
@@ -19569,7 +19875,7 @@
         </w:rPr>
         <w:t>需求模型</w:t>
       </w:r>
-      <w:bookmarkEnd w:id="19"/>
+      <w:bookmarkEnd w:id="20"/>
     </w:p>
     <w:p>
       <w:pPr>
@@ -19648,7 +19954,7 @@
           <w:szCs w:val="36"/>
         </w:rPr>
       </w:pPr>
-      <w:bookmarkStart w:id="20" w:name="_Toc227357998"/>
+      <w:bookmarkStart w:id="21" w:name="_Toc227357998"/>
       <w:r>
         <w:rPr>
           <w:rFonts w:eastAsia="標楷體" w:hint="eastAsia"/>
@@ -19695,7 +20001,7 @@
         </w:rPr>
         <w:t>程序模型</w:t>
       </w:r>
-      <w:bookmarkEnd w:id="20"/>
+      <w:bookmarkEnd w:id="21"/>
     </w:p>
     <w:p>
       <w:pPr>
@@ -19762,7 +20068,7 @@
           <w:szCs w:val="36"/>
         </w:rPr>
       </w:pPr>
-      <w:bookmarkStart w:id="21" w:name="_Toc227357999"/>
+      <w:bookmarkStart w:id="22" w:name="_Toc227357999"/>
       <w:r>
         <w:rPr>
           <w:rFonts w:eastAsia="標楷體" w:hint="eastAsia"/>
@@ -19809,7 +20115,7 @@
         </w:rPr>
         <w:t>系統模型</w:t>
       </w:r>
-      <w:bookmarkEnd w:id="21"/>
+      <w:bookmarkEnd w:id="22"/>
     </w:p>
     <w:p>
       <w:pPr>
@@ -19912,7 +20218,7 @@
           <w:szCs w:val="36"/>
         </w:rPr>
       </w:pPr>
-      <w:bookmarkStart w:id="22" w:name="_Toc227358000"/>
+      <w:bookmarkStart w:id="23" w:name="_Toc227358000"/>
       <w:r>
         <w:rPr>
           <w:rFonts w:eastAsia="標楷體" w:hint="eastAsia"/>
@@ -19959,7 +20265,7 @@
         </w:rPr>
         <w:t>資料庫設計</w:t>
       </w:r>
-      <w:bookmarkEnd w:id="22"/>
+      <w:bookmarkEnd w:id="23"/>
     </w:p>
     <w:p>
       <w:pPr>
@@ -20047,12 +20353,22 @@
     <w:p>
       <w:pPr>
         <w:rPr>
+          <w:rFonts w:eastAsia="標楷體"/>
+          <w:bCs/>
+          <w:sz w:val="32"/>
+          <w:szCs w:val="36"/>
+        </w:rPr>
+      </w:pPr>
+      <w:r>
+        <w:rPr>
           <w:rFonts w:eastAsia="標楷體" w:hint="eastAsia"/>
           <w:bCs/>
           <w:sz w:val="32"/>
           <w:szCs w:val="36"/>
         </w:rPr>
-      </w:pPr>
+        <w:lastRenderedPageBreak/>
+        <w:t>8-2</w:t>
+      </w:r>
       <w:r>
         <w:rPr>
           <w:rFonts w:eastAsia="標楷體" w:hint="eastAsia"/>
@@ -20060,8 +20376,7 @@
           <w:sz w:val="32"/>
           <w:szCs w:val="36"/>
         </w:rPr>
-        <w:lastRenderedPageBreak/>
-        <w:t>8-2</w:t>
+        <w:tab/>
       </w:r>
       <w:r>
         <w:rPr>
@@ -20070,7 +20385,7 @@
           <w:sz w:val="32"/>
           <w:szCs w:val="36"/>
         </w:rPr>
-        <w:tab/>
+        <w:t>表格及其</w:t>
       </w:r>
       <w:r>
         <w:rPr>
@@ -20079,19 +20394,8 @@
           <w:sz w:val="32"/>
           <w:szCs w:val="36"/>
         </w:rPr>
-        <w:t>表格及其</w:t>
-      </w:r>
-      <w:r>
-        <w:rPr>
-          <w:rFonts w:eastAsia="標楷體" w:hint="eastAsia"/>
-          <w:bCs/>
-          <w:sz w:val="32"/>
-          <w:szCs w:val="36"/>
-        </w:rPr>
         <w:t>Meta data</w:t>
       </w:r>
-      <w:bookmarkStart w:id="23" w:name="_GoBack"/>
-      <w:bookmarkEnd w:id="23"/>
     </w:p>
     <w:sectPr>
       <w:pgSz w:w="11906" w:h="16838" w:code="9"/>
@@ -20104,7 +20408,7 @@
 </file>
 
 <file path=word/numbering.xml><?xml version="1.0" encoding="utf-8"?>
-<w:numbering xmlns:wpc="http://schemas.microsoft.com/office/word/2010/wordprocessingCanvas" xmlns:cx="http://schemas.microsoft.com/office/drawing/2014/chartex" xmlns:cx1="http://schemas.microsoft.com/office/drawing/2015/9/8/chartex" xmlns:cx2="http://schemas.microsoft.com/office/drawing/2015/10/21/chartex" xmlns:cx3="http://schemas.microsoft.com/office/drawing/2016/5/9/chartex" xmlns:cx4="http://schemas.microsoft.com/office/drawing/2016/5/10/chartex" xmlns:cx5="http://schemas.microsoft.com/office/drawing/2016/5/11/chartex" xmlns:cx6="http://schemas.microsoft.com/office/drawing/2016/5/12/chartex" xmlns:cx7="http://schemas.microsoft.com/office/drawing/2016/5/13/chartex" xmlns:cx8="http://schemas.microsoft.com/office/drawing/2016/5/14/chartex" xmlns:mc="http://schemas.openxmlformats.org/markup-compatibility/2006" xmlns:aink="http://schemas.microsoft.com/office/drawing/2016/ink" xmlns:am3d="http://schemas.microsoft.com/office/drawing/2017/model3d" xmlns:o="urn:schemas-microsoft-com:office:office" xmlns:r="http://schemas.openxmlformats.org/officeDocument/2006/relationships" xmlns:m="http://schemas.openxmlformats.org/officeDocument/2006/math" xmlns:v="urn:schemas-microsoft-com:vml" xmlns:wp14="http://schemas.microsoft.com/office/word/2010/wordprocessingDrawing" xmlns:wp="http://schemas.openxmlformats.org/drawingml/2006/wordprocessingDrawing" xmlns:w10="urn:schemas-microsoft-com:office:word" xmlns:w="http://schemas.openxmlformats.org/wordprocessingml/2006/main" xmlns:w14="http://schemas.microsoft.com/office/word/2010/wordml" xmlns:w15="http://schemas.microsoft.com/office/word/2012/wordml" xmlns:w16cid="http://schemas.microsoft.com/office/word/2016/wordml/cid" xmlns:w16se="http://schemas.microsoft.com/office/word/2015/wordml/symex" xmlns:wpg="http://schemas.microsoft.com/office/word/2010/wordprocessingGroup" xmlns:wpi="http://schemas.microsoft.com/office/word/2010/wordprocessingInk" xmlns:wne="http://schemas.microsoft.com/office/word/2006/wordml" xmlns:wps="http://schemas.microsoft.com/office/word/2010/wordprocessingShape" mc:Ignorable="w14 w15 w16se w16cid wp14">
+<w:numbering xmlns:wpc="http://schemas.microsoft.com/office/word/2010/wordprocessingCanvas" xmlns:cx="http://schemas.microsoft.com/office/drawing/2014/chartex" xmlns:cx1="http://schemas.microsoft.com/office/drawing/2015/9/8/chartex" xmlns:cx2="http://schemas.microsoft.com/office/drawing/2015/10/21/chartex" xmlns:cx3="http://schemas.microsoft.com/office/drawing/2016/5/9/chartex" xmlns:cx4="http://schemas.microsoft.com/office/drawing/2016/5/10/chartex" xmlns:cx5="http://schemas.microsoft.com/office/drawing/2016/5/11/chartex" xmlns:cx6="http://schemas.microsoft.com/office/drawing/2016/5/12/chartex" xmlns:cx7="http://schemas.microsoft.com/office/drawing/2016/5/13/chartex" xmlns:cx8="http://schemas.microsoft.com/office/drawing/2016/5/14/chartex" xmlns:mc="http://schemas.openxmlformats.org/markup-compatibility/2006" xmlns:aink="http://schemas.microsoft.com/office/drawing/2016/ink" xmlns:am3d="http://schemas.microsoft.com/office/drawing/2017/model3d" xmlns:o="urn:schemas-microsoft-com:office:office" xmlns:oel="http://schemas.microsoft.com/office/2019/extlst" xmlns:r="http://schemas.openxmlformats.org/officeDocument/2006/relationships" xmlns:m="http://schemas.openxmlformats.org/officeDocument/2006/math" xmlns:v="urn:schemas-microsoft-com:vml" xmlns:wp14="http://schemas.microsoft.com/office/word/2010/wordprocessingDrawing" xmlns:wp="http://schemas.openxmlformats.org/drawingml/2006/wordprocessingDrawing" xmlns:w10="urn:schemas-microsoft-com:office:word" xmlns:w="http://schemas.openxmlformats.org/wordprocessingml/2006/main" xmlns:w14="http://schemas.microsoft.com/office/word/2010/wordml" xmlns:w15="http://schemas.microsoft.com/office/word/2012/wordml" xmlns:w16cex="http://schemas.microsoft.com/office/word/2018/wordml/cex" xmlns:w16cid="http://schemas.microsoft.com/office/word/2016/wordml/cid" xmlns:w16="http://schemas.microsoft.com/office/word/2018/wordml" xmlns:w16du="http://schemas.microsoft.com/office/word/2023/wordml/word16du" xmlns:w16sdtdh="http://schemas.microsoft.com/office/word/2020/wordml/sdtdatahash" xmlns:w16sdtfl="http://schemas.microsoft.com/office/word/2024/wordml/sdtformatlock" xmlns:w16se="http://schemas.microsoft.com/office/word/2015/wordml/symex" xmlns:wpg="http://schemas.microsoft.com/office/word/2010/wordprocessingGroup" xmlns:wpi="http://schemas.microsoft.com/office/word/2010/wordprocessingInk" xmlns:wne="http://schemas.microsoft.com/office/word/2006/wordml" xmlns:wps="http://schemas.microsoft.com/office/word/2010/wordprocessingShape" mc:Ignorable="w14 w15 w16se w16cid w16 w16cex w16sdtdh w16sdtfl w16du wp14">
   <w:abstractNum w:abstractNumId="0" w15:restartNumberingAfterBreak="0">
     <w:nsid w:val="0204078B"/>
     <w:multiLevelType w:val="multilevel"/>
@@ -21023,38 +21327,38 @@
       </w:pPr>
     </w:lvl>
   </w:abstractNum>
-  <w:num w:numId="1">
+  <w:num w:numId="1" w16cid:durableId="1856771033">
     <w:abstractNumId w:val="2"/>
   </w:num>
-  <w:num w:numId="2">
+  <w:num w:numId="2" w16cid:durableId="1997220117">
     <w:abstractNumId w:val="0"/>
   </w:num>
-  <w:num w:numId="3">
+  <w:num w:numId="3" w16cid:durableId="313993533">
     <w:abstractNumId w:val="4"/>
   </w:num>
-  <w:num w:numId="4">
+  <w:num w:numId="4" w16cid:durableId="259147293">
     <w:abstractNumId w:val="6"/>
   </w:num>
-  <w:num w:numId="5">
+  <w:num w:numId="5" w16cid:durableId="580139893">
     <w:abstractNumId w:val="1"/>
   </w:num>
-  <w:num w:numId="6">
+  <w:num w:numId="6" w16cid:durableId="690912207">
     <w:abstractNumId w:val="7"/>
   </w:num>
-  <w:num w:numId="7">
+  <w:num w:numId="7" w16cid:durableId="875000089">
     <w:abstractNumId w:val="3"/>
   </w:num>
-  <w:num w:numId="8">
+  <w:num w:numId="8" w16cid:durableId="2025743802">
     <w:abstractNumId w:val="5"/>
   </w:num>
-  <w:num w:numId="9">
+  <w:num w:numId="9" w16cid:durableId="800535916">
     <w:abstractNumId w:val="8"/>
   </w:num>
 </w:numbering>
 </file>
 
 <file path=word/styles.xml><?xml version="1.0" encoding="utf-8"?>
-<w:styles xmlns:mc="http://schemas.openxmlformats.org/markup-compatibility/2006" xmlns:r="http://schemas.openxmlformats.org/officeDocument/2006/relationships" xmlns:w="http://schemas.openxmlformats.org/wordprocessingml/2006/main" xmlns:w14="http://schemas.microsoft.com/office/word/2010/wordml" xmlns:w15="http://schemas.microsoft.com/office/word/2012/wordml" xmlns:w16cid="http://schemas.microsoft.com/office/word/2016/wordml/cid" xmlns:w16se="http://schemas.microsoft.com/office/word/2015/wordml/symex" mc:Ignorable="w14 w15 w16se w16cid">
+<w:styles xmlns:mc="http://schemas.openxmlformats.org/markup-compatibility/2006" xmlns:r="http://schemas.openxmlformats.org/officeDocument/2006/relationships" xmlns:w="http://schemas.openxmlformats.org/wordprocessingml/2006/main" xmlns:w14="http://schemas.microsoft.com/office/word/2010/wordml" xmlns:w15="http://schemas.microsoft.com/office/word/2012/wordml" xmlns:w16cex="http://schemas.microsoft.com/office/word/2018/wordml/cex" xmlns:w16cid="http://schemas.microsoft.com/office/word/2016/wordml/cid" xmlns:w16="http://schemas.microsoft.com/office/word/2018/wordml" xmlns:w16du="http://schemas.microsoft.com/office/word/2023/wordml/word16du" xmlns:w16sdtdh="http://schemas.microsoft.com/office/word/2020/wordml/sdtdatahash" xmlns:w16sdtfl="http://schemas.microsoft.com/office/word/2024/wordml/sdtformatlock" xmlns:w16se="http://schemas.microsoft.com/office/word/2015/wordml/symex" mc:Ignorable="w14 w15 w16se w16cid w16 w16cex w16sdtdh w16sdtfl w16du">
   <w:docDefaults>
     <w:rPrDefault>
       <w:rPr>
@@ -21067,7 +21371,7 @@
     </w:rPrDefault>
     <w:pPrDefault/>
   </w:docDefaults>
-  <w:latentStyles w:defLockedState="0" w:defUIPriority="99" w:defSemiHidden="0" w:defUnhideWhenUsed="0" w:defQFormat="0" w:count="375">
+  <w:latentStyles w:defLockedState="0" w:defUIPriority="99" w:defSemiHidden="0" w:defUnhideWhenUsed="0" w:defQFormat="0" w:count="376">
     <w:lsdException w:name="Normal" w:uiPriority="0" w:qFormat="1"/>
     <w:lsdException w:name="heading 1" w:uiPriority="9" w:qFormat="1"/>
     <w:lsdException w:name="heading 2" w:semiHidden="1" w:uiPriority="9" w:unhideWhenUsed="1" w:qFormat="1"/>
@@ -21443,6 +21747,7 @@
     <w:lsdException w:name="Smart Hyperlink" w:semiHidden="1" w:unhideWhenUsed="1"/>
     <w:lsdException w:name="Hashtag" w:semiHidden="1" w:unhideWhenUsed="1"/>
     <w:lsdException w:name="Unresolved Mention" w:semiHidden="1" w:unhideWhenUsed="1"/>
+    <w:lsdException w:name="Smart Link" w:semiHidden="1" w:unhideWhenUsed="1"/>
   </w:latentStyles>
   <w:style w:type="paragraph" w:default="1" w:styleId="a">
     <w:name w:val="Normal"/>

--- a/115208.docx
+++ b/115208.docx
@@ -1,6 +1,6 @@
 
 <file path=word/document.xml><?xml version="1.0" encoding="utf-8"?>
-<w:document xmlns:wpc="http://schemas.microsoft.com/office/word/2010/wordprocessingCanvas" xmlns:cx="http://schemas.microsoft.com/office/drawing/2014/chartex" xmlns:cx1="http://schemas.microsoft.com/office/drawing/2015/9/8/chartex" xmlns:cx2="http://schemas.microsoft.com/office/drawing/2015/10/21/chartex" xmlns:cx3="http://schemas.microsoft.com/office/drawing/2016/5/9/chartex" xmlns:cx4="http://schemas.microsoft.com/office/drawing/2016/5/10/chartex" xmlns:cx5="http://schemas.microsoft.com/office/drawing/2016/5/11/chartex" xmlns:cx6="http://schemas.microsoft.com/office/drawing/2016/5/12/chartex" xmlns:cx7="http://schemas.microsoft.com/office/drawing/2016/5/13/chartex" xmlns:cx8="http://schemas.microsoft.com/office/drawing/2016/5/14/chartex" xmlns:mc="http://schemas.openxmlformats.org/markup-compatibility/2006" xmlns:aink="http://schemas.microsoft.com/office/drawing/2016/ink" xmlns:am3d="http://schemas.microsoft.com/office/drawing/2017/model3d" xmlns:o="urn:schemas-microsoft-com:office:office" xmlns:oel="http://schemas.microsoft.com/office/2019/extlst" xmlns:r="http://schemas.openxmlformats.org/officeDocument/2006/relationships" xmlns:m="http://schemas.openxmlformats.org/officeDocument/2006/math" xmlns:v="urn:schemas-microsoft-com:vml" xmlns:wp14="http://schemas.microsoft.com/office/word/2010/wordprocessingDrawing" xmlns:wp="http://schemas.openxmlformats.org/drawingml/2006/wordprocessingDrawing" xmlns:w10="urn:schemas-microsoft-com:office:word" xmlns:w="http://schemas.openxmlformats.org/wordprocessingml/2006/main" xmlns:w14="http://schemas.microsoft.com/office/word/2010/wordml" xmlns:w15="http://schemas.microsoft.com/office/word/2012/wordml" xmlns:w16cex="http://schemas.microsoft.com/office/word/2018/wordml/cex" xmlns:w16cid="http://schemas.microsoft.com/office/word/2016/wordml/cid" xmlns:w16="http://schemas.microsoft.com/office/word/2018/wordml" xmlns:w16du="http://schemas.microsoft.com/office/word/2023/wordml/word16du" xmlns:w16sdtdh="http://schemas.microsoft.com/office/word/2020/wordml/sdtdatahash" xmlns:w16sdtfl="http://schemas.microsoft.com/office/word/2024/wordml/sdtformatlock" xmlns:w16se="http://schemas.microsoft.com/office/word/2015/wordml/symex" xmlns:wpg="http://schemas.microsoft.com/office/word/2010/wordprocessingGroup" xmlns:wpi="http://schemas.microsoft.com/office/word/2010/wordprocessingInk" xmlns:wne="http://schemas.microsoft.com/office/word/2006/wordml" xmlns:wps="http://schemas.microsoft.com/office/word/2010/wordprocessingShape" mc:Ignorable="w14 w15 w16se w16cid w16 w16cex w16sdtdh w16sdtfl w16du wp14">
+<w:document xmlns:wpc="http://schemas.microsoft.com/office/word/2010/wordprocessingCanvas" xmlns:cx="http://schemas.microsoft.com/office/drawing/2014/chartex" xmlns:cx1="http://schemas.microsoft.com/office/drawing/2015/9/8/chartex" xmlns:cx2="http://schemas.microsoft.com/office/drawing/2015/10/21/chartex" xmlns:cx3="http://schemas.microsoft.com/office/drawing/2016/5/9/chartex" xmlns:cx4="http://schemas.microsoft.com/office/drawing/2016/5/10/chartex" xmlns:cx5="http://schemas.microsoft.com/office/drawing/2016/5/11/chartex" xmlns:cx6="http://schemas.microsoft.com/office/drawing/2016/5/12/chartex" xmlns:cx7="http://schemas.microsoft.com/office/drawing/2016/5/13/chartex" xmlns:cx8="http://schemas.microsoft.com/office/drawing/2016/5/14/chartex" xmlns:mc="http://schemas.openxmlformats.org/markup-compatibility/2006" xmlns:aink="http://schemas.microsoft.com/office/drawing/2016/ink" xmlns:am3d="http://schemas.microsoft.com/office/drawing/2017/model3d" xmlns:o="urn:schemas-microsoft-com:office:office" xmlns:r="http://schemas.openxmlformats.org/officeDocument/2006/relationships" xmlns:m="http://schemas.openxmlformats.org/officeDocument/2006/math" xmlns:v="urn:schemas-microsoft-com:vml" xmlns:wp14="http://schemas.microsoft.com/office/word/2010/wordprocessingDrawing" xmlns:wp="http://schemas.openxmlformats.org/drawingml/2006/wordprocessingDrawing" xmlns:w10="urn:schemas-microsoft-com:office:word" xmlns:w="http://schemas.openxmlformats.org/wordprocessingml/2006/main" xmlns:w14="http://schemas.microsoft.com/office/word/2010/wordml" xmlns:w15="http://schemas.microsoft.com/office/word/2012/wordml" xmlns:w16cid="http://schemas.microsoft.com/office/word/2016/wordml/cid" xmlns:w16se="http://schemas.microsoft.com/office/word/2015/wordml/symex" xmlns:wpg="http://schemas.microsoft.com/office/word/2010/wordprocessingGroup" xmlns:wpi="http://schemas.microsoft.com/office/word/2010/wordprocessingInk" xmlns:wne="http://schemas.microsoft.com/office/word/2006/wordml" xmlns:wps="http://schemas.microsoft.com/office/word/2010/wordprocessingShape" mc:Ignorable="w14 w15 w16se w16cid wp14">
   <w:body>
     <w:p>
       <w:pPr>
@@ -570,19 +570,8 @@
           <w:bCs/>
           <w:sz w:val="40"/>
         </w:rPr>
-        <w:t>謝子</w:t>
+        <w:t>謝子祈</w:t>
       </w:r>
-      <w:proofErr w:type="gramStart"/>
-      <w:r>
-        <w:rPr>
-          <w:rFonts w:eastAsia="標楷體" w:hint="eastAsia"/>
-          <w:b/>
-          <w:bCs/>
-          <w:sz w:val="40"/>
-        </w:rPr>
-        <w:t>祈</w:t>
-      </w:r>
-      <w:proofErr w:type="gramEnd"/>
     </w:p>
     <w:p>
       <w:pPr>
@@ -3677,7 +3666,6 @@
     <w:p>
       <w:pPr>
         <w:rPr>
-          <w:rFonts w:hint="eastAsia"/>
           <w:sz w:val="28"/>
           <w:szCs w:val="28"/>
         </w:rPr>
@@ -3702,7 +3690,6 @@
     <w:p>
       <w:pPr>
         <w:rPr>
-          <w:rFonts w:hint="eastAsia"/>
           <w:sz w:val="28"/>
           <w:szCs w:val="28"/>
         </w:rPr>
@@ -4976,7 +4963,7 @@
             <w:pPr>
               <w:jc w:val="both"/>
               <w:rPr>
-                <w:rFonts w:eastAsia="標楷體" w:hint="eastAsia"/>
+                <w:rFonts w:eastAsia="標楷體"/>
                 <w:color w:val="000000" w:themeColor="text1"/>
                 <w:sz w:val="28"/>
                 <w:szCs w:val="28"/>
@@ -5002,7 +4989,7 @@
             <w:pPr>
               <w:jc w:val="both"/>
               <w:rPr>
-                <w:rFonts w:eastAsia="標楷體" w:hint="eastAsia"/>
+                <w:rFonts w:eastAsia="標楷體"/>
                 <w:color w:val="000000" w:themeColor="text1"/>
                 <w:sz w:val="28"/>
                 <w:szCs w:val="28"/>
@@ -20397,6 +20384,926 @@
         <w:t>Meta data</w:t>
       </w:r>
     </w:p>
+    <w:tbl>
+      <w:tblPr>
+        <w:tblStyle w:val="a8"/>
+        <w:tblW w:w="10207" w:type="dxa"/>
+        <w:tblLayout w:type="fixed"/>
+        <w:tblLook w:val="04A0" w:firstRow="1" w:lastRow="0" w:firstColumn="1" w:lastColumn="0" w:noHBand="0" w:noVBand="1"/>
+      </w:tblPr>
+      <w:tblGrid>
+        <w:gridCol w:w="3402"/>
+        <w:gridCol w:w="1928"/>
+        <w:gridCol w:w="1418"/>
+        <w:gridCol w:w="864"/>
+        <w:gridCol w:w="865"/>
+        <w:gridCol w:w="865"/>
+        <w:gridCol w:w="865"/>
+      </w:tblGrid>
+      <w:tr>
+        <w:tc>
+          <w:tcPr>
+            <w:tcW w:w="10207" w:type="dxa"/>
+            <w:gridSpan w:val="7"/>
+            <w:tcBorders>
+              <w:bottom w:val="single" w:sz="4" w:space="0" w:color="auto"/>
+            </w:tcBorders>
+            <w:shd w:val="pct15" w:color="auto" w:fill="auto"/>
+            <w:vAlign w:val="center"/>
+          </w:tcPr>
+          <w:p>
+            <w:pPr>
+              <w:jc w:val="center"/>
+              <w:rPr>
+                <w:rFonts w:eastAsia="標楷體"/>
+                <w:color w:val="000000" w:themeColor="text1"/>
+                <w:sz w:val="28"/>
+                <w:szCs w:val="28"/>
+              </w:rPr>
+            </w:pPr>
+            <w:r>
+              <w:rPr>
+                <w:rFonts w:eastAsia="標楷體" w:hint="eastAsia"/>
+                <w:color w:val="000000" w:themeColor="text1"/>
+                <w:sz w:val="28"/>
+                <w:szCs w:val="28"/>
+              </w:rPr>
+              <w:t>T</w:t>
+            </w:r>
+            <w:r>
+              <w:rPr>
+                <w:rFonts w:eastAsia="標楷體"/>
+                <w:color w:val="000000" w:themeColor="text1"/>
+                <w:sz w:val="28"/>
+                <w:szCs w:val="28"/>
+              </w:rPr>
+              <w:t>01</w:t>
+            </w:r>
+            <w:r>
+              <w:rPr>
+                <w:rFonts w:eastAsia="標楷體"/>
+                <w:color w:val="000000" w:themeColor="text1"/>
+                <w:sz w:val="28"/>
+                <w:szCs w:val="28"/>
+              </w:rPr>
+              <w:t xml:space="preserve"> </w:t>
+            </w:r>
+          </w:p>
+        </w:tc>
+      </w:tr>
+      <w:tr>
+        <w:tc>
+          <w:tcPr>
+            <w:tcW w:w="3402" w:type="dxa"/>
+            <w:tcBorders>
+              <w:bottom w:val="single" w:sz="4" w:space="0" w:color="auto"/>
+            </w:tcBorders>
+            <w:shd w:val="pct15" w:color="auto" w:fill="auto"/>
+            <w:vAlign w:val="center"/>
+          </w:tcPr>
+          <w:p>
+            <w:pPr>
+              <w:jc w:val="center"/>
+              <w:rPr>
+                <w:rFonts w:eastAsia="標楷體"/>
+                <w:color w:val="000000" w:themeColor="text1"/>
+                <w:sz w:val="28"/>
+                <w:szCs w:val="28"/>
+              </w:rPr>
+            </w:pPr>
+            <w:r>
+              <w:rPr>
+                <w:rFonts w:eastAsia="標楷體" w:hint="eastAsia"/>
+                <w:color w:val="000000" w:themeColor="text1"/>
+                <w:sz w:val="28"/>
+                <w:szCs w:val="28"/>
+              </w:rPr>
+              <w:t>欄位名稱</w:t>
+            </w:r>
+          </w:p>
+        </w:tc>
+        <w:tc>
+          <w:tcPr>
+            <w:tcW w:w="1928" w:type="dxa"/>
+            <w:tcBorders>
+              <w:bottom w:val="single" w:sz="4" w:space="0" w:color="auto"/>
+            </w:tcBorders>
+            <w:shd w:val="pct15" w:color="auto" w:fill="auto"/>
+            <w:vAlign w:val="center"/>
+          </w:tcPr>
+          <w:p>
+            <w:pPr>
+              <w:jc w:val="center"/>
+              <w:rPr>
+                <w:rFonts w:eastAsia="標楷體"/>
+                <w:color w:val="000000" w:themeColor="text1"/>
+                <w:sz w:val="28"/>
+                <w:szCs w:val="28"/>
+              </w:rPr>
+            </w:pPr>
+            <w:r>
+              <w:rPr>
+                <w:rFonts w:eastAsia="標楷體" w:hint="eastAsia"/>
+                <w:color w:val="000000" w:themeColor="text1"/>
+                <w:sz w:val="28"/>
+                <w:szCs w:val="28"/>
+              </w:rPr>
+              <w:t>中文名稱</w:t>
+            </w:r>
+          </w:p>
+        </w:tc>
+        <w:tc>
+          <w:tcPr>
+            <w:tcW w:w="1418" w:type="dxa"/>
+            <w:tcBorders>
+              <w:bottom w:val="single" w:sz="4" w:space="0" w:color="auto"/>
+            </w:tcBorders>
+            <w:shd w:val="pct15" w:color="auto" w:fill="auto"/>
+            <w:vAlign w:val="center"/>
+          </w:tcPr>
+          <w:p>
+            <w:pPr>
+              <w:jc w:val="center"/>
+              <w:rPr>
+                <w:rFonts w:eastAsia="標楷體"/>
+                <w:color w:val="000000" w:themeColor="text1"/>
+                <w:sz w:val="28"/>
+                <w:szCs w:val="28"/>
+              </w:rPr>
+            </w:pPr>
+            <w:r>
+              <w:rPr>
+                <w:rFonts w:eastAsia="標楷體" w:hint="eastAsia"/>
+                <w:color w:val="000000" w:themeColor="text1"/>
+                <w:sz w:val="28"/>
+                <w:szCs w:val="28"/>
+              </w:rPr>
+              <w:t>資料型態</w:t>
+            </w:r>
+          </w:p>
+        </w:tc>
+        <w:tc>
+          <w:tcPr>
+            <w:tcW w:w="864" w:type="dxa"/>
+            <w:tcBorders>
+              <w:bottom w:val="single" w:sz="4" w:space="0" w:color="auto"/>
+            </w:tcBorders>
+            <w:shd w:val="pct15" w:color="auto" w:fill="auto"/>
+            <w:vAlign w:val="center"/>
+          </w:tcPr>
+          <w:p>
+            <w:pPr>
+              <w:jc w:val="center"/>
+              <w:rPr>
+                <w:rFonts w:eastAsia="標楷體"/>
+                <w:color w:val="000000" w:themeColor="text1"/>
+                <w:sz w:val="28"/>
+                <w:szCs w:val="28"/>
+              </w:rPr>
+            </w:pPr>
+            <w:r>
+              <w:rPr>
+                <w:rFonts w:eastAsia="標楷體" w:hint="eastAsia"/>
+                <w:color w:val="000000" w:themeColor="text1"/>
+                <w:sz w:val="28"/>
+                <w:szCs w:val="28"/>
+              </w:rPr>
+              <w:t>長度</w:t>
+            </w:r>
+          </w:p>
+        </w:tc>
+        <w:tc>
+          <w:tcPr>
+            <w:tcW w:w="865" w:type="dxa"/>
+            <w:tcBorders>
+              <w:bottom w:val="single" w:sz="4" w:space="0" w:color="auto"/>
+            </w:tcBorders>
+            <w:shd w:val="pct15" w:color="auto" w:fill="auto"/>
+            <w:vAlign w:val="center"/>
+          </w:tcPr>
+          <w:p>
+            <w:pPr>
+              <w:jc w:val="center"/>
+              <w:rPr>
+                <w:rFonts w:eastAsia="標楷體"/>
+                <w:color w:val="000000" w:themeColor="text1"/>
+                <w:sz w:val="28"/>
+                <w:szCs w:val="28"/>
+              </w:rPr>
+            </w:pPr>
+            <w:proofErr w:type="gramStart"/>
+            <w:r>
+              <w:rPr>
+                <w:rFonts w:eastAsia="標楷體" w:hint="eastAsia"/>
+                <w:color w:val="000000" w:themeColor="text1"/>
+                <w:sz w:val="28"/>
+                <w:szCs w:val="28"/>
+              </w:rPr>
+              <w:t>允許空值</w:t>
+            </w:r>
+            <w:proofErr w:type="gramEnd"/>
+          </w:p>
+        </w:tc>
+        <w:tc>
+          <w:tcPr>
+            <w:tcW w:w="865" w:type="dxa"/>
+            <w:tcBorders>
+              <w:bottom w:val="single" w:sz="4" w:space="0" w:color="auto"/>
+            </w:tcBorders>
+            <w:shd w:val="pct15" w:color="auto" w:fill="auto"/>
+            <w:vAlign w:val="center"/>
+          </w:tcPr>
+          <w:p>
+            <w:pPr>
+              <w:jc w:val="center"/>
+              <w:rPr>
+                <w:rFonts w:eastAsia="標楷體"/>
+                <w:color w:val="000000" w:themeColor="text1"/>
+                <w:sz w:val="28"/>
+                <w:szCs w:val="28"/>
+              </w:rPr>
+            </w:pPr>
+            <w:r>
+              <w:rPr>
+                <w:rFonts w:eastAsia="標楷體" w:hint="eastAsia"/>
+                <w:color w:val="000000" w:themeColor="text1"/>
+                <w:sz w:val="28"/>
+                <w:szCs w:val="28"/>
+              </w:rPr>
+              <w:t>唯一性</w:t>
+            </w:r>
+          </w:p>
+        </w:tc>
+        <w:tc>
+          <w:tcPr>
+            <w:tcW w:w="865" w:type="dxa"/>
+            <w:tcBorders>
+              <w:bottom w:val="single" w:sz="4" w:space="0" w:color="auto"/>
+            </w:tcBorders>
+            <w:shd w:val="pct15" w:color="auto" w:fill="auto"/>
+            <w:vAlign w:val="center"/>
+          </w:tcPr>
+          <w:p>
+            <w:pPr>
+              <w:jc w:val="center"/>
+              <w:rPr>
+                <w:rFonts w:eastAsia="標楷體"/>
+                <w:color w:val="000000" w:themeColor="text1"/>
+                <w:sz w:val="28"/>
+                <w:szCs w:val="28"/>
+              </w:rPr>
+            </w:pPr>
+            <w:r>
+              <w:rPr>
+                <w:rFonts w:eastAsia="標楷體" w:hint="eastAsia"/>
+                <w:color w:val="000000" w:themeColor="text1"/>
+                <w:sz w:val="28"/>
+                <w:szCs w:val="28"/>
+              </w:rPr>
+              <w:t>備註</w:t>
+            </w:r>
+          </w:p>
+        </w:tc>
+      </w:tr>
+      <w:tr>
+        <w:tc>
+          <w:tcPr>
+            <w:tcW w:w="3402" w:type="dxa"/>
+            <w:tcBorders>
+              <w:top w:val="single" w:sz="4" w:space="0" w:color="auto"/>
+            </w:tcBorders>
+            <w:vAlign w:val="center"/>
+          </w:tcPr>
+          <w:p>
+            <w:pPr>
+              <w:jc w:val="center"/>
+              <w:rPr>
+                <w:rFonts w:eastAsia="標楷體"/>
+                <w:color w:val="000000" w:themeColor="text1"/>
+                <w:sz w:val="28"/>
+                <w:szCs w:val="28"/>
+              </w:rPr>
+            </w:pPr>
+          </w:p>
+        </w:tc>
+        <w:tc>
+          <w:tcPr>
+            <w:tcW w:w="1928" w:type="dxa"/>
+            <w:tcBorders>
+              <w:top w:val="single" w:sz="4" w:space="0" w:color="auto"/>
+            </w:tcBorders>
+            <w:vAlign w:val="center"/>
+          </w:tcPr>
+          <w:p>
+            <w:pPr>
+              <w:jc w:val="center"/>
+              <w:rPr>
+                <w:rFonts w:eastAsia="標楷體"/>
+                <w:color w:val="000000" w:themeColor="text1"/>
+                <w:sz w:val="28"/>
+                <w:szCs w:val="28"/>
+              </w:rPr>
+            </w:pPr>
+          </w:p>
+        </w:tc>
+        <w:tc>
+          <w:tcPr>
+            <w:tcW w:w="1418" w:type="dxa"/>
+            <w:tcBorders>
+              <w:top w:val="single" w:sz="4" w:space="0" w:color="auto"/>
+            </w:tcBorders>
+            <w:vAlign w:val="center"/>
+          </w:tcPr>
+          <w:p>
+            <w:pPr>
+              <w:jc w:val="center"/>
+              <w:rPr>
+                <w:rFonts w:eastAsia="標楷體"/>
+                <w:color w:val="000000" w:themeColor="text1"/>
+                <w:sz w:val="28"/>
+                <w:szCs w:val="28"/>
+              </w:rPr>
+            </w:pPr>
+          </w:p>
+        </w:tc>
+        <w:tc>
+          <w:tcPr>
+            <w:tcW w:w="864" w:type="dxa"/>
+            <w:tcBorders>
+              <w:top w:val="single" w:sz="4" w:space="0" w:color="auto"/>
+            </w:tcBorders>
+            <w:vAlign w:val="center"/>
+          </w:tcPr>
+          <w:p>
+            <w:pPr>
+              <w:jc w:val="center"/>
+              <w:rPr>
+                <w:rFonts w:eastAsia="標楷體"/>
+                <w:color w:val="000000" w:themeColor="text1"/>
+                <w:sz w:val="28"/>
+                <w:szCs w:val="28"/>
+              </w:rPr>
+            </w:pPr>
+          </w:p>
+        </w:tc>
+        <w:tc>
+          <w:tcPr>
+            <w:tcW w:w="865" w:type="dxa"/>
+            <w:tcBorders>
+              <w:top w:val="single" w:sz="4" w:space="0" w:color="auto"/>
+            </w:tcBorders>
+            <w:vAlign w:val="center"/>
+          </w:tcPr>
+          <w:p>
+            <w:pPr>
+              <w:jc w:val="center"/>
+              <w:rPr>
+                <w:rFonts w:eastAsia="標楷體"/>
+                <w:color w:val="000000" w:themeColor="text1"/>
+                <w:sz w:val="28"/>
+                <w:szCs w:val="28"/>
+              </w:rPr>
+            </w:pPr>
+          </w:p>
+        </w:tc>
+        <w:tc>
+          <w:tcPr>
+            <w:tcW w:w="865" w:type="dxa"/>
+            <w:tcBorders>
+              <w:top w:val="single" w:sz="4" w:space="0" w:color="auto"/>
+            </w:tcBorders>
+            <w:vAlign w:val="center"/>
+          </w:tcPr>
+          <w:p>
+            <w:pPr>
+              <w:jc w:val="center"/>
+              <w:rPr>
+                <w:rFonts w:eastAsia="標楷體"/>
+                <w:color w:val="000000" w:themeColor="text1"/>
+                <w:sz w:val="28"/>
+                <w:szCs w:val="28"/>
+              </w:rPr>
+            </w:pPr>
+          </w:p>
+        </w:tc>
+        <w:tc>
+          <w:tcPr>
+            <w:tcW w:w="865" w:type="dxa"/>
+            <w:tcBorders>
+              <w:top w:val="single" w:sz="4" w:space="0" w:color="auto"/>
+            </w:tcBorders>
+            <w:vAlign w:val="center"/>
+          </w:tcPr>
+          <w:p>
+            <w:pPr>
+              <w:jc w:val="center"/>
+              <w:rPr>
+                <w:rFonts w:eastAsia="標楷體"/>
+                <w:color w:val="000000" w:themeColor="text1"/>
+                <w:sz w:val="28"/>
+                <w:szCs w:val="28"/>
+              </w:rPr>
+            </w:pPr>
+          </w:p>
+        </w:tc>
+      </w:tr>
+      <w:tr>
+        <w:tc>
+          <w:tcPr>
+            <w:tcW w:w="3402" w:type="dxa"/>
+            <w:vAlign w:val="center"/>
+          </w:tcPr>
+          <w:p>
+            <w:pPr>
+              <w:jc w:val="center"/>
+              <w:rPr>
+                <w:rFonts w:eastAsia="標楷體"/>
+                <w:color w:val="000000" w:themeColor="text1"/>
+                <w:sz w:val="28"/>
+                <w:szCs w:val="28"/>
+              </w:rPr>
+            </w:pPr>
+          </w:p>
+        </w:tc>
+        <w:tc>
+          <w:tcPr>
+            <w:tcW w:w="1928" w:type="dxa"/>
+            <w:vAlign w:val="center"/>
+          </w:tcPr>
+          <w:p>
+            <w:pPr>
+              <w:jc w:val="center"/>
+              <w:rPr>
+                <w:rFonts w:eastAsia="標楷體"/>
+                <w:color w:val="000000" w:themeColor="text1"/>
+                <w:sz w:val="28"/>
+                <w:szCs w:val="28"/>
+              </w:rPr>
+            </w:pPr>
+          </w:p>
+        </w:tc>
+        <w:tc>
+          <w:tcPr>
+            <w:tcW w:w="1418" w:type="dxa"/>
+            <w:vAlign w:val="center"/>
+          </w:tcPr>
+          <w:p>
+            <w:pPr>
+              <w:jc w:val="center"/>
+              <w:rPr>
+                <w:rFonts w:eastAsia="標楷體"/>
+                <w:color w:val="000000" w:themeColor="text1"/>
+                <w:sz w:val="28"/>
+                <w:szCs w:val="28"/>
+              </w:rPr>
+            </w:pPr>
+          </w:p>
+        </w:tc>
+        <w:tc>
+          <w:tcPr>
+            <w:tcW w:w="864" w:type="dxa"/>
+            <w:vAlign w:val="center"/>
+          </w:tcPr>
+          <w:p>
+            <w:pPr>
+              <w:jc w:val="center"/>
+              <w:rPr>
+                <w:rFonts w:eastAsia="標楷體"/>
+                <w:color w:val="000000" w:themeColor="text1"/>
+                <w:sz w:val="28"/>
+                <w:szCs w:val="28"/>
+              </w:rPr>
+            </w:pPr>
+          </w:p>
+        </w:tc>
+        <w:tc>
+          <w:tcPr>
+            <w:tcW w:w="865" w:type="dxa"/>
+            <w:vAlign w:val="center"/>
+          </w:tcPr>
+          <w:p>
+            <w:pPr>
+              <w:jc w:val="center"/>
+              <w:rPr>
+                <w:rFonts w:eastAsia="標楷體"/>
+                <w:color w:val="000000" w:themeColor="text1"/>
+                <w:sz w:val="28"/>
+                <w:szCs w:val="28"/>
+              </w:rPr>
+            </w:pPr>
+          </w:p>
+        </w:tc>
+        <w:tc>
+          <w:tcPr>
+            <w:tcW w:w="865" w:type="dxa"/>
+            <w:vAlign w:val="center"/>
+          </w:tcPr>
+          <w:p>
+            <w:pPr>
+              <w:jc w:val="center"/>
+              <w:rPr>
+                <w:rFonts w:eastAsia="標楷體"/>
+                <w:color w:val="000000" w:themeColor="text1"/>
+                <w:sz w:val="28"/>
+                <w:szCs w:val="28"/>
+              </w:rPr>
+            </w:pPr>
+          </w:p>
+        </w:tc>
+        <w:tc>
+          <w:tcPr>
+            <w:tcW w:w="865" w:type="dxa"/>
+            <w:vAlign w:val="center"/>
+          </w:tcPr>
+          <w:p>
+            <w:pPr>
+              <w:jc w:val="center"/>
+              <w:rPr>
+                <w:rFonts w:eastAsia="標楷體"/>
+                <w:color w:val="000000" w:themeColor="text1"/>
+                <w:sz w:val="28"/>
+                <w:szCs w:val="28"/>
+              </w:rPr>
+            </w:pPr>
+          </w:p>
+        </w:tc>
+      </w:tr>
+      <w:tr>
+        <w:tc>
+          <w:tcPr>
+            <w:tcW w:w="3402" w:type="dxa"/>
+            <w:vAlign w:val="center"/>
+          </w:tcPr>
+          <w:p>
+            <w:pPr>
+              <w:jc w:val="center"/>
+              <w:rPr>
+                <w:rFonts w:eastAsia="標楷體"/>
+                <w:color w:val="000000" w:themeColor="text1"/>
+                <w:sz w:val="28"/>
+                <w:szCs w:val="28"/>
+              </w:rPr>
+            </w:pPr>
+          </w:p>
+        </w:tc>
+        <w:tc>
+          <w:tcPr>
+            <w:tcW w:w="1928" w:type="dxa"/>
+            <w:vAlign w:val="center"/>
+          </w:tcPr>
+          <w:p>
+            <w:pPr>
+              <w:jc w:val="center"/>
+              <w:rPr>
+                <w:rFonts w:eastAsia="標楷體"/>
+                <w:color w:val="000000" w:themeColor="text1"/>
+                <w:sz w:val="28"/>
+                <w:szCs w:val="28"/>
+              </w:rPr>
+            </w:pPr>
+          </w:p>
+        </w:tc>
+        <w:tc>
+          <w:tcPr>
+            <w:tcW w:w="1418" w:type="dxa"/>
+            <w:vAlign w:val="center"/>
+          </w:tcPr>
+          <w:p>
+            <w:pPr>
+              <w:jc w:val="center"/>
+              <w:rPr>
+                <w:rFonts w:eastAsia="標楷體"/>
+                <w:color w:val="000000" w:themeColor="text1"/>
+                <w:sz w:val="28"/>
+                <w:szCs w:val="28"/>
+              </w:rPr>
+            </w:pPr>
+          </w:p>
+        </w:tc>
+        <w:tc>
+          <w:tcPr>
+            <w:tcW w:w="864" w:type="dxa"/>
+            <w:vAlign w:val="center"/>
+          </w:tcPr>
+          <w:p>
+            <w:pPr>
+              <w:jc w:val="center"/>
+              <w:rPr>
+                <w:rFonts w:eastAsia="標楷體"/>
+                <w:color w:val="000000" w:themeColor="text1"/>
+                <w:sz w:val="28"/>
+                <w:szCs w:val="28"/>
+              </w:rPr>
+            </w:pPr>
+          </w:p>
+        </w:tc>
+        <w:tc>
+          <w:tcPr>
+            <w:tcW w:w="865" w:type="dxa"/>
+            <w:vAlign w:val="center"/>
+          </w:tcPr>
+          <w:p>
+            <w:pPr>
+              <w:jc w:val="center"/>
+              <w:rPr>
+                <w:rFonts w:eastAsia="標楷體"/>
+                <w:color w:val="000000" w:themeColor="text1"/>
+                <w:sz w:val="28"/>
+                <w:szCs w:val="28"/>
+              </w:rPr>
+            </w:pPr>
+          </w:p>
+        </w:tc>
+        <w:tc>
+          <w:tcPr>
+            <w:tcW w:w="865" w:type="dxa"/>
+            <w:vAlign w:val="center"/>
+          </w:tcPr>
+          <w:p>
+            <w:pPr>
+              <w:jc w:val="center"/>
+              <w:rPr>
+                <w:rFonts w:eastAsia="標楷體"/>
+                <w:color w:val="000000" w:themeColor="text1"/>
+                <w:sz w:val="28"/>
+                <w:szCs w:val="28"/>
+              </w:rPr>
+            </w:pPr>
+          </w:p>
+        </w:tc>
+        <w:tc>
+          <w:tcPr>
+            <w:tcW w:w="865" w:type="dxa"/>
+            <w:vAlign w:val="center"/>
+          </w:tcPr>
+          <w:p>
+            <w:pPr>
+              <w:jc w:val="center"/>
+              <w:rPr>
+                <w:rFonts w:eastAsia="標楷體"/>
+                <w:color w:val="000000" w:themeColor="text1"/>
+                <w:sz w:val="28"/>
+                <w:szCs w:val="28"/>
+              </w:rPr>
+            </w:pPr>
+          </w:p>
+        </w:tc>
+      </w:tr>
+      <w:tr>
+        <w:tc>
+          <w:tcPr>
+            <w:tcW w:w="3402" w:type="dxa"/>
+            <w:vAlign w:val="center"/>
+          </w:tcPr>
+          <w:p>
+            <w:pPr>
+              <w:jc w:val="center"/>
+              <w:rPr>
+                <w:rFonts w:eastAsia="標楷體"/>
+                <w:color w:val="000000" w:themeColor="text1"/>
+                <w:sz w:val="28"/>
+                <w:szCs w:val="28"/>
+              </w:rPr>
+            </w:pPr>
+          </w:p>
+        </w:tc>
+        <w:tc>
+          <w:tcPr>
+            <w:tcW w:w="1928" w:type="dxa"/>
+            <w:vAlign w:val="center"/>
+          </w:tcPr>
+          <w:p>
+            <w:pPr>
+              <w:jc w:val="center"/>
+              <w:rPr>
+                <w:rFonts w:eastAsia="標楷體"/>
+                <w:color w:val="000000" w:themeColor="text1"/>
+                <w:sz w:val="28"/>
+                <w:szCs w:val="28"/>
+              </w:rPr>
+            </w:pPr>
+          </w:p>
+        </w:tc>
+        <w:tc>
+          <w:tcPr>
+            <w:tcW w:w="1418" w:type="dxa"/>
+            <w:vAlign w:val="center"/>
+          </w:tcPr>
+          <w:p>
+            <w:pPr>
+              <w:jc w:val="center"/>
+              <w:rPr>
+                <w:rFonts w:eastAsia="標楷體"/>
+                <w:color w:val="000000" w:themeColor="text1"/>
+                <w:sz w:val="28"/>
+                <w:szCs w:val="28"/>
+              </w:rPr>
+            </w:pPr>
+          </w:p>
+        </w:tc>
+        <w:tc>
+          <w:tcPr>
+            <w:tcW w:w="864" w:type="dxa"/>
+            <w:vAlign w:val="center"/>
+          </w:tcPr>
+          <w:p>
+            <w:pPr>
+              <w:jc w:val="center"/>
+              <w:rPr>
+                <w:rFonts w:eastAsia="標楷體"/>
+                <w:color w:val="000000" w:themeColor="text1"/>
+                <w:sz w:val="28"/>
+                <w:szCs w:val="28"/>
+              </w:rPr>
+            </w:pPr>
+          </w:p>
+        </w:tc>
+        <w:tc>
+          <w:tcPr>
+            <w:tcW w:w="865" w:type="dxa"/>
+            <w:vAlign w:val="center"/>
+          </w:tcPr>
+          <w:p>
+            <w:pPr>
+              <w:jc w:val="center"/>
+              <w:rPr>
+                <w:rFonts w:eastAsia="標楷體"/>
+                <w:color w:val="000000" w:themeColor="text1"/>
+                <w:sz w:val="28"/>
+                <w:szCs w:val="28"/>
+              </w:rPr>
+            </w:pPr>
+          </w:p>
+        </w:tc>
+        <w:tc>
+          <w:tcPr>
+            <w:tcW w:w="865" w:type="dxa"/>
+            <w:vAlign w:val="center"/>
+          </w:tcPr>
+          <w:p>
+            <w:pPr>
+              <w:jc w:val="center"/>
+              <w:rPr>
+                <w:rFonts w:eastAsia="標楷體"/>
+                <w:color w:val="000000" w:themeColor="text1"/>
+                <w:sz w:val="28"/>
+                <w:szCs w:val="28"/>
+              </w:rPr>
+            </w:pPr>
+          </w:p>
+        </w:tc>
+        <w:tc>
+          <w:tcPr>
+            <w:tcW w:w="865" w:type="dxa"/>
+            <w:vAlign w:val="center"/>
+          </w:tcPr>
+          <w:p>
+            <w:pPr>
+              <w:jc w:val="center"/>
+              <w:rPr>
+                <w:rFonts w:eastAsia="標楷體"/>
+                <w:color w:val="000000" w:themeColor="text1"/>
+                <w:sz w:val="28"/>
+                <w:szCs w:val="28"/>
+              </w:rPr>
+            </w:pPr>
+          </w:p>
+        </w:tc>
+      </w:tr>
+      <w:tr>
+        <w:tc>
+          <w:tcPr>
+            <w:tcW w:w="3402" w:type="dxa"/>
+            <w:vAlign w:val="center"/>
+          </w:tcPr>
+          <w:p>
+            <w:pPr>
+              <w:jc w:val="center"/>
+              <w:rPr>
+                <w:rFonts w:eastAsia="標楷體"/>
+                <w:color w:val="000000" w:themeColor="text1"/>
+                <w:sz w:val="28"/>
+                <w:szCs w:val="28"/>
+              </w:rPr>
+            </w:pPr>
+          </w:p>
+        </w:tc>
+        <w:tc>
+          <w:tcPr>
+            <w:tcW w:w="1928" w:type="dxa"/>
+            <w:vAlign w:val="center"/>
+          </w:tcPr>
+          <w:p>
+            <w:pPr>
+              <w:jc w:val="center"/>
+              <w:rPr>
+                <w:rFonts w:eastAsia="標楷體"/>
+                <w:color w:val="000000" w:themeColor="text1"/>
+                <w:sz w:val="28"/>
+                <w:szCs w:val="28"/>
+              </w:rPr>
+            </w:pPr>
+          </w:p>
+        </w:tc>
+        <w:tc>
+          <w:tcPr>
+            <w:tcW w:w="1418" w:type="dxa"/>
+            <w:vAlign w:val="center"/>
+          </w:tcPr>
+          <w:p>
+            <w:pPr>
+              <w:jc w:val="center"/>
+              <w:rPr>
+                <w:rFonts w:eastAsia="標楷體"/>
+                <w:color w:val="000000" w:themeColor="text1"/>
+                <w:sz w:val="28"/>
+                <w:szCs w:val="28"/>
+              </w:rPr>
+            </w:pPr>
+          </w:p>
+        </w:tc>
+        <w:tc>
+          <w:tcPr>
+            <w:tcW w:w="864" w:type="dxa"/>
+            <w:vAlign w:val="center"/>
+          </w:tcPr>
+          <w:p>
+            <w:pPr>
+              <w:jc w:val="center"/>
+              <w:rPr>
+                <w:rFonts w:eastAsia="標楷體"/>
+                <w:color w:val="000000" w:themeColor="text1"/>
+                <w:sz w:val="28"/>
+                <w:szCs w:val="28"/>
+              </w:rPr>
+            </w:pPr>
+          </w:p>
+        </w:tc>
+        <w:tc>
+          <w:tcPr>
+            <w:tcW w:w="865" w:type="dxa"/>
+            <w:vAlign w:val="center"/>
+          </w:tcPr>
+          <w:p>
+            <w:pPr>
+              <w:jc w:val="center"/>
+              <w:rPr>
+                <w:rFonts w:eastAsia="標楷體"/>
+                <w:color w:val="000000" w:themeColor="text1"/>
+                <w:sz w:val="28"/>
+                <w:szCs w:val="28"/>
+              </w:rPr>
+            </w:pPr>
+          </w:p>
+        </w:tc>
+        <w:tc>
+          <w:tcPr>
+            <w:tcW w:w="865" w:type="dxa"/>
+            <w:vAlign w:val="center"/>
+          </w:tcPr>
+          <w:p>
+            <w:pPr>
+              <w:jc w:val="center"/>
+              <w:rPr>
+                <w:rFonts w:eastAsia="標楷體"/>
+                <w:color w:val="000000" w:themeColor="text1"/>
+                <w:sz w:val="28"/>
+                <w:szCs w:val="28"/>
+              </w:rPr>
+            </w:pPr>
+          </w:p>
+        </w:tc>
+        <w:tc>
+          <w:tcPr>
+            <w:tcW w:w="865" w:type="dxa"/>
+            <w:vAlign w:val="center"/>
+          </w:tcPr>
+          <w:p>
+            <w:pPr>
+              <w:jc w:val="center"/>
+              <w:rPr>
+                <w:rFonts w:eastAsia="標楷體"/>
+                <w:color w:val="000000" w:themeColor="text1"/>
+                <w:sz w:val="28"/>
+                <w:szCs w:val="28"/>
+              </w:rPr>
+            </w:pPr>
+          </w:p>
+        </w:tc>
+      </w:tr>
+    </w:tbl>
+    <w:p>
+      <w:pPr>
+        <w:rPr>
+          <w:rFonts w:eastAsia="標楷體" w:hint="eastAsia"/>
+          <w:bCs/>
+          <w:sz w:val="32"/>
+          <w:szCs w:val="36"/>
+        </w:rPr>
+      </w:pPr>
+      <w:bookmarkStart w:id="24" w:name="_GoBack"/>
+      <w:bookmarkEnd w:id="24"/>
+    </w:p>
     <w:sectPr>
       <w:pgSz w:w="11906" w:h="16838" w:code="9"/>
       <w:pgMar w:top="851" w:right="851" w:bottom="851" w:left="851" w:header="567" w:footer="567" w:gutter="0"/>
@@ -20408,7 +21315,7 @@
 </file>
 
 <file path=word/numbering.xml><?xml version="1.0" encoding="utf-8"?>
-<w:numbering xmlns:wpc="http://schemas.microsoft.com/office/word/2010/wordprocessingCanvas" xmlns:cx="http://schemas.microsoft.com/office/drawing/2014/chartex" xmlns:cx1="http://schemas.microsoft.com/office/drawing/2015/9/8/chartex" xmlns:cx2="http://schemas.microsoft.com/office/drawing/2015/10/21/chartex" xmlns:cx3="http://schemas.microsoft.com/office/drawing/2016/5/9/chartex" xmlns:cx4="http://schemas.microsoft.com/office/drawing/2016/5/10/chartex" xmlns:cx5="http://schemas.microsoft.com/office/drawing/2016/5/11/chartex" xmlns:cx6="http://schemas.microsoft.com/office/drawing/2016/5/12/chartex" xmlns:cx7="http://schemas.microsoft.com/office/drawing/2016/5/13/chartex" xmlns:cx8="http://schemas.microsoft.com/office/drawing/2016/5/14/chartex" xmlns:mc="http://schemas.openxmlformats.org/markup-compatibility/2006" xmlns:aink="http://schemas.microsoft.com/office/drawing/2016/ink" xmlns:am3d="http://schemas.microsoft.com/office/drawing/2017/model3d" xmlns:o="urn:schemas-microsoft-com:office:office" xmlns:oel="http://schemas.microsoft.com/office/2019/extlst" xmlns:r="http://schemas.openxmlformats.org/officeDocument/2006/relationships" xmlns:m="http://schemas.openxmlformats.org/officeDocument/2006/math" xmlns:v="urn:schemas-microsoft-com:vml" xmlns:wp14="http://schemas.microsoft.com/office/word/2010/wordprocessingDrawing" xmlns:wp="http://schemas.openxmlformats.org/drawingml/2006/wordprocessingDrawing" xmlns:w10="urn:schemas-microsoft-com:office:word" xmlns:w="http://schemas.openxmlformats.org/wordprocessingml/2006/main" xmlns:w14="http://schemas.microsoft.com/office/word/2010/wordml" xmlns:w15="http://schemas.microsoft.com/office/word/2012/wordml" xmlns:w16cex="http://schemas.microsoft.com/office/word/2018/wordml/cex" xmlns:w16cid="http://schemas.microsoft.com/office/word/2016/wordml/cid" xmlns:w16="http://schemas.microsoft.com/office/word/2018/wordml" xmlns:w16du="http://schemas.microsoft.com/office/word/2023/wordml/word16du" xmlns:w16sdtdh="http://schemas.microsoft.com/office/word/2020/wordml/sdtdatahash" xmlns:w16sdtfl="http://schemas.microsoft.com/office/word/2024/wordml/sdtformatlock" xmlns:w16se="http://schemas.microsoft.com/office/word/2015/wordml/symex" xmlns:wpg="http://schemas.microsoft.com/office/word/2010/wordprocessingGroup" xmlns:wpi="http://schemas.microsoft.com/office/word/2010/wordprocessingInk" xmlns:wne="http://schemas.microsoft.com/office/word/2006/wordml" xmlns:wps="http://schemas.microsoft.com/office/word/2010/wordprocessingShape" mc:Ignorable="w14 w15 w16se w16cid w16 w16cex w16sdtdh w16sdtfl w16du wp14">
+<w:numbering xmlns:wpc="http://schemas.microsoft.com/office/word/2010/wordprocessingCanvas" xmlns:cx="http://schemas.microsoft.com/office/drawing/2014/chartex" xmlns:cx1="http://schemas.microsoft.com/office/drawing/2015/9/8/chartex" xmlns:cx2="http://schemas.microsoft.com/office/drawing/2015/10/21/chartex" xmlns:cx3="http://schemas.microsoft.com/office/drawing/2016/5/9/chartex" xmlns:cx4="http://schemas.microsoft.com/office/drawing/2016/5/10/chartex" xmlns:cx5="http://schemas.microsoft.com/office/drawing/2016/5/11/chartex" xmlns:cx6="http://schemas.microsoft.com/office/drawing/2016/5/12/chartex" xmlns:cx7="http://schemas.microsoft.com/office/drawing/2016/5/13/chartex" xmlns:cx8="http://schemas.microsoft.com/office/drawing/2016/5/14/chartex" xmlns:mc="http://schemas.openxmlformats.org/markup-compatibility/2006" xmlns:aink="http://schemas.microsoft.com/office/drawing/2016/ink" xmlns:am3d="http://schemas.microsoft.com/office/drawing/2017/model3d" xmlns:o="urn:schemas-microsoft-com:office:office" xmlns:r="http://schemas.openxmlformats.org/officeDocument/2006/relationships" xmlns:m="http://schemas.openxmlformats.org/officeDocument/2006/math" xmlns:v="urn:schemas-microsoft-com:vml" xmlns:wp14="http://schemas.microsoft.com/office/word/2010/wordprocessingDrawing" xmlns:wp="http://schemas.openxmlformats.org/drawingml/2006/wordprocessingDrawing" xmlns:w10="urn:schemas-microsoft-com:office:word" xmlns:w="http://schemas.openxmlformats.org/wordprocessingml/2006/main" xmlns:w14="http://schemas.microsoft.com/office/word/2010/wordml" xmlns:w15="http://schemas.microsoft.com/office/word/2012/wordml" xmlns:w16cid="http://schemas.microsoft.com/office/word/2016/wordml/cid" xmlns:w16se="http://schemas.microsoft.com/office/word/2015/wordml/symex" xmlns:wpg="http://schemas.microsoft.com/office/word/2010/wordprocessingGroup" xmlns:wpi="http://schemas.microsoft.com/office/word/2010/wordprocessingInk" xmlns:wne="http://schemas.microsoft.com/office/word/2006/wordml" xmlns:wps="http://schemas.microsoft.com/office/word/2010/wordprocessingShape" mc:Ignorable="w14 w15 w16se w16cid wp14">
   <w:abstractNum w:abstractNumId="0" w15:restartNumberingAfterBreak="0">
     <w:nsid w:val="0204078B"/>
     <w:multiLevelType w:val="multilevel"/>
@@ -21327,38 +22234,38 @@
       </w:pPr>
     </w:lvl>
   </w:abstractNum>
-  <w:num w:numId="1" w16cid:durableId="1856771033">
+  <w:num w:numId="1">
     <w:abstractNumId w:val="2"/>
   </w:num>
-  <w:num w:numId="2" w16cid:durableId="1997220117">
+  <w:num w:numId="2">
     <w:abstractNumId w:val="0"/>
   </w:num>
-  <w:num w:numId="3" w16cid:durableId="313993533">
+  <w:num w:numId="3">
     <w:abstractNumId w:val="4"/>
   </w:num>
-  <w:num w:numId="4" w16cid:durableId="259147293">
+  <w:num w:numId="4">
     <w:abstractNumId w:val="6"/>
   </w:num>
-  <w:num w:numId="5" w16cid:durableId="580139893">
+  <w:num w:numId="5">
     <w:abstractNumId w:val="1"/>
   </w:num>
-  <w:num w:numId="6" w16cid:durableId="690912207">
+  <w:num w:numId="6">
     <w:abstractNumId w:val="7"/>
   </w:num>
-  <w:num w:numId="7" w16cid:durableId="875000089">
+  <w:num w:numId="7">
     <w:abstractNumId w:val="3"/>
   </w:num>
-  <w:num w:numId="8" w16cid:durableId="2025743802">
+  <w:num w:numId="8">
     <w:abstractNumId w:val="5"/>
   </w:num>
-  <w:num w:numId="9" w16cid:durableId="800535916">
+  <w:num w:numId="9">
     <w:abstractNumId w:val="8"/>
   </w:num>
 </w:numbering>
 </file>
 
 <file path=word/styles.xml><?xml version="1.0" encoding="utf-8"?>
-<w:styles xmlns:mc="http://schemas.openxmlformats.org/markup-compatibility/2006" xmlns:r="http://schemas.openxmlformats.org/officeDocument/2006/relationships" xmlns:w="http://schemas.openxmlformats.org/wordprocessingml/2006/main" xmlns:w14="http://schemas.microsoft.com/office/word/2010/wordml" xmlns:w15="http://schemas.microsoft.com/office/word/2012/wordml" xmlns:w16cex="http://schemas.microsoft.com/office/word/2018/wordml/cex" xmlns:w16cid="http://schemas.microsoft.com/office/word/2016/wordml/cid" xmlns:w16="http://schemas.microsoft.com/office/word/2018/wordml" xmlns:w16du="http://schemas.microsoft.com/office/word/2023/wordml/word16du" xmlns:w16sdtdh="http://schemas.microsoft.com/office/word/2020/wordml/sdtdatahash" xmlns:w16sdtfl="http://schemas.microsoft.com/office/word/2024/wordml/sdtformatlock" xmlns:w16se="http://schemas.microsoft.com/office/word/2015/wordml/symex" mc:Ignorable="w14 w15 w16se w16cid w16 w16cex w16sdtdh w16sdtfl w16du">
+<w:styles xmlns:mc="http://schemas.openxmlformats.org/markup-compatibility/2006" xmlns:r="http://schemas.openxmlformats.org/officeDocument/2006/relationships" xmlns:w="http://schemas.openxmlformats.org/wordprocessingml/2006/main" xmlns:w14="http://schemas.microsoft.com/office/word/2010/wordml" xmlns:w15="http://schemas.microsoft.com/office/word/2012/wordml" xmlns:w16cid="http://schemas.microsoft.com/office/word/2016/wordml/cid" xmlns:w16se="http://schemas.microsoft.com/office/word/2015/wordml/symex" mc:Ignorable="w14 w15 w16se w16cid">
   <w:docDefaults>
     <w:rPrDefault>
       <w:rPr>
@@ -21371,7 +22278,7 @@
     </w:rPrDefault>
     <w:pPrDefault/>
   </w:docDefaults>
-  <w:latentStyles w:defLockedState="0" w:defUIPriority="99" w:defSemiHidden="0" w:defUnhideWhenUsed="0" w:defQFormat="0" w:count="376">
+  <w:latentStyles w:defLockedState="0" w:defUIPriority="99" w:defSemiHidden="0" w:defUnhideWhenUsed="0" w:defQFormat="0" w:count="375">
     <w:lsdException w:name="Normal" w:uiPriority="0" w:qFormat="1"/>
     <w:lsdException w:name="heading 1" w:uiPriority="9" w:qFormat="1"/>
     <w:lsdException w:name="heading 2" w:semiHidden="1" w:uiPriority="9" w:unhideWhenUsed="1" w:qFormat="1"/>
@@ -21747,7 +22654,6 @@
     <w:lsdException w:name="Smart Hyperlink" w:semiHidden="1" w:unhideWhenUsed="1"/>
     <w:lsdException w:name="Hashtag" w:semiHidden="1" w:unhideWhenUsed="1"/>
     <w:lsdException w:name="Unresolved Mention" w:semiHidden="1" w:unhideWhenUsed="1"/>
-    <w:lsdException w:name="Smart Link" w:semiHidden="1" w:unhideWhenUsed="1"/>
   </w:latentStyles>
   <w:style w:type="paragraph" w:default="1" w:styleId="a">
     <w:name w:val="Normal"/>
@@ -22360,7 +23266,7 @@
 </file>
 
 <file path=customXml/itemProps1.xml><?xml version="1.0" encoding="utf-8"?>
-<ds:datastoreItem xmlns:ds="http://schemas.openxmlformats.org/officeDocument/2006/customXml" ds:itemID="{262522BD-68FA-42BB-AF0F-5BE2C6364DA1}">
+<ds:datastoreItem xmlns:ds="http://schemas.openxmlformats.org/officeDocument/2006/customXml" ds:itemID="{FD9CE38E-140C-40D7-82FC-FE33FB433773}">
   <ds:schemaRefs>
     <ds:schemaRef ds:uri="http://schemas.openxmlformats.org/officeDocument/2006/bibliography"/>
   </ds:schemaRefs>

--- a/115208.docx
+++ b/115208.docx
@@ -1,6 +1,6 @@
 
 <file path=word/document.xml><?xml version="1.0" encoding="utf-8"?>
-<w:document xmlns:wpc="http://schemas.microsoft.com/office/word/2010/wordprocessingCanvas" xmlns:cx="http://schemas.microsoft.com/office/drawing/2014/chartex" xmlns:cx1="http://schemas.microsoft.com/office/drawing/2015/9/8/chartex" xmlns:cx2="http://schemas.microsoft.com/office/drawing/2015/10/21/chartex" xmlns:cx3="http://schemas.microsoft.com/office/drawing/2016/5/9/chartex" xmlns:cx4="http://schemas.microsoft.com/office/drawing/2016/5/10/chartex" xmlns:cx5="http://schemas.microsoft.com/office/drawing/2016/5/11/chartex" xmlns:cx6="http://schemas.microsoft.com/office/drawing/2016/5/12/chartex" xmlns:cx7="http://schemas.microsoft.com/office/drawing/2016/5/13/chartex" xmlns:cx8="http://schemas.microsoft.com/office/drawing/2016/5/14/chartex" xmlns:mc="http://schemas.openxmlformats.org/markup-compatibility/2006" xmlns:aink="http://schemas.microsoft.com/office/drawing/2016/ink" xmlns:am3d="http://schemas.microsoft.com/office/drawing/2017/model3d" xmlns:o="urn:schemas-microsoft-com:office:office" xmlns:r="http://schemas.openxmlformats.org/officeDocument/2006/relationships" xmlns:m="http://schemas.openxmlformats.org/officeDocument/2006/math" xmlns:v="urn:schemas-microsoft-com:vml" xmlns:wp14="http://schemas.microsoft.com/office/word/2010/wordprocessingDrawing" xmlns:wp="http://schemas.openxmlformats.org/drawingml/2006/wordprocessingDrawing" xmlns:w10="urn:schemas-microsoft-com:office:word" xmlns:w="http://schemas.openxmlformats.org/wordprocessingml/2006/main" xmlns:w14="http://schemas.microsoft.com/office/word/2010/wordml" xmlns:w15="http://schemas.microsoft.com/office/word/2012/wordml" xmlns:w16cid="http://schemas.microsoft.com/office/word/2016/wordml/cid" xmlns:w16se="http://schemas.microsoft.com/office/word/2015/wordml/symex" xmlns:wpg="http://schemas.microsoft.com/office/word/2010/wordprocessingGroup" xmlns:wpi="http://schemas.microsoft.com/office/word/2010/wordprocessingInk" xmlns:wne="http://schemas.microsoft.com/office/word/2006/wordml" xmlns:wps="http://schemas.microsoft.com/office/word/2010/wordprocessingShape" mc:Ignorable="w14 w15 w16se w16cid wp14">
+<w:document xmlns:wpc="http://schemas.microsoft.com/office/word/2010/wordprocessingCanvas" xmlns:cx="http://schemas.microsoft.com/office/drawing/2014/chartex" xmlns:cx1="http://schemas.microsoft.com/office/drawing/2015/9/8/chartex" xmlns:cx2="http://schemas.microsoft.com/office/drawing/2015/10/21/chartex" xmlns:cx3="http://schemas.microsoft.com/office/drawing/2016/5/9/chartex" xmlns:cx4="http://schemas.microsoft.com/office/drawing/2016/5/10/chartex" xmlns:cx5="http://schemas.microsoft.com/office/drawing/2016/5/11/chartex" xmlns:cx6="http://schemas.microsoft.com/office/drawing/2016/5/12/chartex" xmlns:cx7="http://schemas.microsoft.com/office/drawing/2016/5/13/chartex" xmlns:cx8="http://schemas.microsoft.com/office/drawing/2016/5/14/chartex" xmlns:mc="http://schemas.openxmlformats.org/markup-compatibility/2006" xmlns:aink="http://schemas.microsoft.com/office/drawing/2016/ink" xmlns:am3d="http://schemas.microsoft.com/office/drawing/2017/model3d" xmlns:o="urn:schemas-microsoft-com:office:office" xmlns:oel="http://schemas.microsoft.com/office/2019/extlst" xmlns:r="http://schemas.openxmlformats.org/officeDocument/2006/relationships" xmlns:m="http://schemas.openxmlformats.org/officeDocument/2006/math" xmlns:v="urn:schemas-microsoft-com:vml" xmlns:wp14="http://schemas.microsoft.com/office/word/2010/wordprocessingDrawing" xmlns:wp="http://schemas.openxmlformats.org/drawingml/2006/wordprocessingDrawing" xmlns:w10="urn:schemas-microsoft-com:office:word" xmlns:w="http://schemas.openxmlformats.org/wordprocessingml/2006/main" xmlns:w14="http://schemas.microsoft.com/office/word/2010/wordml" xmlns:w15="http://schemas.microsoft.com/office/word/2012/wordml" xmlns:w16cex="http://schemas.microsoft.com/office/word/2018/wordml/cex" xmlns:w16cid="http://schemas.microsoft.com/office/word/2016/wordml/cid" xmlns:w16="http://schemas.microsoft.com/office/word/2018/wordml" xmlns:w16du="http://schemas.microsoft.com/office/word/2023/wordml/word16du" xmlns:w16sdtdh="http://schemas.microsoft.com/office/word/2020/wordml/sdtdatahash" xmlns:w16sdtfl="http://schemas.microsoft.com/office/word/2024/wordml/sdtformatlock" xmlns:w16se="http://schemas.microsoft.com/office/word/2015/wordml/symex" xmlns:wpg="http://schemas.microsoft.com/office/word/2010/wordprocessingGroup" xmlns:wpi="http://schemas.microsoft.com/office/word/2010/wordprocessingInk" xmlns:wne="http://schemas.microsoft.com/office/word/2006/wordml" xmlns:wps="http://schemas.microsoft.com/office/word/2010/wordprocessingShape" mc:Ignorable="w14 w15 w16se w16cid w16 w16cex w16sdtdh w16sdtfl w16du wp14">
   <w:body>
     <w:p>
       <w:pPr>
@@ -570,8 +570,19 @@
           <w:bCs/>
           <w:sz w:val="40"/>
         </w:rPr>
-        <w:t>謝子祈</w:t>
+        <w:t>謝子</w:t>
       </w:r>
+      <w:proofErr w:type="gramStart"/>
+      <w:r>
+        <w:rPr>
+          <w:rFonts w:eastAsia="標楷體" w:hint="eastAsia"/>
+          <w:b/>
+          <w:bCs/>
+          <w:sz w:val="40"/>
+        </w:rPr>
+        <w:t>祈</w:t>
+      </w:r>
+      <w:proofErr w:type="gramEnd"/>
     </w:p>
     <w:p>
       <w:pPr>
@@ -2944,8 +2955,130 @@
       </w:r>
       <w:bookmarkEnd w:id="5"/>
     </w:p>
-    <w:p/>
-    <w:p/>
+    <w:p>
+      <w:r>
+        <w:drawing>
+          <wp:inline distT="0" distB="0" distL="0" distR="0" wp14:anchorId="25721B6B" wp14:editId="6EE53419">
+            <wp:extent cx="6479540" cy="3316605"/>
+            <wp:effectExtent l="0" t="0" r="0" b="0"/>
+            <wp:docPr id="1026453247" name="圖片 1"/>
+            <wp:cNvGraphicFramePr>
+              <a:graphicFrameLocks xmlns:a="http://schemas.openxmlformats.org/drawingml/2006/main" noChangeAspect="1"/>
+            </wp:cNvGraphicFramePr>
+            <a:graphic xmlns:a="http://schemas.openxmlformats.org/drawingml/2006/main">
+              <a:graphicData uri="http://schemas.openxmlformats.org/drawingml/2006/picture">
+                <pic:pic xmlns:pic="http://schemas.openxmlformats.org/drawingml/2006/picture">
+                  <pic:nvPicPr>
+                    <pic:cNvPr id="1026453247" name=""/>
+                    <pic:cNvPicPr/>
+                  </pic:nvPicPr>
+                  <pic:blipFill>
+                    <a:blip r:embed="rId7"/>
+                    <a:stretch>
+                      <a:fillRect/>
+                    </a:stretch>
+                  </pic:blipFill>
+                  <pic:spPr>
+                    <a:xfrm>
+                      <a:off x="0" y="0"/>
+                      <a:ext cx="6479540" cy="3316605"/>
+                    </a:xfrm>
+                    <a:prstGeom prst="rect">
+                      <a:avLst/>
+                    </a:prstGeom>
+                  </pic:spPr>
+                </pic:pic>
+              </a:graphicData>
+            </a:graphic>
+          </wp:inline>
+        </w:drawing>
+      </w:r>
+    </w:p>
+    <w:p>
+      <w:pPr>
+        <w:pStyle w:val="a5"/>
+        <w:numPr>
+          <w:ilvl w:val="0"/>
+          <w:numId w:val="13"/>
+        </w:numPr>
+        <w:ind w:leftChars="0"/>
+        <w:rPr>
+          <w:rFonts w:eastAsia="標楷體"/>
+          <w:color w:val="000000" w:themeColor="text1"/>
+          <w:sz w:val="28"/>
+        </w:rPr>
+      </w:pPr>
+      <w:r>
+        <w:rPr>
+          <w:rFonts w:eastAsia="標楷體" w:hint="eastAsia"/>
+          <w:color w:val="000000" w:themeColor="text1"/>
+          <w:sz w:val="28"/>
+        </w:rPr>
+        <w:t>前端</w:t>
+      </w:r>
+    </w:p>
+    <w:p>
+      <w:pPr>
+        <w:pStyle w:val="a5"/>
+        <w:numPr>
+          <w:ilvl w:val="0"/>
+          <w:numId w:val="13"/>
+        </w:numPr>
+        <w:ind w:leftChars="0"/>
+        <w:rPr>
+          <w:rFonts w:eastAsia="標楷體"/>
+          <w:color w:val="000000" w:themeColor="text1"/>
+          <w:sz w:val="28"/>
+        </w:rPr>
+      </w:pPr>
+      <w:r>
+        <w:rPr>
+          <w:rFonts w:eastAsia="標楷體" w:hint="eastAsia"/>
+          <w:color w:val="000000" w:themeColor="text1"/>
+          <w:sz w:val="28"/>
+        </w:rPr>
+        <w:t>系統</w:t>
+      </w:r>
+      <w:r>
+        <w:rPr>
+          <w:rFonts w:eastAsia="標楷體"/>
+          <w:color w:val="000000" w:themeColor="text1"/>
+          <w:sz w:val="28"/>
+        </w:rPr>
+        <w:t>核心</w:t>
+      </w:r>
+    </w:p>
+    <w:p>
+      <w:pPr>
+        <w:pStyle w:val="a5"/>
+        <w:numPr>
+          <w:ilvl w:val="0"/>
+          <w:numId w:val="13"/>
+        </w:numPr>
+        <w:ind w:leftChars="0"/>
+        <w:rPr>
+          <w:rFonts w:eastAsia="標楷體"/>
+          <w:color w:val="000000" w:themeColor="text1"/>
+          <w:sz w:val="28"/>
+        </w:rPr>
+      </w:pPr>
+      <w:r>
+        <w:rPr>
+          <w:rFonts w:eastAsia="標楷體"/>
+          <w:color w:val="000000" w:themeColor="text1"/>
+          <w:sz w:val="28"/>
+        </w:rPr>
+        <w:t>資料</w:t>
+      </w:r>
+      <w:r>
+        <w:rPr>
+          <w:rFonts w:eastAsia="標楷體" w:hint="eastAsia"/>
+          <w:color w:val="000000" w:themeColor="text1"/>
+          <w:sz w:val="28"/>
+        </w:rPr>
+        <w:t>庫</w:t>
+      </w:r>
+    </w:p>
     <w:p>
       <w:pPr>
         <w:pStyle w:val="a5"/>
@@ -3449,6 +3582,7 @@
                 <w:color w:val="000000" w:themeColor="text1"/>
                 <w:sz w:val="28"/>
               </w:rPr>
+              <w:lastRenderedPageBreak/>
               <w:t>硬體需求</w:t>
             </w:r>
           </w:p>
@@ -3710,7 +3844,6 @@
           <w:color w:val="000000" w:themeColor="text1"/>
           <w:sz w:val="28"/>
         </w:rPr>
-        <w:lastRenderedPageBreak/>
         <w:t xml:space="preserve">2. </w:t>
       </w:r>
       <w:r>
@@ -4291,6 +4424,7 @@
                 <w:sz w:val="28"/>
                 <w:szCs w:val="28"/>
               </w:rPr>
+              <w:lastRenderedPageBreak/>
               <w:t>框架</w:t>
             </w:r>
           </w:p>
@@ -21295,14 +21429,12 @@
     <w:p>
       <w:pPr>
         <w:rPr>
-          <w:rFonts w:eastAsia="標楷體" w:hint="eastAsia"/>
+          <w:rFonts w:eastAsia="標楷體"/>
           <w:bCs/>
           <w:sz w:val="32"/>
           <w:szCs w:val="36"/>
         </w:rPr>
       </w:pPr>
-      <w:bookmarkStart w:id="24" w:name="_GoBack"/>
-      <w:bookmarkEnd w:id="24"/>
     </w:p>
     <w:sectPr>
       <w:pgSz w:w="11906" w:h="16838" w:code="9"/>
@@ -21315,7 +21447,7 @@
 </file>
 
 <file path=word/numbering.xml><?xml version="1.0" encoding="utf-8"?>
-<w:numbering xmlns:wpc="http://schemas.microsoft.com/office/word/2010/wordprocessingCanvas" xmlns:cx="http://schemas.microsoft.com/office/drawing/2014/chartex" xmlns:cx1="http://schemas.microsoft.com/office/drawing/2015/9/8/chartex" xmlns:cx2="http://schemas.microsoft.com/office/drawing/2015/10/21/chartex" xmlns:cx3="http://schemas.microsoft.com/office/drawing/2016/5/9/chartex" xmlns:cx4="http://schemas.microsoft.com/office/drawing/2016/5/10/chartex" xmlns:cx5="http://schemas.microsoft.com/office/drawing/2016/5/11/chartex" xmlns:cx6="http://schemas.microsoft.com/office/drawing/2016/5/12/chartex" xmlns:cx7="http://schemas.microsoft.com/office/drawing/2016/5/13/chartex" xmlns:cx8="http://schemas.microsoft.com/office/drawing/2016/5/14/chartex" xmlns:mc="http://schemas.openxmlformats.org/markup-compatibility/2006" xmlns:aink="http://schemas.microsoft.com/office/drawing/2016/ink" xmlns:am3d="http://schemas.microsoft.com/office/drawing/2017/model3d" xmlns:o="urn:schemas-microsoft-com:office:office" xmlns:r="http://schemas.openxmlformats.org/officeDocument/2006/relationships" xmlns:m="http://schemas.openxmlformats.org/officeDocument/2006/math" xmlns:v="urn:schemas-microsoft-com:vml" xmlns:wp14="http://schemas.microsoft.com/office/word/2010/wordprocessingDrawing" xmlns:wp="http://schemas.openxmlformats.org/drawingml/2006/wordprocessingDrawing" xmlns:w10="urn:schemas-microsoft-com:office:word" xmlns:w="http://schemas.openxmlformats.org/wordprocessingml/2006/main" xmlns:w14="http://schemas.microsoft.com/office/word/2010/wordml" xmlns:w15="http://schemas.microsoft.com/office/word/2012/wordml" xmlns:w16cid="http://schemas.microsoft.com/office/word/2016/wordml/cid" xmlns:w16se="http://schemas.microsoft.com/office/word/2015/wordml/symex" xmlns:wpg="http://schemas.microsoft.com/office/word/2010/wordprocessingGroup" xmlns:wpi="http://schemas.microsoft.com/office/word/2010/wordprocessingInk" xmlns:wne="http://schemas.microsoft.com/office/word/2006/wordml" xmlns:wps="http://schemas.microsoft.com/office/word/2010/wordprocessingShape" mc:Ignorable="w14 w15 w16se w16cid wp14">
+<w:numbering xmlns:wpc="http://schemas.microsoft.com/office/word/2010/wordprocessingCanvas" xmlns:cx="http://schemas.microsoft.com/office/drawing/2014/chartex" xmlns:cx1="http://schemas.microsoft.com/office/drawing/2015/9/8/chartex" xmlns:cx2="http://schemas.microsoft.com/office/drawing/2015/10/21/chartex" xmlns:cx3="http://schemas.microsoft.com/office/drawing/2016/5/9/chartex" xmlns:cx4="http://schemas.microsoft.com/office/drawing/2016/5/10/chartex" xmlns:cx5="http://schemas.microsoft.com/office/drawing/2016/5/11/chartex" xmlns:cx6="http://schemas.microsoft.com/office/drawing/2016/5/12/chartex" xmlns:cx7="http://schemas.microsoft.com/office/drawing/2016/5/13/chartex" xmlns:cx8="http://schemas.microsoft.com/office/drawing/2016/5/14/chartex" xmlns:mc="http://schemas.openxmlformats.org/markup-compatibility/2006" xmlns:aink="http://schemas.microsoft.com/office/drawing/2016/ink" xmlns:am3d="http://schemas.microsoft.com/office/drawing/2017/model3d" xmlns:o="urn:schemas-microsoft-com:office:office" xmlns:oel="http://schemas.microsoft.com/office/2019/extlst" xmlns:r="http://schemas.openxmlformats.org/officeDocument/2006/relationships" xmlns:m="http://schemas.openxmlformats.org/officeDocument/2006/math" xmlns:v="urn:schemas-microsoft-com:vml" xmlns:wp14="http://schemas.microsoft.com/office/word/2010/wordprocessingDrawing" xmlns:wp="http://schemas.openxmlformats.org/drawingml/2006/wordprocessingDrawing" xmlns:w10="urn:schemas-microsoft-com:office:word" xmlns:w="http://schemas.openxmlformats.org/wordprocessingml/2006/main" xmlns:w14="http://schemas.microsoft.com/office/word/2010/wordml" xmlns:w15="http://schemas.microsoft.com/office/word/2012/wordml" xmlns:w16cex="http://schemas.microsoft.com/office/word/2018/wordml/cex" xmlns:w16cid="http://schemas.microsoft.com/office/word/2016/wordml/cid" xmlns:w16="http://schemas.microsoft.com/office/word/2018/wordml" xmlns:w16du="http://schemas.microsoft.com/office/word/2023/wordml/word16du" xmlns:w16sdtdh="http://schemas.microsoft.com/office/word/2020/wordml/sdtdatahash" xmlns:w16sdtfl="http://schemas.microsoft.com/office/word/2024/wordml/sdtformatlock" xmlns:w16se="http://schemas.microsoft.com/office/word/2015/wordml/symex" xmlns:wpg="http://schemas.microsoft.com/office/word/2010/wordprocessingGroup" xmlns:wpi="http://schemas.microsoft.com/office/word/2010/wordprocessingInk" xmlns:wne="http://schemas.microsoft.com/office/word/2006/wordml" xmlns:wps="http://schemas.microsoft.com/office/word/2010/wordprocessingShape" mc:Ignorable="w14 w15 w16se w16cid w16 w16cex w16sdtdh w16sdtfl w16du wp14">
   <w:abstractNum w:abstractNumId="0" w15:restartNumberingAfterBreak="0">
     <w:nsid w:val="0204078B"/>
     <w:multiLevelType w:val="multilevel"/>
@@ -21430,6 +21562,155 @@
     </w:lvl>
   </w:abstractNum>
   <w:abstractNum w:abstractNumId="1" w15:restartNumberingAfterBreak="0">
+    <w:nsid w:val="05FC51B9"/>
+    <w:multiLevelType w:val="multilevel"/>
+    <w:tmpl w:val="B5DE8B58"/>
+    <w:lvl w:ilvl="0">
+      <w:start w:val="1"/>
+      <w:numFmt w:val="bullet"/>
+      <w:lvlText w:val=""/>
+      <w:lvlJc w:val="left"/>
+      <w:pPr>
+        <w:tabs>
+          <w:tab w:val="num" w:pos="720"/>
+        </w:tabs>
+        <w:ind w:left="720" w:hanging="360"/>
+      </w:pPr>
+      <w:rPr>
+        <w:rFonts w:ascii="Symbol" w:hAnsi="Symbol" w:hint="default"/>
+        <w:sz w:val="20"/>
+      </w:rPr>
+    </w:lvl>
+    <w:lvl w:ilvl="1">
+      <w:start w:val="1"/>
+      <w:numFmt w:val="bullet"/>
+      <w:lvlText w:val="o"/>
+      <w:lvlJc w:val="left"/>
+      <w:pPr>
+        <w:tabs>
+          <w:tab w:val="num" w:pos="1440"/>
+        </w:tabs>
+        <w:ind w:left="1440" w:hanging="360"/>
+      </w:pPr>
+      <w:rPr>
+        <w:rFonts w:ascii="Courier New" w:hAnsi="Courier New" w:hint="default"/>
+        <w:sz w:val="20"/>
+      </w:rPr>
+    </w:lvl>
+    <w:lvl w:ilvl="2" w:tentative="1">
+      <w:start w:val="1"/>
+      <w:numFmt w:val="bullet"/>
+      <w:lvlText w:val=""/>
+      <w:lvlJc w:val="left"/>
+      <w:pPr>
+        <w:tabs>
+          <w:tab w:val="num" w:pos="2160"/>
+        </w:tabs>
+        <w:ind w:left="2160" w:hanging="360"/>
+      </w:pPr>
+      <w:rPr>
+        <w:rFonts w:ascii="Wingdings" w:hAnsi="Wingdings" w:hint="default"/>
+        <w:sz w:val="20"/>
+      </w:rPr>
+    </w:lvl>
+    <w:lvl w:ilvl="3" w:tentative="1">
+      <w:start w:val="1"/>
+      <w:numFmt w:val="bullet"/>
+      <w:lvlText w:val=""/>
+      <w:lvlJc w:val="left"/>
+      <w:pPr>
+        <w:tabs>
+          <w:tab w:val="num" w:pos="2880"/>
+        </w:tabs>
+        <w:ind w:left="2880" w:hanging="360"/>
+      </w:pPr>
+      <w:rPr>
+        <w:rFonts w:ascii="Wingdings" w:hAnsi="Wingdings" w:hint="default"/>
+        <w:sz w:val="20"/>
+      </w:rPr>
+    </w:lvl>
+    <w:lvl w:ilvl="4" w:tentative="1">
+      <w:start w:val="1"/>
+      <w:numFmt w:val="bullet"/>
+      <w:lvlText w:val=""/>
+      <w:lvlJc w:val="left"/>
+      <w:pPr>
+        <w:tabs>
+          <w:tab w:val="num" w:pos="3600"/>
+        </w:tabs>
+        <w:ind w:left="3600" w:hanging="360"/>
+      </w:pPr>
+      <w:rPr>
+        <w:rFonts w:ascii="Wingdings" w:hAnsi="Wingdings" w:hint="default"/>
+        <w:sz w:val="20"/>
+      </w:rPr>
+    </w:lvl>
+    <w:lvl w:ilvl="5" w:tentative="1">
+      <w:start w:val="1"/>
+      <w:numFmt w:val="bullet"/>
+      <w:lvlText w:val=""/>
+      <w:lvlJc w:val="left"/>
+      <w:pPr>
+        <w:tabs>
+          <w:tab w:val="num" w:pos="4320"/>
+        </w:tabs>
+        <w:ind w:left="4320" w:hanging="360"/>
+      </w:pPr>
+      <w:rPr>
+        <w:rFonts w:ascii="Wingdings" w:hAnsi="Wingdings" w:hint="default"/>
+        <w:sz w:val="20"/>
+      </w:rPr>
+    </w:lvl>
+    <w:lvl w:ilvl="6" w:tentative="1">
+      <w:start w:val="1"/>
+      <w:numFmt w:val="bullet"/>
+      <w:lvlText w:val=""/>
+      <w:lvlJc w:val="left"/>
+      <w:pPr>
+        <w:tabs>
+          <w:tab w:val="num" w:pos="5040"/>
+        </w:tabs>
+        <w:ind w:left="5040" w:hanging="360"/>
+      </w:pPr>
+      <w:rPr>
+        <w:rFonts w:ascii="Wingdings" w:hAnsi="Wingdings" w:hint="default"/>
+        <w:sz w:val="20"/>
+      </w:rPr>
+    </w:lvl>
+    <w:lvl w:ilvl="7" w:tentative="1">
+      <w:start w:val="1"/>
+      <w:numFmt w:val="bullet"/>
+      <w:lvlText w:val=""/>
+      <w:lvlJc w:val="left"/>
+      <w:pPr>
+        <w:tabs>
+          <w:tab w:val="num" w:pos="5760"/>
+        </w:tabs>
+        <w:ind w:left="5760" w:hanging="360"/>
+      </w:pPr>
+      <w:rPr>
+        <w:rFonts w:ascii="Wingdings" w:hAnsi="Wingdings" w:hint="default"/>
+        <w:sz w:val="20"/>
+      </w:rPr>
+    </w:lvl>
+    <w:lvl w:ilvl="8" w:tentative="1">
+      <w:start w:val="1"/>
+      <w:numFmt w:val="bullet"/>
+      <w:lvlText w:val=""/>
+      <w:lvlJc w:val="left"/>
+      <w:pPr>
+        <w:tabs>
+          <w:tab w:val="num" w:pos="6480"/>
+        </w:tabs>
+        <w:ind w:left="6480" w:hanging="360"/>
+      </w:pPr>
+      <w:rPr>
+        <w:rFonts w:ascii="Wingdings" w:hAnsi="Wingdings" w:hint="default"/>
+        <w:sz w:val="20"/>
+      </w:rPr>
+    </w:lvl>
+  </w:abstractNum>
+  <w:abstractNum w:abstractNumId="2" w15:restartNumberingAfterBreak="0">
     <w:nsid w:val="082B0D3F"/>
     <w:multiLevelType w:val="hybridMultilevel"/>
     <w:tmpl w:val="B9FA4A82"/>
@@ -21518,7 +21799,7 @@
       </w:pPr>
     </w:lvl>
   </w:abstractNum>
-  <w:abstractNum w:abstractNumId="2" w15:restartNumberingAfterBreak="0">
+  <w:abstractNum w:abstractNumId="3" w15:restartNumberingAfterBreak="0">
     <w:nsid w:val="0C1A68AA"/>
     <w:multiLevelType w:val="hybridMultilevel"/>
     <w:tmpl w:val="65307F68"/>
@@ -21607,7 +21888,156 @@
       </w:pPr>
     </w:lvl>
   </w:abstractNum>
-  <w:abstractNum w:abstractNumId="3" w15:restartNumberingAfterBreak="0">
+  <w:abstractNum w:abstractNumId="4" w15:restartNumberingAfterBreak="0">
+    <w:nsid w:val="0F2C3E43"/>
+    <w:multiLevelType w:val="multilevel"/>
+    <w:tmpl w:val="993035C6"/>
+    <w:lvl w:ilvl="0">
+      <w:start w:val="1"/>
+      <w:numFmt w:val="bullet"/>
+      <w:lvlText w:val=""/>
+      <w:lvlJc w:val="left"/>
+      <w:pPr>
+        <w:tabs>
+          <w:tab w:val="num" w:pos="720"/>
+        </w:tabs>
+        <w:ind w:left="720" w:hanging="360"/>
+      </w:pPr>
+      <w:rPr>
+        <w:rFonts w:ascii="Symbol" w:hAnsi="Symbol" w:hint="default"/>
+        <w:sz w:val="20"/>
+      </w:rPr>
+    </w:lvl>
+    <w:lvl w:ilvl="1" w:tentative="1">
+      <w:start w:val="1"/>
+      <w:numFmt w:val="bullet"/>
+      <w:lvlText w:val="o"/>
+      <w:lvlJc w:val="left"/>
+      <w:pPr>
+        <w:tabs>
+          <w:tab w:val="num" w:pos="1440"/>
+        </w:tabs>
+        <w:ind w:left="1440" w:hanging="360"/>
+      </w:pPr>
+      <w:rPr>
+        <w:rFonts w:ascii="Courier New" w:hAnsi="Courier New" w:hint="default"/>
+        <w:sz w:val="20"/>
+      </w:rPr>
+    </w:lvl>
+    <w:lvl w:ilvl="2" w:tentative="1">
+      <w:start w:val="1"/>
+      <w:numFmt w:val="bullet"/>
+      <w:lvlText w:val=""/>
+      <w:lvlJc w:val="left"/>
+      <w:pPr>
+        <w:tabs>
+          <w:tab w:val="num" w:pos="2160"/>
+        </w:tabs>
+        <w:ind w:left="2160" w:hanging="360"/>
+      </w:pPr>
+      <w:rPr>
+        <w:rFonts w:ascii="Wingdings" w:hAnsi="Wingdings" w:hint="default"/>
+        <w:sz w:val="20"/>
+      </w:rPr>
+    </w:lvl>
+    <w:lvl w:ilvl="3" w:tentative="1">
+      <w:start w:val="1"/>
+      <w:numFmt w:val="bullet"/>
+      <w:lvlText w:val=""/>
+      <w:lvlJc w:val="left"/>
+      <w:pPr>
+        <w:tabs>
+          <w:tab w:val="num" w:pos="2880"/>
+        </w:tabs>
+        <w:ind w:left="2880" w:hanging="360"/>
+      </w:pPr>
+      <w:rPr>
+        <w:rFonts w:ascii="Wingdings" w:hAnsi="Wingdings" w:hint="default"/>
+        <w:sz w:val="20"/>
+      </w:rPr>
+    </w:lvl>
+    <w:lvl w:ilvl="4" w:tentative="1">
+      <w:start w:val="1"/>
+      <w:numFmt w:val="bullet"/>
+      <w:lvlText w:val=""/>
+      <w:lvlJc w:val="left"/>
+      <w:pPr>
+        <w:tabs>
+          <w:tab w:val="num" w:pos="3600"/>
+        </w:tabs>
+        <w:ind w:left="3600" w:hanging="360"/>
+      </w:pPr>
+      <w:rPr>
+        <w:rFonts w:ascii="Wingdings" w:hAnsi="Wingdings" w:hint="default"/>
+        <w:sz w:val="20"/>
+      </w:rPr>
+    </w:lvl>
+    <w:lvl w:ilvl="5" w:tentative="1">
+      <w:start w:val="1"/>
+      <w:numFmt w:val="bullet"/>
+      <w:lvlText w:val=""/>
+      <w:lvlJc w:val="left"/>
+      <w:pPr>
+        <w:tabs>
+          <w:tab w:val="num" w:pos="4320"/>
+        </w:tabs>
+        <w:ind w:left="4320" w:hanging="360"/>
+      </w:pPr>
+      <w:rPr>
+        <w:rFonts w:ascii="Wingdings" w:hAnsi="Wingdings" w:hint="default"/>
+        <w:sz w:val="20"/>
+      </w:rPr>
+    </w:lvl>
+    <w:lvl w:ilvl="6" w:tentative="1">
+      <w:start w:val="1"/>
+      <w:numFmt w:val="bullet"/>
+      <w:lvlText w:val=""/>
+      <w:lvlJc w:val="left"/>
+      <w:pPr>
+        <w:tabs>
+          <w:tab w:val="num" w:pos="5040"/>
+        </w:tabs>
+        <w:ind w:left="5040" w:hanging="360"/>
+      </w:pPr>
+      <w:rPr>
+        <w:rFonts w:ascii="Wingdings" w:hAnsi="Wingdings" w:hint="default"/>
+        <w:sz w:val="20"/>
+      </w:rPr>
+    </w:lvl>
+    <w:lvl w:ilvl="7" w:tentative="1">
+      <w:start w:val="1"/>
+      <w:numFmt w:val="bullet"/>
+      <w:lvlText w:val=""/>
+      <w:lvlJc w:val="left"/>
+      <w:pPr>
+        <w:tabs>
+          <w:tab w:val="num" w:pos="5760"/>
+        </w:tabs>
+        <w:ind w:left="5760" w:hanging="360"/>
+      </w:pPr>
+      <w:rPr>
+        <w:rFonts w:ascii="Wingdings" w:hAnsi="Wingdings" w:hint="default"/>
+        <w:sz w:val="20"/>
+      </w:rPr>
+    </w:lvl>
+    <w:lvl w:ilvl="8" w:tentative="1">
+      <w:start w:val="1"/>
+      <w:numFmt w:val="bullet"/>
+      <w:lvlText w:val=""/>
+      <w:lvlJc w:val="left"/>
+      <w:pPr>
+        <w:tabs>
+          <w:tab w:val="num" w:pos="6480"/>
+        </w:tabs>
+        <w:ind w:left="6480" w:hanging="360"/>
+      </w:pPr>
+      <w:rPr>
+        <w:rFonts w:ascii="Wingdings" w:hAnsi="Wingdings" w:hint="default"/>
+        <w:sz w:val="20"/>
+      </w:rPr>
+    </w:lvl>
+  </w:abstractNum>
+  <w:abstractNum w:abstractNumId="5" w15:restartNumberingAfterBreak="0">
     <w:nsid w:val="23C909D3"/>
     <w:multiLevelType w:val="multilevel"/>
     <w:tmpl w:val="1284C204"/>
@@ -21720,7 +22150,96 @@
       </w:rPr>
     </w:lvl>
   </w:abstractNum>
-  <w:abstractNum w:abstractNumId="4" w15:restartNumberingAfterBreak="0">
+  <w:abstractNum w:abstractNumId="6" w15:restartNumberingAfterBreak="0">
+    <w:nsid w:val="24B14989"/>
+    <w:multiLevelType w:val="hybridMultilevel"/>
+    <w:tmpl w:val="F49EDDFE"/>
+    <w:lvl w:ilvl="0" w:tplc="B78E33D6">
+      <w:start w:val="1"/>
+      <w:numFmt w:val="decimal"/>
+      <w:lvlText w:val="%1."/>
+      <w:lvlJc w:val="left"/>
+      <w:pPr>
+        <w:ind w:left="360" w:hanging="360"/>
+      </w:pPr>
+      <w:rPr>
+        <w:rFonts w:hint="default"/>
+      </w:rPr>
+    </w:lvl>
+    <w:lvl w:ilvl="1" w:tplc="04090019" w:tentative="1">
+      <w:start w:val="1"/>
+      <w:numFmt w:val="ideographTraditional"/>
+      <w:lvlText w:val="%2、"/>
+      <w:lvlJc w:val="left"/>
+      <w:pPr>
+        <w:ind w:left="960" w:hanging="480"/>
+      </w:pPr>
+    </w:lvl>
+    <w:lvl w:ilvl="2" w:tplc="0409001B" w:tentative="1">
+      <w:start w:val="1"/>
+      <w:numFmt w:val="lowerRoman"/>
+      <w:lvlText w:val="%3."/>
+      <w:lvlJc w:val="right"/>
+      <w:pPr>
+        <w:ind w:left="1440" w:hanging="480"/>
+      </w:pPr>
+    </w:lvl>
+    <w:lvl w:ilvl="3" w:tplc="0409000F" w:tentative="1">
+      <w:start w:val="1"/>
+      <w:numFmt w:val="decimal"/>
+      <w:lvlText w:val="%4."/>
+      <w:lvlJc w:val="left"/>
+      <w:pPr>
+        <w:ind w:left="1920" w:hanging="480"/>
+      </w:pPr>
+    </w:lvl>
+    <w:lvl w:ilvl="4" w:tplc="04090019" w:tentative="1">
+      <w:start w:val="1"/>
+      <w:numFmt w:val="ideographTraditional"/>
+      <w:lvlText w:val="%5、"/>
+      <w:lvlJc w:val="left"/>
+      <w:pPr>
+        <w:ind w:left="2400" w:hanging="480"/>
+      </w:pPr>
+    </w:lvl>
+    <w:lvl w:ilvl="5" w:tplc="0409001B" w:tentative="1">
+      <w:start w:val="1"/>
+      <w:numFmt w:val="lowerRoman"/>
+      <w:lvlText w:val="%6."/>
+      <w:lvlJc w:val="right"/>
+      <w:pPr>
+        <w:ind w:left="2880" w:hanging="480"/>
+      </w:pPr>
+    </w:lvl>
+    <w:lvl w:ilvl="6" w:tplc="0409000F" w:tentative="1">
+      <w:start w:val="1"/>
+      <w:numFmt w:val="decimal"/>
+      <w:lvlText w:val="%7."/>
+      <w:lvlJc w:val="left"/>
+      <w:pPr>
+        <w:ind w:left="3360" w:hanging="480"/>
+      </w:pPr>
+    </w:lvl>
+    <w:lvl w:ilvl="7" w:tplc="04090019" w:tentative="1">
+      <w:start w:val="1"/>
+      <w:numFmt w:val="ideographTraditional"/>
+      <w:lvlText w:val="%8、"/>
+      <w:lvlJc w:val="left"/>
+      <w:pPr>
+        <w:ind w:left="3840" w:hanging="480"/>
+      </w:pPr>
+    </w:lvl>
+    <w:lvl w:ilvl="8" w:tplc="0409001B" w:tentative="1">
+      <w:start w:val="1"/>
+      <w:numFmt w:val="lowerRoman"/>
+      <w:lvlText w:val="%9."/>
+      <w:lvlJc w:val="right"/>
+      <w:pPr>
+        <w:ind w:left="4320" w:hanging="480"/>
+      </w:pPr>
+    </w:lvl>
+  </w:abstractNum>
+  <w:abstractNum w:abstractNumId="7" w15:restartNumberingAfterBreak="0">
     <w:nsid w:val="2E385A6A"/>
     <w:multiLevelType w:val="multilevel"/>
     <w:tmpl w:val="FDF67BB0"/>
@@ -21833,7 +22352,7 @@
       </w:rPr>
     </w:lvl>
   </w:abstractNum>
-  <w:abstractNum w:abstractNumId="5" w15:restartNumberingAfterBreak="0">
+  <w:abstractNum w:abstractNumId="8" w15:restartNumberingAfterBreak="0">
     <w:nsid w:val="54156A8D"/>
     <w:multiLevelType w:val="multilevel"/>
     <w:tmpl w:val="F3EC59A2"/>
@@ -21946,7 +22465,7 @@
       </w:rPr>
     </w:lvl>
   </w:abstractNum>
-  <w:abstractNum w:abstractNumId="6" w15:restartNumberingAfterBreak="0">
+  <w:abstractNum w:abstractNumId="9" w15:restartNumberingAfterBreak="0">
     <w:nsid w:val="57C322E0"/>
     <w:multiLevelType w:val="multilevel"/>
     <w:tmpl w:val="62D638C0"/>
@@ -22059,7 +22578,7 @@
       </w:rPr>
     </w:lvl>
   </w:abstractNum>
-  <w:abstractNum w:abstractNumId="7" w15:restartNumberingAfterBreak="0">
+  <w:abstractNum w:abstractNumId="10" w15:restartNumberingAfterBreak="0">
     <w:nsid w:val="61C929A7"/>
     <w:multiLevelType w:val="hybridMultilevel"/>
     <w:tmpl w:val="ABF2F928"/>
@@ -22148,7 +22667,7 @@
       </w:pPr>
     </w:lvl>
   </w:abstractNum>
-  <w:abstractNum w:abstractNumId="8" w15:restartNumberingAfterBreak="0">
+  <w:abstractNum w:abstractNumId="11" w15:restartNumberingAfterBreak="0">
     <w:nsid w:val="6FA1357C"/>
     <w:multiLevelType w:val="hybridMultilevel"/>
     <w:tmpl w:val="35F098F0"/>
@@ -22234,38 +22753,199 @@
       </w:pPr>
     </w:lvl>
   </w:abstractNum>
-  <w:num w:numId="1">
+  <w:abstractNum w:abstractNumId="12" w15:restartNumberingAfterBreak="0">
+    <w:nsid w:val="7D725A50"/>
+    <w:multiLevelType w:val="multilevel"/>
+    <w:tmpl w:val="FE3858E4"/>
+    <w:lvl w:ilvl="0">
+      <w:start w:val="1"/>
+      <w:numFmt w:val="bullet"/>
+      <w:lvlText w:val=""/>
+      <w:lvlJc w:val="left"/>
+      <w:pPr>
+        <w:tabs>
+          <w:tab w:val="num" w:pos="720"/>
+        </w:tabs>
+        <w:ind w:left="720" w:hanging="360"/>
+      </w:pPr>
+      <w:rPr>
+        <w:rFonts w:ascii="Symbol" w:hAnsi="Symbol" w:hint="default"/>
+        <w:sz w:val="20"/>
+      </w:rPr>
+    </w:lvl>
+    <w:lvl w:ilvl="1" w:tentative="1">
+      <w:start w:val="1"/>
+      <w:numFmt w:val="bullet"/>
+      <w:lvlText w:val="o"/>
+      <w:lvlJc w:val="left"/>
+      <w:pPr>
+        <w:tabs>
+          <w:tab w:val="num" w:pos="1440"/>
+        </w:tabs>
+        <w:ind w:left="1440" w:hanging="360"/>
+      </w:pPr>
+      <w:rPr>
+        <w:rFonts w:ascii="Courier New" w:hAnsi="Courier New" w:hint="default"/>
+        <w:sz w:val="20"/>
+      </w:rPr>
+    </w:lvl>
+    <w:lvl w:ilvl="2" w:tentative="1">
+      <w:start w:val="1"/>
+      <w:numFmt w:val="bullet"/>
+      <w:lvlText w:val=""/>
+      <w:lvlJc w:val="left"/>
+      <w:pPr>
+        <w:tabs>
+          <w:tab w:val="num" w:pos="2160"/>
+        </w:tabs>
+        <w:ind w:left="2160" w:hanging="360"/>
+      </w:pPr>
+      <w:rPr>
+        <w:rFonts w:ascii="Wingdings" w:hAnsi="Wingdings" w:hint="default"/>
+        <w:sz w:val="20"/>
+      </w:rPr>
+    </w:lvl>
+    <w:lvl w:ilvl="3" w:tentative="1">
+      <w:start w:val="1"/>
+      <w:numFmt w:val="bullet"/>
+      <w:lvlText w:val=""/>
+      <w:lvlJc w:val="left"/>
+      <w:pPr>
+        <w:tabs>
+          <w:tab w:val="num" w:pos="2880"/>
+        </w:tabs>
+        <w:ind w:left="2880" w:hanging="360"/>
+      </w:pPr>
+      <w:rPr>
+        <w:rFonts w:ascii="Wingdings" w:hAnsi="Wingdings" w:hint="default"/>
+        <w:sz w:val="20"/>
+      </w:rPr>
+    </w:lvl>
+    <w:lvl w:ilvl="4" w:tentative="1">
+      <w:start w:val="1"/>
+      <w:numFmt w:val="bullet"/>
+      <w:lvlText w:val=""/>
+      <w:lvlJc w:val="left"/>
+      <w:pPr>
+        <w:tabs>
+          <w:tab w:val="num" w:pos="3600"/>
+        </w:tabs>
+        <w:ind w:left="3600" w:hanging="360"/>
+      </w:pPr>
+      <w:rPr>
+        <w:rFonts w:ascii="Wingdings" w:hAnsi="Wingdings" w:hint="default"/>
+        <w:sz w:val="20"/>
+      </w:rPr>
+    </w:lvl>
+    <w:lvl w:ilvl="5" w:tentative="1">
+      <w:start w:val="1"/>
+      <w:numFmt w:val="bullet"/>
+      <w:lvlText w:val=""/>
+      <w:lvlJc w:val="left"/>
+      <w:pPr>
+        <w:tabs>
+          <w:tab w:val="num" w:pos="4320"/>
+        </w:tabs>
+        <w:ind w:left="4320" w:hanging="360"/>
+      </w:pPr>
+      <w:rPr>
+        <w:rFonts w:ascii="Wingdings" w:hAnsi="Wingdings" w:hint="default"/>
+        <w:sz w:val="20"/>
+      </w:rPr>
+    </w:lvl>
+    <w:lvl w:ilvl="6" w:tentative="1">
+      <w:start w:val="1"/>
+      <w:numFmt w:val="bullet"/>
+      <w:lvlText w:val=""/>
+      <w:lvlJc w:val="left"/>
+      <w:pPr>
+        <w:tabs>
+          <w:tab w:val="num" w:pos="5040"/>
+        </w:tabs>
+        <w:ind w:left="5040" w:hanging="360"/>
+      </w:pPr>
+      <w:rPr>
+        <w:rFonts w:ascii="Wingdings" w:hAnsi="Wingdings" w:hint="default"/>
+        <w:sz w:val="20"/>
+      </w:rPr>
+    </w:lvl>
+    <w:lvl w:ilvl="7" w:tentative="1">
+      <w:start w:val="1"/>
+      <w:numFmt w:val="bullet"/>
+      <w:lvlText w:val=""/>
+      <w:lvlJc w:val="left"/>
+      <w:pPr>
+        <w:tabs>
+          <w:tab w:val="num" w:pos="5760"/>
+        </w:tabs>
+        <w:ind w:left="5760" w:hanging="360"/>
+      </w:pPr>
+      <w:rPr>
+        <w:rFonts w:ascii="Wingdings" w:hAnsi="Wingdings" w:hint="default"/>
+        <w:sz w:val="20"/>
+      </w:rPr>
+    </w:lvl>
+    <w:lvl w:ilvl="8" w:tentative="1">
+      <w:start w:val="1"/>
+      <w:numFmt w:val="bullet"/>
+      <w:lvlText w:val=""/>
+      <w:lvlJc w:val="left"/>
+      <w:pPr>
+        <w:tabs>
+          <w:tab w:val="num" w:pos="6480"/>
+        </w:tabs>
+        <w:ind w:left="6480" w:hanging="360"/>
+      </w:pPr>
+      <w:rPr>
+        <w:rFonts w:ascii="Wingdings" w:hAnsi="Wingdings" w:hint="default"/>
+        <w:sz w:val="20"/>
+      </w:rPr>
+    </w:lvl>
+  </w:abstractNum>
+  <w:num w:numId="1" w16cid:durableId="209848709">
+    <w:abstractNumId w:val="3"/>
+  </w:num>
+  <w:num w:numId="2" w16cid:durableId="719789197">
+    <w:abstractNumId w:val="0"/>
+  </w:num>
+  <w:num w:numId="3" w16cid:durableId="1761608843">
+    <w:abstractNumId w:val="7"/>
+  </w:num>
+  <w:num w:numId="4" w16cid:durableId="562377515">
+    <w:abstractNumId w:val="9"/>
+  </w:num>
+  <w:num w:numId="5" w16cid:durableId="1832139071">
     <w:abstractNumId w:val="2"/>
   </w:num>
-  <w:num w:numId="2">
-    <w:abstractNumId w:val="0"/>
+  <w:num w:numId="6" w16cid:durableId="1755779542">
+    <w:abstractNumId w:val="10"/>
   </w:num>
-  <w:num w:numId="3">
+  <w:num w:numId="7" w16cid:durableId="1366322038">
+    <w:abstractNumId w:val="5"/>
+  </w:num>
+  <w:num w:numId="8" w16cid:durableId="683677484">
+    <w:abstractNumId w:val="8"/>
+  </w:num>
+  <w:num w:numId="9" w16cid:durableId="1496994376">
+    <w:abstractNumId w:val="11"/>
+  </w:num>
+  <w:num w:numId="10" w16cid:durableId="448397818">
     <w:abstractNumId w:val="4"/>
   </w:num>
-  <w:num w:numId="4">
-    <w:abstractNumId w:val="6"/>
+  <w:num w:numId="11" w16cid:durableId="1437678201">
+    <w:abstractNumId w:val="12"/>
   </w:num>
-  <w:num w:numId="5">
+  <w:num w:numId="12" w16cid:durableId="324432290">
     <w:abstractNumId w:val="1"/>
   </w:num>
-  <w:num w:numId="6">
-    <w:abstractNumId w:val="7"/>
-  </w:num>
-  <w:num w:numId="7">
-    <w:abstractNumId w:val="3"/>
-  </w:num>
-  <w:num w:numId="8">
-    <w:abstractNumId w:val="5"/>
-  </w:num>
-  <w:num w:numId="9">
-    <w:abstractNumId w:val="8"/>
+  <w:num w:numId="13" w16cid:durableId="1139881045">
+    <w:abstractNumId w:val="6"/>
   </w:num>
 </w:numbering>
 </file>
 
 <file path=word/styles.xml><?xml version="1.0" encoding="utf-8"?>
-<w:styles xmlns:mc="http://schemas.openxmlformats.org/markup-compatibility/2006" xmlns:r="http://schemas.openxmlformats.org/officeDocument/2006/relationships" xmlns:w="http://schemas.openxmlformats.org/wordprocessingml/2006/main" xmlns:w14="http://schemas.microsoft.com/office/word/2010/wordml" xmlns:w15="http://schemas.microsoft.com/office/word/2012/wordml" xmlns:w16cid="http://schemas.microsoft.com/office/word/2016/wordml/cid" xmlns:w16se="http://schemas.microsoft.com/office/word/2015/wordml/symex" mc:Ignorable="w14 w15 w16se w16cid">
+<w:styles xmlns:mc="http://schemas.openxmlformats.org/markup-compatibility/2006" xmlns:r="http://schemas.openxmlformats.org/officeDocument/2006/relationships" xmlns:w="http://schemas.openxmlformats.org/wordprocessingml/2006/main" xmlns:w14="http://schemas.microsoft.com/office/word/2010/wordml" xmlns:w15="http://schemas.microsoft.com/office/word/2012/wordml" xmlns:w16cex="http://schemas.microsoft.com/office/word/2018/wordml/cex" xmlns:w16cid="http://schemas.microsoft.com/office/word/2016/wordml/cid" xmlns:w16="http://schemas.microsoft.com/office/word/2018/wordml" xmlns:w16du="http://schemas.microsoft.com/office/word/2023/wordml/word16du" xmlns:w16sdtdh="http://schemas.microsoft.com/office/word/2020/wordml/sdtdatahash" xmlns:w16sdtfl="http://schemas.microsoft.com/office/word/2024/wordml/sdtformatlock" xmlns:w16se="http://schemas.microsoft.com/office/word/2015/wordml/symex" mc:Ignorable="w14 w15 w16se w16cid w16 w16cex w16sdtdh w16sdtfl w16du">
   <w:docDefaults>
     <w:rPrDefault>
       <w:rPr>
@@ -22278,7 +22958,7 @@
     </w:rPrDefault>
     <w:pPrDefault/>
   </w:docDefaults>
-  <w:latentStyles w:defLockedState="0" w:defUIPriority="99" w:defSemiHidden="0" w:defUnhideWhenUsed="0" w:defQFormat="0" w:count="375">
+  <w:latentStyles w:defLockedState="0" w:defUIPriority="99" w:defSemiHidden="0" w:defUnhideWhenUsed="0" w:defQFormat="0" w:count="376">
     <w:lsdException w:name="Normal" w:uiPriority="0" w:qFormat="1"/>
     <w:lsdException w:name="heading 1" w:uiPriority="9" w:qFormat="1"/>
     <w:lsdException w:name="heading 2" w:semiHidden="1" w:uiPriority="9" w:unhideWhenUsed="1" w:qFormat="1"/>
@@ -22654,6 +23334,7 @@
     <w:lsdException w:name="Smart Hyperlink" w:semiHidden="1" w:unhideWhenUsed="1"/>
     <w:lsdException w:name="Hashtag" w:semiHidden="1" w:unhideWhenUsed="1"/>
     <w:lsdException w:name="Unresolved Mention" w:semiHidden="1" w:unhideWhenUsed="1"/>
+    <w:lsdException w:name="Smart Link" w:semiHidden="1" w:unhideWhenUsed="1"/>
   </w:latentStyles>
   <w:style w:type="paragraph" w:default="1" w:styleId="a">
     <w:name w:val="Normal"/>
@@ -22712,10 +23393,32 @@
       <w:szCs w:val="48"/>
     </w:rPr>
   </w:style>
+  <w:style w:type="paragraph" w:styleId="3">
+    <w:name w:val="heading 3"/>
+    <w:basedOn w:val="a"/>
+    <w:next w:val="a"/>
+    <w:link w:val="30"/>
+    <w:uiPriority w:val="9"/>
+    <w:semiHidden/>
+    <w:unhideWhenUsed/>
+    <w:qFormat/>
+    <w:rsid w:val="0083734D"/>
+    <w:pPr>
+      <w:keepNext/>
+      <w:spacing w:line="720" w:lineRule="auto"/>
+      <w:outlineLvl w:val="2"/>
+    </w:pPr>
+    <w:rPr>
+      <w:rFonts w:asciiTheme="majorHAnsi" w:eastAsiaTheme="majorEastAsia" w:hAnsiTheme="majorHAnsi" w:cstheme="majorBidi"/>
+      <w:b/>
+      <w:bCs/>
+      <w:sz w:val="36"/>
+      <w:szCs w:val="36"/>
+    </w:rPr>
+  </w:style>
   <w:style w:type="character" w:default="1" w:styleId="a0">
     <w:name w:val="Default Paragraph Font"/>
     <w:uiPriority w:val="1"/>
-    <w:semiHidden/>
     <w:unhideWhenUsed/>
   </w:style>
   <w:style w:type="table" w:default="1" w:styleId="a1">
@@ -22851,7 +23554,7 @@
       <w:szCs w:val="22"/>
     </w:rPr>
   </w:style>
-  <w:style w:type="paragraph" w:styleId="3">
+  <w:style w:type="paragraph" w:styleId="31">
     <w:name w:val="toc 3"/>
     <w:basedOn w:val="a"/>
     <w:next w:val="a"/>
@@ -22961,6 +23664,21 @@
     <w:rsid w:val="009D0C92"/>
     <w:rPr>
       <w:rFonts w:ascii="Times New Roman" w:hAnsi="Times New Roman" w:cs="Times New Roman"/>
+    </w:rPr>
+  </w:style>
+  <w:style w:type="character" w:customStyle="1" w:styleId="30">
+    <w:name w:val="標題 3 字元"/>
+    <w:basedOn w:val="a0"/>
+    <w:link w:val="3"/>
+    <w:uiPriority w:val="9"/>
+    <w:semiHidden/>
+    <w:rsid w:val="0083734D"/>
+    <w:rPr>
+      <w:rFonts w:asciiTheme="majorHAnsi" w:eastAsiaTheme="majorEastAsia" w:hAnsiTheme="majorHAnsi" w:cstheme="majorBidi"/>
+      <w:b/>
+      <w:bCs/>
+      <w:sz w:val="36"/>
+      <w:szCs w:val="36"/>
     </w:rPr>
   </w:style>
 </w:styles>

--- a/115208.docx
+++ b/115208.docx
@@ -1,6 +1,6 @@
 
 <file path=word/document.xml><?xml version="1.0" encoding="utf-8"?>
-<w:document xmlns:wpc="http://schemas.microsoft.com/office/word/2010/wordprocessingCanvas" xmlns:cx="http://schemas.microsoft.com/office/drawing/2014/chartex" xmlns:cx1="http://schemas.microsoft.com/office/drawing/2015/9/8/chartex" xmlns:cx2="http://schemas.microsoft.com/office/drawing/2015/10/21/chartex" xmlns:cx3="http://schemas.microsoft.com/office/drawing/2016/5/9/chartex" xmlns:cx4="http://schemas.microsoft.com/office/drawing/2016/5/10/chartex" xmlns:cx5="http://schemas.microsoft.com/office/drawing/2016/5/11/chartex" xmlns:cx6="http://schemas.microsoft.com/office/drawing/2016/5/12/chartex" xmlns:cx7="http://schemas.microsoft.com/office/drawing/2016/5/13/chartex" xmlns:cx8="http://schemas.microsoft.com/office/drawing/2016/5/14/chartex" xmlns:mc="http://schemas.openxmlformats.org/markup-compatibility/2006" xmlns:aink="http://schemas.microsoft.com/office/drawing/2016/ink" xmlns:am3d="http://schemas.microsoft.com/office/drawing/2017/model3d" xmlns:o="urn:schemas-microsoft-com:office:office" xmlns:r="http://schemas.openxmlformats.org/officeDocument/2006/relationships" xmlns:m="http://schemas.openxmlformats.org/officeDocument/2006/math" xmlns:v="urn:schemas-microsoft-com:vml" xmlns:wp14="http://schemas.microsoft.com/office/word/2010/wordprocessingDrawing" xmlns:wp="http://schemas.openxmlformats.org/drawingml/2006/wordprocessingDrawing" xmlns:w10="urn:schemas-microsoft-com:office:word" xmlns:w="http://schemas.openxmlformats.org/wordprocessingml/2006/main" xmlns:w14="http://schemas.microsoft.com/office/word/2010/wordml" xmlns:w15="http://schemas.microsoft.com/office/word/2012/wordml" xmlns:w16cid="http://schemas.microsoft.com/office/word/2016/wordml/cid" xmlns:w16se="http://schemas.microsoft.com/office/word/2015/wordml/symex" xmlns:wpg="http://schemas.microsoft.com/office/word/2010/wordprocessingGroup" xmlns:wpi="http://schemas.microsoft.com/office/word/2010/wordprocessingInk" xmlns:wne="http://schemas.microsoft.com/office/word/2006/wordml" xmlns:wps="http://schemas.microsoft.com/office/word/2010/wordprocessingShape" mc:Ignorable="w14 w15 w16se w16cid wp14">
+<w:document xmlns:wpc="http://schemas.microsoft.com/office/word/2010/wordprocessingCanvas" xmlns:cx="http://schemas.microsoft.com/office/drawing/2014/chartex" xmlns:cx1="http://schemas.microsoft.com/office/drawing/2015/9/8/chartex" xmlns:cx2="http://schemas.microsoft.com/office/drawing/2015/10/21/chartex" xmlns:cx3="http://schemas.microsoft.com/office/drawing/2016/5/9/chartex" xmlns:cx4="http://schemas.microsoft.com/office/drawing/2016/5/10/chartex" xmlns:cx5="http://schemas.microsoft.com/office/drawing/2016/5/11/chartex" xmlns:cx6="http://schemas.microsoft.com/office/drawing/2016/5/12/chartex" xmlns:cx7="http://schemas.microsoft.com/office/drawing/2016/5/13/chartex" xmlns:cx8="http://schemas.microsoft.com/office/drawing/2016/5/14/chartex" xmlns:mc="http://schemas.openxmlformats.org/markup-compatibility/2006" xmlns:aink="http://schemas.microsoft.com/office/drawing/2016/ink" xmlns:am3d="http://schemas.microsoft.com/office/drawing/2017/model3d" xmlns:o="urn:schemas-microsoft-com:office:office" xmlns:oel="http://schemas.microsoft.com/office/2019/extlst" xmlns:r="http://schemas.openxmlformats.org/officeDocument/2006/relationships" xmlns:m="http://schemas.openxmlformats.org/officeDocument/2006/math" xmlns:v="urn:schemas-microsoft-com:vml" xmlns:wp14="http://schemas.microsoft.com/office/word/2010/wordprocessingDrawing" xmlns:wp="http://schemas.openxmlformats.org/drawingml/2006/wordprocessingDrawing" xmlns:w10="urn:schemas-microsoft-com:office:word" xmlns:w="http://schemas.openxmlformats.org/wordprocessingml/2006/main" xmlns:w14="http://schemas.microsoft.com/office/word/2010/wordml" xmlns:w15="http://schemas.microsoft.com/office/word/2012/wordml" xmlns:w16cex="http://schemas.microsoft.com/office/word/2018/wordml/cex" xmlns:w16cid="http://schemas.microsoft.com/office/word/2016/wordml/cid" xmlns:w16="http://schemas.microsoft.com/office/word/2018/wordml" xmlns:w16du="http://schemas.microsoft.com/office/word/2023/wordml/word16du" xmlns:w16sdtdh="http://schemas.microsoft.com/office/word/2020/wordml/sdtdatahash" xmlns:w16sdtfl="http://schemas.microsoft.com/office/word/2024/wordml/sdtformatlock" xmlns:w16se="http://schemas.microsoft.com/office/word/2015/wordml/symex" xmlns:wpg="http://schemas.microsoft.com/office/word/2010/wordprocessingGroup" xmlns:wpi="http://schemas.microsoft.com/office/word/2010/wordprocessingInk" xmlns:wne="http://schemas.microsoft.com/office/word/2006/wordml" xmlns:wps="http://schemas.microsoft.com/office/word/2010/wordprocessingShape" mc:Ignorable="w14 w15 w16se w16cid w16 w16cex w16sdtdh w16sdtfl w16du wp14">
   <w:body>
     <w:p>
       <w:pPr>
@@ -570,8 +570,19 @@
           <w:bCs/>
           <w:sz w:val="40"/>
         </w:rPr>
-        <w:t>謝子祈</w:t>
+        <w:t>謝子</w:t>
       </w:r>
+      <w:proofErr w:type="gramStart"/>
+      <w:r>
+        <w:rPr>
+          <w:rFonts w:eastAsia="標楷體" w:hint="eastAsia"/>
+          <w:b/>
+          <w:bCs/>
+          <w:sz w:val="40"/>
+        </w:rPr>
+        <w:t>祈</w:t>
+      </w:r>
+      <w:proofErr w:type="gramEnd"/>
     </w:p>
     <w:p>
       <w:pPr>
@@ -20001,6 +20012,59 @@
           <w:szCs w:val="36"/>
         </w:rPr>
       </w:pPr>
+      <w:r>
+        <w:rPr>
+          <w:noProof/>
+        </w:rPr>
+        <w:drawing>
+          <wp:inline distT="0" distB="0" distL="0" distR="0" wp14:anchorId="3127F352" wp14:editId="64AE6588">
+            <wp:extent cx="5265420" cy="1112520"/>
+            <wp:effectExtent l="0" t="0" r="0" b="0"/>
+            <wp:docPr id="984168693" name="圖片 1"/>
+            <wp:cNvGraphicFramePr>
+              <a:graphicFrameLocks xmlns:a="http://schemas.openxmlformats.org/drawingml/2006/main" noChangeAspect="1"/>
+            </wp:cNvGraphicFramePr>
+            <a:graphic xmlns:a="http://schemas.openxmlformats.org/drawingml/2006/main">
+              <a:graphicData uri="http://schemas.openxmlformats.org/drawingml/2006/picture">
+                <pic:pic xmlns:pic="http://schemas.openxmlformats.org/drawingml/2006/picture">
+                  <pic:nvPicPr>
+                    <pic:cNvPr id="0" name="Picture 1"/>
+                    <pic:cNvPicPr>
+                      <a:picLocks noChangeAspect="1" noChangeArrowheads="1"/>
+                    </pic:cNvPicPr>
+                  </pic:nvPicPr>
+                  <pic:blipFill>
+                    <a:blip r:embed="rId8">
+                      <a:extLst>
+                        <a:ext uri="{28A0092B-C50C-407E-A947-70E740481C1C}">
+                          <a14:useLocalDpi xmlns:a14="http://schemas.microsoft.com/office/drawing/2010/main" val="0"/>
+                        </a:ext>
+                      </a:extLst>
+                    </a:blip>
+                    <a:srcRect/>
+                    <a:stretch>
+                      <a:fillRect/>
+                    </a:stretch>
+                  </pic:blipFill>
+                  <pic:spPr bwMode="auto">
+                    <a:xfrm>
+                      <a:off x="0" y="0"/>
+                      <a:ext cx="5265420" cy="1112520"/>
+                    </a:xfrm>
+                    <a:prstGeom prst="rect">
+                      <a:avLst/>
+                    </a:prstGeom>
+                    <a:noFill/>
+                    <a:ln>
+                      <a:noFill/>
+                    </a:ln>
+                  </pic:spPr>
+                </pic:pic>
+              </a:graphicData>
+            </a:graphic>
+          </wp:inline>
+        </w:drawing>
+      </w:r>
     </w:p>
     <w:p>
       <w:pPr>
@@ -20013,6 +20077,59 @@
           <w:szCs w:val="36"/>
         </w:rPr>
       </w:pPr>
+      <w:r>
+        <w:rPr>
+          <w:noProof/>
+        </w:rPr>
+        <w:drawing>
+          <wp:inline distT="0" distB="0" distL="0" distR="0" wp14:anchorId="26C7342B" wp14:editId="43291AB5">
+            <wp:extent cx="5265420" cy="7940040"/>
+            <wp:effectExtent l="0" t="0" r="0" b="3810"/>
+            <wp:docPr id="205175774" name="圖片 2"/>
+            <wp:cNvGraphicFramePr>
+              <a:graphicFrameLocks xmlns:a="http://schemas.openxmlformats.org/drawingml/2006/main" noChangeAspect="1"/>
+            </wp:cNvGraphicFramePr>
+            <a:graphic xmlns:a="http://schemas.openxmlformats.org/drawingml/2006/main">
+              <a:graphicData uri="http://schemas.openxmlformats.org/drawingml/2006/picture">
+                <pic:pic xmlns:pic="http://schemas.openxmlformats.org/drawingml/2006/picture">
+                  <pic:nvPicPr>
+                    <pic:cNvPr id="0" name="Picture 2"/>
+                    <pic:cNvPicPr>
+                      <a:picLocks noChangeAspect="1" noChangeArrowheads="1"/>
+                    </pic:cNvPicPr>
+                  </pic:nvPicPr>
+                  <pic:blipFill>
+                    <a:blip r:embed="rId9">
+                      <a:extLst>
+                        <a:ext uri="{28A0092B-C50C-407E-A947-70E740481C1C}">
+                          <a14:useLocalDpi xmlns:a14="http://schemas.microsoft.com/office/drawing/2010/main" val="0"/>
+                        </a:ext>
+                      </a:extLst>
+                    </a:blip>
+                    <a:srcRect/>
+                    <a:stretch>
+                      <a:fillRect/>
+                    </a:stretch>
+                  </pic:blipFill>
+                  <pic:spPr bwMode="auto">
+                    <a:xfrm>
+                      <a:off x="0" y="0"/>
+                      <a:ext cx="5265420" cy="7940040"/>
+                    </a:xfrm>
+                    <a:prstGeom prst="rect">
+                      <a:avLst/>
+                    </a:prstGeom>
+                    <a:noFill/>
+                    <a:ln>
+                      <a:noFill/>
+                    </a:ln>
+                  </pic:spPr>
+                </pic:pic>
+              </a:graphicData>
+            </a:graphic>
+          </wp:inline>
+        </w:drawing>
+      </w:r>
     </w:p>
     <w:p>
       <w:pPr>
@@ -20889,7 +21006,7 @@
             <w:pPr>
               <w:jc w:val="center"/>
               <w:rPr>
-                <w:rFonts w:eastAsia="標楷體" w:hint="eastAsia"/>
+                <w:rFonts w:eastAsia="標楷體"/>
                 <w:color w:val="000000" w:themeColor="text1"/>
                 <w:sz w:val="28"/>
                 <w:szCs w:val="28"/>
@@ -22572,7 +22689,7 @@
             <w:pPr>
               <w:jc w:val="center"/>
               <w:rPr>
-                <w:rFonts w:eastAsia="標楷體" w:hint="eastAsia"/>
+                <w:rFonts w:eastAsia="標楷體"/>
                 <w:color w:val="000000" w:themeColor="text1"/>
                 <w:sz w:val="28"/>
                 <w:szCs w:val="28"/>
@@ -23856,7 +23973,7 @@
             <w:pPr>
               <w:jc w:val="center"/>
               <w:rPr>
-                <w:rFonts w:eastAsia="標楷體" w:hint="eastAsia"/>
+                <w:rFonts w:eastAsia="標楷體"/>
                 <w:color w:val="000000" w:themeColor="text1"/>
                 <w:sz w:val="28"/>
                 <w:szCs w:val="28"/>
@@ -24832,7 +24949,7 @@
             <w:pPr>
               <w:jc w:val="center"/>
               <w:rPr>
-                <w:rFonts w:eastAsia="標楷體" w:hint="eastAsia"/>
+                <w:rFonts w:eastAsia="標楷體"/>
                 <w:color w:val="000000" w:themeColor="text1"/>
                 <w:sz w:val="28"/>
                 <w:szCs w:val="28"/>
@@ -24857,7 +24974,7 @@
             <w:pPr>
               <w:jc w:val="center"/>
               <w:rPr>
-                <w:rFonts w:eastAsia="標楷體" w:hint="eastAsia"/>
+                <w:rFonts w:eastAsia="標楷體"/>
                 <w:color w:val="000000" w:themeColor="text1"/>
                 <w:sz w:val="28"/>
                 <w:szCs w:val="28"/>
@@ -25292,7 +25409,7 @@
             <w:pPr>
               <w:jc w:val="center"/>
               <w:rPr>
-                <w:rFonts w:eastAsia="標楷體" w:hint="eastAsia"/>
+                <w:rFonts w:eastAsia="標楷體"/>
                 <w:color w:val="000000" w:themeColor="text1"/>
                 <w:sz w:val="28"/>
                 <w:szCs w:val="28"/>
@@ -25856,7 +25973,7 @@
             <w:pPr>
               <w:jc w:val="center"/>
               <w:rPr>
-                <w:rFonts w:eastAsia="標楷體" w:hint="eastAsia"/>
+                <w:rFonts w:eastAsia="標楷體"/>
                 <w:color w:val="000000" w:themeColor="text1"/>
                 <w:sz w:val="28"/>
                 <w:szCs w:val="28"/>
@@ -26090,7 +26207,7 @@
             <w:pPr>
               <w:jc w:val="center"/>
               <w:rPr>
-                <w:rFonts w:eastAsia="標楷體" w:hint="eastAsia"/>
+                <w:rFonts w:eastAsia="標楷體"/>
                 <w:color w:val="000000" w:themeColor="text1"/>
                 <w:sz w:val="28"/>
                 <w:szCs w:val="28"/>
@@ -26115,7 +26232,7 @@
             <w:pPr>
               <w:jc w:val="center"/>
               <w:rPr>
-                <w:rFonts w:eastAsia="標楷體" w:hint="eastAsia"/>
+                <w:rFonts w:eastAsia="標楷體"/>
                 <w:color w:val="000000" w:themeColor="text1"/>
                 <w:sz w:val="28"/>
                 <w:szCs w:val="28"/>
@@ -26223,7 +26340,7 @@
             <w:pPr>
               <w:jc w:val="center"/>
               <w:rPr>
-                <w:rFonts w:eastAsia="標楷體" w:hint="eastAsia"/>
+                <w:rFonts w:eastAsia="標楷體"/>
                 <w:color w:val="000000" w:themeColor="text1"/>
                 <w:sz w:val="28"/>
                 <w:szCs w:val="28"/>
@@ -26265,7 +26382,7 @@
             <w:pPr>
               <w:jc w:val="center"/>
               <w:rPr>
-                <w:rFonts w:eastAsia="標楷體" w:hint="eastAsia"/>
+                <w:rFonts w:eastAsia="標楷體"/>
                 <w:color w:val="000000" w:themeColor="text1"/>
                 <w:sz w:val="28"/>
                 <w:szCs w:val="28"/>
@@ -26291,7 +26408,7 @@
             <w:pPr>
               <w:jc w:val="center"/>
               <w:rPr>
-                <w:rFonts w:eastAsia="標楷體" w:hint="eastAsia"/>
+                <w:rFonts w:eastAsia="標楷體"/>
                 <w:color w:val="000000" w:themeColor="text1"/>
                 <w:sz w:val="28"/>
                 <w:szCs w:val="28"/>
@@ -26390,7 +26507,7 @@
             <w:pPr>
               <w:jc w:val="center"/>
               <w:rPr>
-                <w:rFonts w:eastAsia="標楷體" w:hint="eastAsia"/>
+                <w:rFonts w:eastAsia="標楷體"/>
                 <w:color w:val="000000" w:themeColor="text1"/>
                 <w:sz w:val="28"/>
                 <w:szCs w:val="28"/>
@@ -26432,7 +26549,7 @@
             <w:pPr>
               <w:jc w:val="center"/>
               <w:rPr>
-                <w:rFonts w:eastAsia="標楷體" w:hint="eastAsia"/>
+                <w:rFonts w:eastAsia="標楷體"/>
                 <w:color w:val="000000" w:themeColor="text1"/>
                 <w:sz w:val="28"/>
                 <w:szCs w:val="28"/>
@@ -26458,7 +26575,7 @@
             <w:pPr>
               <w:jc w:val="center"/>
               <w:rPr>
-                <w:rFonts w:eastAsia="標楷體" w:hint="eastAsia"/>
+                <w:rFonts w:eastAsia="標楷體"/>
                 <w:color w:val="000000" w:themeColor="text1"/>
                 <w:sz w:val="28"/>
                 <w:szCs w:val="28"/>
@@ -26557,7 +26674,7 @@
             <w:pPr>
               <w:jc w:val="center"/>
               <w:rPr>
-                <w:rFonts w:eastAsia="標楷體" w:hint="eastAsia"/>
+                <w:rFonts w:eastAsia="標楷體"/>
                 <w:color w:val="000000" w:themeColor="text1"/>
                 <w:sz w:val="28"/>
                 <w:szCs w:val="28"/>
@@ -26599,7 +26716,7 @@
             <w:pPr>
               <w:jc w:val="center"/>
               <w:rPr>
-                <w:rFonts w:eastAsia="標楷體" w:hint="eastAsia"/>
+                <w:rFonts w:eastAsia="標楷體"/>
                 <w:color w:val="000000" w:themeColor="text1"/>
                 <w:sz w:val="28"/>
                 <w:szCs w:val="28"/>
@@ -26624,7 +26741,7 @@
             <w:pPr>
               <w:jc w:val="center"/>
               <w:rPr>
-                <w:rFonts w:eastAsia="標楷體" w:hint="eastAsia"/>
+                <w:rFonts w:eastAsia="標楷體"/>
                 <w:color w:val="000000" w:themeColor="text1"/>
                 <w:sz w:val="28"/>
                 <w:szCs w:val="28"/>
@@ -26723,7 +26840,7 @@
             <w:pPr>
               <w:jc w:val="center"/>
               <w:rPr>
-                <w:rFonts w:eastAsia="標楷體" w:hint="eastAsia"/>
+                <w:rFonts w:eastAsia="標楷體"/>
                 <w:color w:val="000000" w:themeColor="text1"/>
                 <w:sz w:val="28"/>
                 <w:szCs w:val="28"/>
@@ -26783,7 +26900,7 @@
             <w:pPr>
               <w:jc w:val="center"/>
               <w:rPr>
-                <w:rFonts w:eastAsia="標楷體" w:hint="eastAsia"/>
+                <w:rFonts w:eastAsia="標楷體"/>
                 <w:color w:val="000000" w:themeColor="text1"/>
                 <w:sz w:val="28"/>
                 <w:szCs w:val="28"/>
@@ -26808,7 +26925,7 @@
             <w:pPr>
               <w:jc w:val="center"/>
               <w:rPr>
-                <w:rFonts w:eastAsia="標楷體" w:hint="eastAsia"/>
+                <w:rFonts w:eastAsia="標楷體"/>
                 <w:color w:val="000000" w:themeColor="text1"/>
                 <w:sz w:val="28"/>
                 <w:szCs w:val="28"/>
@@ -27251,7 +27368,7 @@
             <w:pPr>
               <w:jc w:val="center"/>
               <w:rPr>
-                <w:rFonts w:eastAsia="標楷體" w:hint="eastAsia"/>
+                <w:rFonts w:eastAsia="標楷體"/>
                 <w:color w:val="000000" w:themeColor="text1"/>
                 <w:sz w:val="28"/>
                 <w:szCs w:val="28"/>
@@ -27850,16 +27967,7 @@
                 <w:sz w:val="28"/>
                 <w:szCs w:val="28"/>
               </w:rPr>
-              <w:t>6</w:t>
-            </w:r>
-            <w:r>
-              <w:rPr>
-                <w:rFonts w:eastAsia="標楷體"/>
-                <w:color w:val="000000" w:themeColor="text1"/>
-                <w:sz w:val="28"/>
-                <w:szCs w:val="28"/>
-              </w:rPr>
-              <w:t xml:space="preserve"> </w:t>
+              <w:t xml:space="preserve">6 </w:t>
             </w:r>
             <w:proofErr w:type="spellStart"/>
             <w:r>
@@ -28142,7 +28250,7 @@
             <w:pPr>
               <w:jc w:val="center"/>
               <w:rPr>
-                <w:rFonts w:eastAsia="標楷體" w:hint="eastAsia"/>
+                <w:rFonts w:eastAsia="標楷體"/>
                 <w:color w:val="000000" w:themeColor="text1"/>
                 <w:sz w:val="28"/>
                 <w:szCs w:val="28"/>
@@ -28784,16 +28892,7 @@
                 <w:sz w:val="28"/>
                 <w:szCs w:val="28"/>
               </w:rPr>
-              <w:t>7</w:t>
-            </w:r>
-            <w:r>
-              <w:rPr>
-                <w:rFonts w:eastAsia="標楷體"/>
-                <w:color w:val="000000" w:themeColor="text1"/>
-                <w:sz w:val="28"/>
-                <w:szCs w:val="28"/>
-              </w:rPr>
-              <w:t xml:space="preserve"> </w:t>
+              <w:t xml:space="preserve">7 </w:t>
             </w:r>
             <w:proofErr w:type="spellStart"/>
             <w:r>
@@ -29076,7 +29175,7 @@
             <w:pPr>
               <w:jc w:val="center"/>
               <w:rPr>
-                <w:rFonts w:eastAsia="標楷體" w:hint="eastAsia"/>
+                <w:rFonts w:eastAsia="標楷體"/>
                 <w:color w:val="000000" w:themeColor="text1"/>
                 <w:sz w:val="28"/>
                 <w:szCs w:val="28"/>
@@ -29689,7 +29788,7 @@
             <w:pPr>
               <w:jc w:val="center"/>
               <w:rPr>
-                <w:rFonts w:eastAsia="標楷體" w:hint="eastAsia"/>
+                <w:rFonts w:eastAsia="標楷體"/>
                 <w:color w:val="000000" w:themeColor="text1"/>
                 <w:sz w:val="28"/>
                 <w:szCs w:val="28"/>
@@ -29715,7 +29814,7 @@
             <w:pPr>
               <w:jc w:val="center"/>
               <w:rPr>
-                <w:rFonts w:eastAsia="標楷體" w:hint="eastAsia"/>
+                <w:rFonts w:eastAsia="標楷體"/>
                 <w:color w:val="000000" w:themeColor="text1"/>
                 <w:sz w:val="28"/>
                 <w:szCs w:val="28"/>
@@ -29863,7 +29962,7 @@
             <w:pPr>
               <w:jc w:val="center"/>
               <w:rPr>
-                <w:rFonts w:eastAsia="標楷體" w:hint="eastAsia"/>
+                <w:rFonts w:eastAsia="標楷體"/>
                 <w:color w:val="000000" w:themeColor="text1"/>
                 <w:sz w:val="28"/>
                 <w:szCs w:val="28"/>
@@ -29889,7 +29988,7 @@
             <w:pPr>
               <w:jc w:val="center"/>
               <w:rPr>
-                <w:rFonts w:eastAsia="標楷體" w:hint="eastAsia"/>
+                <w:rFonts w:eastAsia="標楷體"/>
                 <w:color w:val="000000" w:themeColor="text1"/>
                 <w:sz w:val="28"/>
                 <w:szCs w:val="28"/>
@@ -30037,7 +30136,7 @@
             <w:pPr>
               <w:jc w:val="center"/>
               <w:rPr>
-                <w:rFonts w:eastAsia="標楷體" w:hint="eastAsia"/>
+                <w:rFonts w:eastAsia="標楷體"/>
                 <w:color w:val="000000" w:themeColor="text1"/>
                 <w:sz w:val="28"/>
                 <w:szCs w:val="28"/>
@@ -30063,7 +30162,7 @@
             <w:pPr>
               <w:jc w:val="center"/>
               <w:rPr>
-                <w:rFonts w:eastAsia="標楷體" w:hint="eastAsia"/>
+                <w:rFonts w:eastAsia="標楷體"/>
                 <w:color w:val="000000" w:themeColor="text1"/>
                 <w:sz w:val="28"/>
                 <w:szCs w:val="28"/>
@@ -30213,7 +30312,7 @@
             <w:pPr>
               <w:jc w:val="center"/>
               <w:rPr>
-                <w:rFonts w:eastAsia="標楷體" w:hint="eastAsia"/>
+                <w:rFonts w:eastAsia="標楷體"/>
                 <w:color w:val="000000" w:themeColor="text1"/>
                 <w:sz w:val="28"/>
                 <w:szCs w:val="28"/>
@@ -30239,7 +30338,7 @@
             <w:pPr>
               <w:jc w:val="center"/>
               <w:rPr>
-                <w:rFonts w:eastAsia="標楷體" w:hint="eastAsia"/>
+                <w:rFonts w:eastAsia="標楷體"/>
                 <w:color w:val="000000" w:themeColor="text1"/>
                 <w:sz w:val="28"/>
                 <w:szCs w:val="28"/>
@@ -30389,7 +30488,7 @@
             <w:pPr>
               <w:jc w:val="center"/>
               <w:rPr>
-                <w:rFonts w:eastAsia="標楷體" w:hint="eastAsia"/>
+                <w:rFonts w:eastAsia="標楷體"/>
                 <w:color w:val="000000" w:themeColor="text1"/>
                 <w:sz w:val="28"/>
                 <w:szCs w:val="28"/>
@@ -30415,7 +30514,7 @@
             <w:pPr>
               <w:jc w:val="center"/>
               <w:rPr>
-                <w:rFonts w:eastAsia="標楷體" w:hint="eastAsia"/>
+                <w:rFonts w:eastAsia="標楷體"/>
                 <w:color w:val="000000" w:themeColor="text1"/>
                 <w:sz w:val="28"/>
                 <w:szCs w:val="28"/>
@@ -30590,7 +30689,7 @@
             <w:pPr>
               <w:jc w:val="center"/>
               <w:rPr>
-                <w:rFonts w:eastAsia="標楷體" w:hint="eastAsia"/>
+                <w:rFonts w:eastAsia="標楷體"/>
                 <w:color w:val="000000" w:themeColor="text1"/>
                 <w:sz w:val="28"/>
                 <w:szCs w:val="28"/>
@@ -30616,7 +30715,7 @@
             <w:pPr>
               <w:jc w:val="center"/>
               <w:rPr>
-                <w:rFonts w:eastAsia="標楷體" w:hint="eastAsia"/>
+                <w:rFonts w:eastAsia="標楷體"/>
                 <w:color w:val="000000" w:themeColor="text1"/>
                 <w:sz w:val="28"/>
                 <w:szCs w:val="28"/>
@@ -30758,7 +30857,7 @@
             <w:pPr>
               <w:jc w:val="center"/>
               <w:rPr>
-                <w:rFonts w:eastAsia="標楷體" w:hint="eastAsia"/>
+                <w:rFonts w:eastAsia="標楷體"/>
                 <w:color w:val="000000" w:themeColor="text1"/>
                 <w:sz w:val="28"/>
                 <w:szCs w:val="28"/>
@@ -30784,7 +30883,7 @@
             <w:pPr>
               <w:jc w:val="center"/>
               <w:rPr>
-                <w:rFonts w:eastAsia="標楷體" w:hint="eastAsia"/>
+                <w:rFonts w:eastAsia="標楷體"/>
                 <w:color w:val="000000" w:themeColor="text1"/>
                 <w:sz w:val="28"/>
                 <w:szCs w:val="28"/>
@@ -30823,7 +30922,7 @@
     <w:p>
       <w:pPr>
         <w:rPr>
-          <w:rFonts w:eastAsia="標楷體" w:hint="eastAsia"/>
+          <w:rFonts w:eastAsia="標楷體"/>
           <w:bCs/>
           <w:sz w:val="32"/>
           <w:szCs w:val="36"/>
@@ -30935,16 +31034,7 @@
                 <w:sz w:val="28"/>
                 <w:szCs w:val="28"/>
               </w:rPr>
-              <w:t>8</w:t>
-            </w:r>
-            <w:r>
-              <w:rPr>
-                <w:rFonts w:eastAsia="標楷體"/>
-                <w:color w:val="000000" w:themeColor="text1"/>
-                <w:sz w:val="28"/>
-                <w:szCs w:val="28"/>
-              </w:rPr>
-              <w:t xml:space="preserve"> </w:t>
+              <w:t xml:space="preserve">8 </w:t>
             </w:r>
             <w:proofErr w:type="spellStart"/>
             <w:r>
@@ -31227,7 +31317,7 @@
             <w:pPr>
               <w:jc w:val="center"/>
               <w:rPr>
-                <w:rFonts w:eastAsia="標楷體" w:hint="eastAsia"/>
+                <w:rFonts w:eastAsia="標楷體"/>
                 <w:color w:val="000000" w:themeColor="text1"/>
                 <w:sz w:val="28"/>
                 <w:szCs w:val="28"/>
@@ -31862,7 +31952,7 @@
             <w:pPr>
               <w:jc w:val="center"/>
               <w:rPr>
-                <w:rFonts w:eastAsia="標楷體" w:hint="eastAsia"/>
+                <w:rFonts w:eastAsia="標楷體"/>
                 <w:color w:val="000000" w:themeColor="text1"/>
                 <w:sz w:val="28"/>
                 <w:szCs w:val="28"/>
@@ -31888,7 +31978,7 @@
             <w:pPr>
               <w:jc w:val="center"/>
               <w:rPr>
-                <w:rFonts w:eastAsia="標楷體" w:hint="eastAsia"/>
+                <w:rFonts w:eastAsia="標楷體"/>
                 <w:color w:val="000000" w:themeColor="text1"/>
                 <w:sz w:val="28"/>
                 <w:szCs w:val="28"/>
@@ -32028,7 +32118,7 @@
             <w:pPr>
               <w:jc w:val="center"/>
               <w:rPr>
-                <w:rFonts w:eastAsia="標楷體" w:hint="eastAsia"/>
+                <w:rFonts w:eastAsia="標楷體"/>
                 <w:color w:val="000000" w:themeColor="text1"/>
                 <w:sz w:val="28"/>
                 <w:szCs w:val="28"/>
@@ -32054,7 +32144,7 @@
             <w:pPr>
               <w:jc w:val="center"/>
               <w:rPr>
-                <w:rFonts w:eastAsia="標楷體" w:hint="eastAsia"/>
+                <w:rFonts w:eastAsia="標楷體"/>
                 <w:color w:val="000000" w:themeColor="text1"/>
                 <w:sz w:val="28"/>
                 <w:szCs w:val="28"/>
@@ -32202,7 +32292,7 @@
             <w:pPr>
               <w:jc w:val="center"/>
               <w:rPr>
-                <w:rFonts w:eastAsia="標楷體" w:hint="eastAsia"/>
+                <w:rFonts w:eastAsia="標楷體"/>
                 <w:color w:val="000000" w:themeColor="text1"/>
                 <w:sz w:val="28"/>
                 <w:szCs w:val="28"/>
@@ -32228,7 +32318,7 @@
             <w:pPr>
               <w:jc w:val="center"/>
               <w:rPr>
-                <w:rFonts w:eastAsia="標楷體" w:hint="eastAsia"/>
+                <w:rFonts w:eastAsia="標楷體"/>
                 <w:color w:val="000000" w:themeColor="text1"/>
                 <w:sz w:val="28"/>
                 <w:szCs w:val="28"/>
@@ -32376,7 +32466,7 @@
             <w:pPr>
               <w:jc w:val="center"/>
               <w:rPr>
-                <w:rFonts w:eastAsia="標楷體" w:hint="eastAsia"/>
+                <w:rFonts w:eastAsia="標楷體"/>
                 <w:color w:val="000000" w:themeColor="text1"/>
                 <w:sz w:val="28"/>
                 <w:szCs w:val="28"/>
@@ -32402,7 +32492,7 @@
             <w:pPr>
               <w:jc w:val="center"/>
               <w:rPr>
-                <w:rFonts w:eastAsia="標楷體" w:hint="eastAsia"/>
+                <w:rFonts w:eastAsia="標楷體"/>
                 <w:color w:val="000000" w:themeColor="text1"/>
                 <w:sz w:val="28"/>
                 <w:szCs w:val="28"/>
@@ -32536,16 +32626,7 @@
                 <w:sz w:val="28"/>
                 <w:szCs w:val="28"/>
               </w:rPr>
-              <w:t>9</w:t>
-            </w:r>
-            <w:r>
-              <w:rPr>
-                <w:rFonts w:eastAsia="標楷體"/>
-                <w:color w:val="000000" w:themeColor="text1"/>
-                <w:sz w:val="28"/>
-                <w:szCs w:val="28"/>
-              </w:rPr>
-              <w:t xml:space="preserve"> </w:t>
+              <w:t xml:space="preserve">9 </w:t>
             </w:r>
             <w:r>
               <w:rPr>
@@ -32826,7 +32907,7 @@
             <w:pPr>
               <w:jc w:val="center"/>
               <w:rPr>
-                <w:rFonts w:eastAsia="標楷體" w:hint="eastAsia"/>
+                <w:rFonts w:eastAsia="標楷體"/>
                 <w:color w:val="000000" w:themeColor="text1"/>
                 <w:sz w:val="28"/>
                 <w:szCs w:val="28"/>
@@ -33273,16 +33354,7 @@
                 <w:sz w:val="28"/>
                 <w:szCs w:val="28"/>
               </w:rPr>
-              <w:t>10</w:t>
-            </w:r>
-            <w:r>
-              <w:rPr>
-                <w:rFonts w:eastAsia="標楷體"/>
-                <w:color w:val="000000" w:themeColor="text1"/>
-                <w:sz w:val="28"/>
-                <w:szCs w:val="28"/>
-              </w:rPr>
-              <w:t xml:space="preserve"> </w:t>
+              <w:t xml:space="preserve">10 </w:t>
             </w:r>
             <w:proofErr w:type="spellStart"/>
             <w:r>
@@ -33565,7 +33637,7 @@
             <w:pPr>
               <w:jc w:val="center"/>
               <w:rPr>
-                <w:rFonts w:eastAsia="標楷體" w:hint="eastAsia"/>
+                <w:rFonts w:eastAsia="標楷體"/>
                 <w:color w:val="000000" w:themeColor="text1"/>
                 <w:sz w:val="28"/>
                 <w:szCs w:val="28"/>
@@ -34003,7 +34075,7 @@
             <w:pPr>
               <w:jc w:val="center"/>
               <w:rPr>
-                <w:rFonts w:eastAsia="標楷體" w:hint="eastAsia"/>
+                <w:rFonts w:eastAsia="標楷體"/>
                 <w:color w:val="000000" w:themeColor="text1"/>
                 <w:sz w:val="28"/>
                 <w:szCs w:val="28"/>
@@ -34029,7 +34101,7 @@
             <w:pPr>
               <w:jc w:val="center"/>
               <w:rPr>
-                <w:rFonts w:eastAsia="標楷體" w:hint="eastAsia"/>
+                <w:rFonts w:eastAsia="標楷體"/>
                 <w:color w:val="000000" w:themeColor="text1"/>
                 <w:sz w:val="28"/>
                 <w:szCs w:val="28"/>
@@ -34173,16 +34245,7 @@
                 <w:sz w:val="28"/>
                 <w:szCs w:val="28"/>
               </w:rPr>
-              <w:t>11</w:t>
-            </w:r>
-            <w:r>
-              <w:rPr>
-                <w:rFonts w:eastAsia="標楷體"/>
-                <w:color w:val="000000" w:themeColor="text1"/>
-                <w:sz w:val="28"/>
-                <w:szCs w:val="28"/>
-              </w:rPr>
-              <w:t xml:space="preserve"> </w:t>
+              <w:t xml:space="preserve">11 </w:t>
             </w:r>
             <w:proofErr w:type="spellStart"/>
             <w:r>
@@ -34474,7 +34537,7 @@
             <w:pPr>
               <w:jc w:val="center"/>
               <w:rPr>
-                <w:rFonts w:eastAsia="標楷體" w:hint="eastAsia"/>
+                <w:rFonts w:eastAsia="標楷體"/>
                 <w:color w:val="000000" w:themeColor="text1"/>
                 <w:sz w:val="28"/>
                 <w:szCs w:val="28"/>
@@ -34718,7 +34781,7 @@
             <w:pPr>
               <w:jc w:val="center"/>
               <w:rPr>
-                <w:rFonts w:eastAsia="標楷體" w:hint="eastAsia"/>
+                <w:rFonts w:eastAsia="標楷體"/>
                 <w:color w:val="000000" w:themeColor="text1"/>
                 <w:sz w:val="28"/>
                 <w:szCs w:val="28"/>
@@ -34859,14 +34922,7 @@
           <w:sz w:val="28"/>
           <w:szCs w:val="28"/>
         </w:rPr>
-        <w:t>1</w:t>
-      </w:r>
-      <w:r>
-        <w:rPr>
-          <w:sz w:val="28"/>
-          <w:szCs w:val="28"/>
-        </w:rPr>
-        <w:t>2</w:t>
+        <w:t>12</w:t>
       </w:r>
       <w:r>
         <w:rPr>
@@ -34945,25 +35001,7 @@
                 <w:sz w:val="28"/>
                 <w:szCs w:val="28"/>
               </w:rPr>
-              <w:t>1</w:t>
-            </w:r>
-            <w:r>
-              <w:rPr>
-                <w:rFonts w:eastAsia="標楷體"/>
-                <w:color w:val="000000" w:themeColor="text1"/>
-                <w:sz w:val="28"/>
-                <w:szCs w:val="28"/>
-              </w:rPr>
-              <w:t>2</w:t>
-            </w:r>
-            <w:r>
-              <w:rPr>
-                <w:rFonts w:eastAsia="標楷體"/>
-                <w:color w:val="000000" w:themeColor="text1"/>
-                <w:sz w:val="28"/>
-                <w:szCs w:val="28"/>
-              </w:rPr>
-              <w:t xml:space="preserve"> </w:t>
+              <w:t xml:space="preserve">12 </w:t>
             </w:r>
             <w:proofErr w:type="spellStart"/>
             <w:r>
@@ -35255,7 +35293,7 @@
             <w:pPr>
               <w:jc w:val="center"/>
               <w:rPr>
-                <w:rFonts w:eastAsia="標楷體" w:hint="eastAsia"/>
+                <w:rFonts w:eastAsia="標楷體"/>
                 <w:color w:val="000000" w:themeColor="text1"/>
                 <w:sz w:val="28"/>
                 <w:szCs w:val="28"/>
@@ -35499,7 +35537,7 @@
             <w:pPr>
               <w:jc w:val="center"/>
               <w:rPr>
-                <w:rFonts w:eastAsia="標楷體" w:hint="eastAsia"/>
+                <w:rFonts w:eastAsia="標楷體"/>
                 <w:color w:val="000000" w:themeColor="text1"/>
                 <w:sz w:val="28"/>
                 <w:szCs w:val="28"/>
@@ -35685,7 +35723,7 @@
             <w:pPr>
               <w:jc w:val="center"/>
               <w:rPr>
-                <w:rFonts w:eastAsia="標楷體" w:hint="eastAsia"/>
+                <w:rFonts w:eastAsia="標楷體"/>
                 <w:color w:val="000000" w:themeColor="text1"/>
                 <w:sz w:val="28"/>
                 <w:szCs w:val="28"/>
@@ -35702,7 +35740,7 @@
             <w:pPr>
               <w:jc w:val="center"/>
               <w:rPr>
-                <w:rFonts w:eastAsia="標楷體" w:hint="eastAsia"/>
+                <w:rFonts w:eastAsia="標楷體"/>
                 <w:color w:val="000000" w:themeColor="text1"/>
                 <w:sz w:val="28"/>
                 <w:szCs w:val="28"/>
@@ -35728,7 +35766,7 @@
             <w:pPr>
               <w:jc w:val="center"/>
               <w:rPr>
-                <w:rFonts w:eastAsia="標楷體" w:hint="eastAsia"/>
+                <w:rFonts w:eastAsia="標楷體"/>
                 <w:color w:val="000000" w:themeColor="text1"/>
                 <w:sz w:val="28"/>
                 <w:szCs w:val="28"/>
@@ -35791,8 +35829,6 @@
           <w:szCs w:val="36"/>
         </w:rPr>
       </w:pPr>
-      <w:bookmarkStart w:id="26" w:name="_GoBack"/>
-      <w:bookmarkEnd w:id="26"/>
     </w:p>
     <w:sectPr>
       <w:pgSz w:w="11906" w:h="16838" w:code="9"/>
@@ -35805,7 +35841,7 @@
 </file>
 
 <file path=word/numbering.xml><?xml version="1.0" encoding="utf-8"?>
-<w:numbering xmlns:wpc="http://schemas.microsoft.com/office/word/2010/wordprocessingCanvas" xmlns:cx="http://schemas.microsoft.com/office/drawing/2014/chartex" xmlns:cx1="http://schemas.microsoft.com/office/drawing/2015/9/8/chartex" xmlns:cx2="http://schemas.microsoft.com/office/drawing/2015/10/21/chartex" xmlns:cx3="http://schemas.microsoft.com/office/drawing/2016/5/9/chartex" xmlns:cx4="http://schemas.microsoft.com/office/drawing/2016/5/10/chartex" xmlns:cx5="http://schemas.microsoft.com/office/drawing/2016/5/11/chartex" xmlns:cx6="http://schemas.microsoft.com/office/drawing/2016/5/12/chartex" xmlns:cx7="http://schemas.microsoft.com/office/drawing/2016/5/13/chartex" xmlns:cx8="http://schemas.microsoft.com/office/drawing/2016/5/14/chartex" xmlns:mc="http://schemas.openxmlformats.org/markup-compatibility/2006" xmlns:aink="http://schemas.microsoft.com/office/drawing/2016/ink" xmlns:am3d="http://schemas.microsoft.com/office/drawing/2017/model3d" xmlns:o="urn:schemas-microsoft-com:office:office" xmlns:r="http://schemas.openxmlformats.org/officeDocument/2006/relationships" xmlns:m="http://schemas.openxmlformats.org/officeDocument/2006/math" xmlns:v="urn:schemas-microsoft-com:vml" xmlns:wp14="http://schemas.microsoft.com/office/word/2010/wordprocessingDrawing" xmlns:wp="http://schemas.openxmlformats.org/drawingml/2006/wordprocessingDrawing" xmlns:w10="urn:schemas-microsoft-com:office:word" xmlns:w="http://schemas.openxmlformats.org/wordprocessingml/2006/main" xmlns:w14="http://schemas.microsoft.com/office/word/2010/wordml" xmlns:w15="http://schemas.microsoft.com/office/word/2012/wordml" xmlns:w16cid="http://schemas.microsoft.com/office/word/2016/wordml/cid" xmlns:w16se="http://schemas.microsoft.com/office/word/2015/wordml/symex" xmlns:wpg="http://schemas.microsoft.com/office/word/2010/wordprocessingGroup" xmlns:wpi="http://schemas.microsoft.com/office/word/2010/wordprocessingInk" xmlns:wne="http://schemas.microsoft.com/office/word/2006/wordml" xmlns:wps="http://schemas.microsoft.com/office/word/2010/wordprocessingShape" mc:Ignorable="w14 w15 w16se w16cid wp14">
+<w:numbering xmlns:wpc="http://schemas.microsoft.com/office/word/2010/wordprocessingCanvas" xmlns:cx="http://schemas.microsoft.com/office/drawing/2014/chartex" xmlns:cx1="http://schemas.microsoft.com/office/drawing/2015/9/8/chartex" xmlns:cx2="http://schemas.microsoft.com/office/drawing/2015/10/21/chartex" xmlns:cx3="http://schemas.microsoft.com/office/drawing/2016/5/9/chartex" xmlns:cx4="http://schemas.microsoft.com/office/drawing/2016/5/10/chartex" xmlns:cx5="http://schemas.microsoft.com/office/drawing/2016/5/11/chartex" xmlns:cx6="http://schemas.microsoft.com/office/drawing/2016/5/12/chartex" xmlns:cx7="http://schemas.microsoft.com/office/drawing/2016/5/13/chartex" xmlns:cx8="http://schemas.microsoft.com/office/drawing/2016/5/14/chartex" xmlns:mc="http://schemas.openxmlformats.org/markup-compatibility/2006" xmlns:aink="http://schemas.microsoft.com/office/drawing/2016/ink" xmlns:am3d="http://schemas.microsoft.com/office/drawing/2017/model3d" xmlns:o="urn:schemas-microsoft-com:office:office" xmlns:oel="http://schemas.microsoft.com/office/2019/extlst" xmlns:r="http://schemas.openxmlformats.org/officeDocument/2006/relationships" xmlns:m="http://schemas.openxmlformats.org/officeDocument/2006/math" xmlns:v="urn:schemas-microsoft-com:vml" xmlns:wp14="http://schemas.microsoft.com/office/word/2010/wordprocessingDrawing" xmlns:wp="http://schemas.openxmlformats.org/drawingml/2006/wordprocessingDrawing" xmlns:w10="urn:schemas-microsoft-com:office:word" xmlns:w="http://schemas.openxmlformats.org/wordprocessingml/2006/main" xmlns:w14="http://schemas.microsoft.com/office/word/2010/wordml" xmlns:w15="http://schemas.microsoft.com/office/word/2012/wordml" xmlns:w16cex="http://schemas.microsoft.com/office/word/2018/wordml/cex" xmlns:w16cid="http://schemas.microsoft.com/office/word/2016/wordml/cid" xmlns:w16="http://schemas.microsoft.com/office/word/2018/wordml" xmlns:w16du="http://schemas.microsoft.com/office/word/2023/wordml/word16du" xmlns:w16sdtdh="http://schemas.microsoft.com/office/word/2020/wordml/sdtdatahash" xmlns:w16sdtfl="http://schemas.microsoft.com/office/word/2024/wordml/sdtformatlock" xmlns:w16se="http://schemas.microsoft.com/office/word/2015/wordml/symex" xmlns:wpg="http://schemas.microsoft.com/office/word/2010/wordprocessingGroup" xmlns:wpi="http://schemas.microsoft.com/office/word/2010/wordprocessingInk" xmlns:wne="http://schemas.microsoft.com/office/word/2006/wordml" xmlns:wps="http://schemas.microsoft.com/office/word/2010/wordprocessingShape" mc:Ignorable="w14 w15 w16se w16cid w16 w16cex w16sdtdh w16sdtfl w16du wp14">
   <w:abstractNum w:abstractNumId="0" w15:restartNumberingAfterBreak="0">
     <w:nsid w:val="0204078B"/>
     <w:multiLevelType w:val="multilevel"/>
@@ -37260,50 +37296,50 @@
       </w:rPr>
     </w:lvl>
   </w:abstractNum>
-  <w:num w:numId="1">
+  <w:num w:numId="1" w16cid:durableId="2044937562">
     <w:abstractNumId w:val="3"/>
   </w:num>
-  <w:num w:numId="2">
+  <w:num w:numId="2" w16cid:durableId="670255336">
     <w:abstractNumId w:val="0"/>
   </w:num>
-  <w:num w:numId="3">
+  <w:num w:numId="3" w16cid:durableId="1348141528">
     <w:abstractNumId w:val="7"/>
   </w:num>
-  <w:num w:numId="4">
+  <w:num w:numId="4" w16cid:durableId="1630281661">
     <w:abstractNumId w:val="9"/>
   </w:num>
-  <w:num w:numId="5">
+  <w:num w:numId="5" w16cid:durableId="1496720716">
     <w:abstractNumId w:val="2"/>
   </w:num>
-  <w:num w:numId="6">
+  <w:num w:numId="6" w16cid:durableId="1688487430">
     <w:abstractNumId w:val="10"/>
   </w:num>
-  <w:num w:numId="7">
+  <w:num w:numId="7" w16cid:durableId="1364674067">
     <w:abstractNumId w:val="5"/>
   </w:num>
-  <w:num w:numId="8">
+  <w:num w:numId="8" w16cid:durableId="1818910086">
     <w:abstractNumId w:val="8"/>
   </w:num>
-  <w:num w:numId="9">
+  <w:num w:numId="9" w16cid:durableId="2049332312">
     <w:abstractNumId w:val="11"/>
   </w:num>
-  <w:num w:numId="10">
+  <w:num w:numId="10" w16cid:durableId="504705495">
     <w:abstractNumId w:val="4"/>
   </w:num>
-  <w:num w:numId="11">
+  <w:num w:numId="11" w16cid:durableId="1455758259">
     <w:abstractNumId w:val="12"/>
   </w:num>
-  <w:num w:numId="12">
+  <w:num w:numId="12" w16cid:durableId="1921788459">
     <w:abstractNumId w:val="1"/>
   </w:num>
-  <w:num w:numId="13">
+  <w:num w:numId="13" w16cid:durableId="379288715">
     <w:abstractNumId w:val="6"/>
   </w:num>
 </w:numbering>
 </file>
 
 <file path=word/styles.xml><?xml version="1.0" encoding="utf-8"?>
-<w:styles xmlns:mc="http://schemas.openxmlformats.org/markup-compatibility/2006" xmlns:r="http://schemas.openxmlformats.org/officeDocument/2006/relationships" xmlns:w="http://schemas.openxmlformats.org/wordprocessingml/2006/main" xmlns:w14="http://schemas.microsoft.com/office/word/2010/wordml" xmlns:w15="http://schemas.microsoft.com/office/word/2012/wordml" xmlns:w16cid="http://schemas.microsoft.com/office/word/2016/wordml/cid" xmlns:w16se="http://schemas.microsoft.com/office/word/2015/wordml/symex" mc:Ignorable="w14 w15 w16se w16cid">
+<w:styles xmlns:mc="http://schemas.openxmlformats.org/markup-compatibility/2006" xmlns:r="http://schemas.openxmlformats.org/officeDocument/2006/relationships" xmlns:w="http://schemas.openxmlformats.org/wordprocessingml/2006/main" xmlns:w14="http://schemas.microsoft.com/office/word/2010/wordml" xmlns:w15="http://schemas.microsoft.com/office/word/2012/wordml" xmlns:w16cex="http://schemas.microsoft.com/office/word/2018/wordml/cex" xmlns:w16cid="http://schemas.microsoft.com/office/word/2016/wordml/cid" xmlns:w16="http://schemas.microsoft.com/office/word/2018/wordml" xmlns:w16du="http://schemas.microsoft.com/office/word/2023/wordml/word16du" xmlns:w16sdtdh="http://schemas.microsoft.com/office/word/2020/wordml/sdtdatahash" xmlns:w16sdtfl="http://schemas.microsoft.com/office/word/2024/wordml/sdtformatlock" xmlns:w16se="http://schemas.microsoft.com/office/word/2015/wordml/symex" mc:Ignorable="w14 w15 w16se w16cid w16 w16cex w16sdtdh w16sdtfl w16du">
   <w:docDefaults>
     <w:rPrDefault>
       <w:rPr>
@@ -37316,7 +37352,7 @@
     </w:rPrDefault>
     <w:pPrDefault/>
   </w:docDefaults>
-  <w:latentStyles w:defLockedState="0" w:defUIPriority="99" w:defSemiHidden="0" w:defUnhideWhenUsed="0" w:defQFormat="0" w:count="375">
+  <w:latentStyles w:defLockedState="0" w:defUIPriority="99" w:defSemiHidden="0" w:defUnhideWhenUsed="0" w:defQFormat="0" w:count="376">
     <w:lsdException w:name="Normal" w:uiPriority="0" w:qFormat="1"/>
     <w:lsdException w:name="heading 1" w:uiPriority="9" w:qFormat="1"/>
     <w:lsdException w:name="heading 2" w:semiHidden="1" w:uiPriority="9" w:unhideWhenUsed="1" w:qFormat="1"/>
@@ -37692,6 +37728,7 @@
     <w:lsdException w:name="Smart Hyperlink" w:semiHidden="1" w:unhideWhenUsed="1"/>
     <w:lsdException w:name="Hashtag" w:semiHidden="1" w:unhideWhenUsed="1"/>
     <w:lsdException w:name="Unresolved Mention" w:semiHidden="1" w:unhideWhenUsed="1"/>
+    <w:lsdException w:name="Smart Link" w:semiHidden="1" w:unhideWhenUsed="1"/>
   </w:latentStyles>
   <w:style w:type="paragraph" w:default="1" w:styleId="a">
     <w:name w:val="Normal"/>
